--- a/GLMs/Portfolio/Portfolio Draft.docx
+++ b/GLMs/Portfolio/Portfolio Draft.docx
@@ -10,12 +10,12 @@
           <w:docPartUnique/>
         </w:docPartObj>
       </w:sdtPr>
+      <w:sdtEndPr/>
       <w:sdtContent>
         <w:p/>
+        <w:p/>
+        <w:p/>
         <w:p>
-          <w:r>
-            <w:br w:type="page"/>
-          </w:r>
           <w:r>
             <w:rPr>
               <w:noProof/>
@@ -191,6 +191,7 @@
                                       <w:dataBinding w:prefixMappings="xmlns:ns0='http://purl.org/dc/elements/1.1/' xmlns:ns1='http://schemas.openxmlformats.org/package/2006/metadata/core-properties' " w:xpath="/ns1:coreProperties[1]/ns0:title[1]" w:storeItemID="{6C3C8BC8-F283-45AE-878A-BAB7291924A1}"/>
                                       <w:text/>
                                     </w:sdtPr>
+                                    <w:sdtEndPr/>
                                     <w:sdtContent>
                                       <w:r>
                                         <w:rPr>
@@ -198,7 +199,7 @@
                                           <w:sz w:val="72"/>
                                           <w:szCs w:val="72"/>
                                         </w:rPr>
-                                        <w:t xml:space="preserve">Generalised Linear Models </w:t>
+                                        <w:t>Generalised Linear Models</w:t>
                                       </w:r>
                                     </w:sdtContent>
                                   </w:sdt>
@@ -361,6 +362,7 @@
                                 <w:dataBinding w:prefixMappings="xmlns:ns0='http://purl.org/dc/elements/1.1/' xmlns:ns1='http://schemas.openxmlformats.org/package/2006/metadata/core-properties' " w:xpath="/ns1:coreProperties[1]/ns0:title[1]" w:storeItemID="{6C3C8BC8-F283-45AE-878A-BAB7291924A1}"/>
                                 <w:text/>
                               </w:sdtPr>
+                              <w:sdtEndPr/>
                               <w:sdtContent>
                                 <w:r>
                                   <w:rPr>
@@ -368,7 +370,7 @@
                                     <w:sz w:val="72"/>
                                     <w:szCs w:val="72"/>
                                   </w:rPr>
-                                  <w:t xml:space="preserve">Generalised Linear Models </w:t>
+                                  <w:t>Generalised Linear Models</w:t>
                                 </w:r>
                               </w:sdtContent>
                             </w:sdt>
@@ -463,6 +465,7 @@
                                     <w:dataBinding w:prefixMappings="xmlns:ns0='http://schemas.openxmlformats.org/officeDocument/2006/extended-properties' " w:xpath="/ns0:Properties[1]/ns0:Company[1]" w:storeItemID="{6668398D-A668-4E3E-A5EB-62B293D839F1}"/>
                                     <w:text/>
                                   </w:sdtPr>
+                                  <w:sdtEndPr/>
                                   <w:sdtContent>
                                     <w:r>
                                       <w:rPr>
@@ -507,6 +510,7 @@
                                     <w:dataBinding w:prefixMappings="xmlns:ns0='http://schemas.microsoft.com/office/2006/coverPageProps' " w:xpath="/ns0:CoverPageProperties[1]/ns0:CompanyAddress[1]" w:storeItemID="{55AF091B-3C7A-41E3-B477-F2FDAA23CFDA}"/>
                                     <w:text/>
                                   </w:sdtPr>
+                                  <w:sdtEndPr/>
                                   <w:sdtContent>
                                     <w:r>
                                       <w:rPr>
@@ -571,6 +575,7 @@
                               <w:dataBinding w:prefixMappings="xmlns:ns0='http://schemas.openxmlformats.org/officeDocument/2006/extended-properties' " w:xpath="/ns0:Properties[1]/ns0:Company[1]" w:storeItemID="{6668398D-A668-4E3E-A5EB-62B293D839F1}"/>
                               <w:text/>
                             </w:sdtPr>
+                            <w:sdtEndPr/>
                             <w:sdtContent>
                               <w:r>
                                 <w:rPr>
@@ -615,6 +620,7 @@
                               <w:dataBinding w:prefixMappings="xmlns:ns0='http://schemas.microsoft.com/office/2006/coverPageProps' " w:xpath="/ns0:CoverPageProperties[1]/ns0:CompanyAddress[1]" w:storeItemID="{55AF091B-3C7A-41E3-B477-F2FDAA23CFDA}"/>
                               <w:text/>
                             </w:sdtPr>
+                            <w:sdtEndPr/>
                             <w:sdtContent>
                               <w:r>
                                 <w:rPr>
@@ -712,6 +718,7 @@
                                   <w:dataBinding w:prefixMappings="xmlns:ns0='http://purl.org/dc/elements/1.1/' xmlns:ns1='http://schemas.openxmlformats.org/package/2006/metadata/core-properties' " w:xpath="/ns1:coreProperties[1]/ns0:subject[1]" w:storeItemID="{6C3C8BC8-F283-45AE-878A-BAB7291924A1}"/>
                                   <w:text/>
                                 </w:sdtPr>
+                                <w:sdtEndPr/>
                                 <w:sdtContent>
                                   <w:p>
                                     <w:pPr>
@@ -750,6 +757,7 @@
                                   <w:dataBinding w:prefixMappings="xmlns:ns0='http://purl.org/dc/elements/1.1/' xmlns:ns1='http://schemas.openxmlformats.org/package/2006/metadata/core-properties' " w:xpath="/ns1:coreProperties[1]/ns0:creator[1]" w:storeItemID="{6C3C8BC8-F283-45AE-878A-BAB7291924A1}"/>
                                   <w:text/>
                                 </w:sdtPr>
+                                <w:sdtEndPr/>
                                 <w:sdtContent>
                                   <w:p>
                                     <w:pPr>
@@ -813,6 +821,7 @@
                             <w:dataBinding w:prefixMappings="xmlns:ns0='http://purl.org/dc/elements/1.1/' xmlns:ns1='http://schemas.openxmlformats.org/package/2006/metadata/core-properties' " w:xpath="/ns1:coreProperties[1]/ns0:subject[1]" w:storeItemID="{6C3C8BC8-F283-45AE-878A-BAB7291924A1}"/>
                             <w:text/>
                           </w:sdtPr>
+                          <w:sdtEndPr/>
                           <w:sdtContent>
                             <w:p>
                               <w:pPr>
@@ -851,6 +860,7 @@
                             <w:dataBinding w:prefixMappings="xmlns:ns0='http://purl.org/dc/elements/1.1/' xmlns:ns1='http://schemas.openxmlformats.org/package/2006/metadata/core-properties' " w:xpath="/ns1:coreProperties[1]/ns0:creator[1]" w:storeItemID="{6C3C8BC8-F283-45AE-878A-BAB7291924A1}"/>
                             <w:text/>
                           </w:sdtPr>
+                          <w:sdtEndPr/>
                           <w:sdtContent>
                             <w:p>
                               <w:pPr>
@@ -968,6 +978,7 @@
                                     <w:calendar w:val="gregorian"/>
                                   </w:date>
                                 </w:sdtPr>
+                                <w:sdtEndPr/>
                                 <w:sdtContent>
                                   <w:p>
                                     <w:pPr>
@@ -1035,6 +1046,7 @@
                               <w:calendar w:val="gregorian"/>
                             </w:date>
                           </w:sdtPr>
+                          <w:sdtEndPr/>
                           <w:sdtContent>
                             <w:p>
                               <w:pPr>
@@ -1068,48 +1080,3202 @@
           </w:r>
         </w:p>
         <w:p>
+          <w:pPr>
+            <w:pStyle w:val="Heading1"/>
+            <w:jc w:val="center"/>
+          </w:pPr>
+          <w:bookmarkStart w:id="0" w:name="_Toc235179418"/>
           <w:r>
-            <w:lastRenderedPageBreak/>
             <w:t>FOREWORD</w:t>
+          </w:r>
+          <w:bookmarkEnd w:id="0"/>
+        </w:p>
+        <w:p/>
+        <w:p/>
+        <w:p>
+          <w:r>
+            <w:t>This portfolio aims to surgically dissect the intricate cogs that drive the wheel of generalised linear models, it represents an ongoing effort to learn, understand, and apply concepts encountered both in lectures and through independent research. Although preliminary work had already begun at the time this foreword was written, the structure and guidance provided by our lecturer prompted a reframing of the overall approach.</w:t>
           </w:r>
         </w:p>
         <w:p>
           <w:r>
-            <w:t>This portfolio aims to surgically dissect the intricate cogs that drive the wheel of generalised linear models, it is an attempt to learn, understand, apply concepts learnt in class and learnt by personal research as at the time this foreword was written a bit of work has already been done but based on the guide so generously provided by our lecturer I’ve decided to reframe my approach to this portfolio.</w:t>
+            <w:t>The approach follows a deliberate, three stage progression.</w:t>
           </w:r>
         </w:p>
         <w:p>
           <w:r>
-            <w:t xml:space="preserve">The approach is simple firstly we understand terminology because they are inevitable and understanding terminology is akin to understand the language of the system, so the first part of this portfolio aims to unravel the mystery behind the statistical terminology used in this field of study some are familiar already but context is paramount in statistics. </w:t>
+            <w:t>The first stage addresses terminology. Statistical language is not incidental. It is the medium through which the entire framework of GLMs is understood and communicated. This section therefore unpacks the key terms used throughout the field. Some of these terms will already be familiar, but precision of context is essential in statistics, where a word’s meaning can shift depending on the model or assumption at hand.</w:t>
           </w:r>
         </w:p>
         <w:p>
           <w:r>
-            <w:t>Secondly,</w:t>
-          </w:r>
-          <w:r>
-            <w:t xml:space="preserve"> we will speak solely about the exponential family and what makes it so important we then expand on that by naming them and instances in which they are found no math yet just information galore just to stabilise my foundation going forward.</w:t>
+            <w:t>The second stage introduces the exponential family of distributions: What defines it, why it occupies such a central place in the theory of GLMs, and where its members arise in practice. This section will aim to consolidate conceptual foundations before formal derivations are introduced.</w:t>
           </w:r>
         </w:p>
         <w:p>
           <w:r>
-            <w:t>Then we can start diving deeper into the world of GLMS by starting at the simple linear model, and looking at the expanded cases of it and models like ANOVA and ANCOVA in which it is used.</w:t>
+            <w:t>The third stage moves into the mechanics of GLMs proper, beginning with the simple linear model and progressively expanding into its generalisations, including models such as ANOVA and ANCOVA, situating each within the broader GLM framework.</w:t>
           </w:r>
         </w:p>
         <w:p>
           <w:r>
-            <w:t>The aim of this foreword is to lightly debrief the reader on what is expected, I as the writer and researchers aim and utmost source of joy is for this portfolio to be a guiding manual capable of taking any one from zero to hero in the study of glms.</w:t>
+            <w:t>The purpose of this foreword is to orient the reader to what follows. My aim, both as the author of this portfolio and as the student of the subject, is for this document to function as a coherent guid, one capable of taking the reader from foundational uncertainty to confident understand of GLMs.</w:t>
           </w:r>
         </w:p>
         <w:p>
           <w:r>
-            <w:t xml:space="preserve">Elon Musk once said to his workers when he needed them to build a </w:t>
+            <w:t xml:space="preserve">Elon Musk, addressing engineers tasked with building a six-thousand-tonne die-casting machine capable of producing a car body in a single cycle, reportedly said: “Precision is not expensive, its mostly about caring”. Do you care to make it precise? Then you can make it precise. That principle guides the structure and rigor of this portfolio. With that said, let us begin. </w:t>
           </w:r>
           <w:r>
-            <w:t>6-ton</w:t>
+            <w:br w:type="page"/>
           </w:r>
+        </w:p>
+        <w:p>
+          <w:pPr>
+            <w:rPr>
+              <w:caps/>
+              <w:color w:val="FFFFFF" w:themeColor="background1"/>
+              <w:spacing w:val="15"/>
+              <w:sz w:val="22"/>
+              <w:szCs w:val="22"/>
+            </w:rPr>
+          </w:pPr>
           <w:r>
-            <w:t xml:space="preserve"> casting machine to cast the body of a car at one go he said and I quote “Precision is not hard, precision is a result of caring”. And that is what I intend to do so enough chit chat lets learn so new words.</w:t>
+            <w:lastRenderedPageBreak/>
+            <w:br w:type="page"/>
+          </w:r>
+        </w:p>
+        <w:sdt>
+          <w:sdtPr>
+            <w:rPr>
+              <w:lang w:val="en-GB"/>
+            </w:rPr>
+            <w:id w:val="1217401530"/>
+            <w:docPartObj>
+              <w:docPartGallery w:val="Table of Contents"/>
+              <w:docPartUnique/>
+            </w:docPartObj>
+          </w:sdtPr>
+          <w:sdtEndPr>
+            <w:rPr>
+              <w:b/>
+              <w:bCs/>
+              <w:caps w:val="0"/>
+              <w:color w:val="auto"/>
+              <w:spacing w:val="0"/>
+              <w:sz w:val="20"/>
+              <w:szCs w:val="20"/>
+            </w:rPr>
+          </w:sdtEndPr>
+          <w:sdtContent>
+            <w:p>
+              <w:pPr>
+                <w:pStyle w:val="TOCHeading"/>
+              </w:pPr>
+              <w:r>
+                <w:rPr>
+                  <w:lang w:val="en-GB"/>
+                </w:rPr>
+                <w:t>Contents</w:t>
+              </w:r>
+            </w:p>
+            <w:p>
+              <w:pPr>
+                <w:pStyle w:val="TOC1"/>
+                <w:tabs>
+                  <w:tab w:val="right" w:leader="dot" w:pos="9016"/>
+                </w:tabs>
+                <w:rPr>
+                  <w:noProof/>
+                </w:rPr>
+              </w:pPr>
+              <w:r>
+                <w:fldChar w:fldCharType="begin"/>
+              </w:r>
+              <w:r>
+                <w:instrText xml:space="preserve"> TOC \o "1-3" \h \z \u </w:instrText>
+              </w:r>
+              <w:r>
+                <w:fldChar w:fldCharType="separate"/>
+              </w:r>
+              <w:hyperlink w:anchor="_Toc235179418" w:history="1">
+                <w:r>
+                  <w:rPr>
+                    <w:rStyle w:val="Hyperlink"/>
+                    <w:noProof/>
+                  </w:rPr>
+                  <w:t>FOREWORD</w:t>
+                </w:r>
+                <w:r>
+                  <w:rPr>
+                    <w:noProof/>
+                    <w:webHidden/>
+                  </w:rPr>
+                  <w:tab/>
+                </w:r>
+                <w:r>
+                  <w:rPr>
+                    <w:noProof/>
+                    <w:webHidden/>
+                  </w:rPr>
+                  <w:fldChar w:fldCharType="begin"/>
+                </w:r>
+                <w:r>
+                  <w:rPr>
+                    <w:noProof/>
+                    <w:webHidden/>
+                  </w:rPr>
+                  <w:instrText xml:space="preserve"> PAGEREF _Toc235179418 \h </w:instrText>
+                </w:r>
+                <w:r>
+                  <w:rPr>
+                    <w:noProof/>
+                    <w:webHidden/>
+                  </w:rPr>
+                </w:r>
+                <w:r>
+                  <w:rPr>
+                    <w:noProof/>
+                    <w:webHidden/>
+                  </w:rPr>
+                  <w:fldChar w:fldCharType="separate"/>
+                </w:r>
+                <w:r>
+                  <w:rPr>
+                    <w:noProof/>
+                    <w:webHidden/>
+                  </w:rPr>
+                  <w:t>0</w:t>
+                </w:r>
+                <w:r>
+                  <w:rPr>
+                    <w:noProof/>
+                    <w:webHidden/>
+                  </w:rPr>
+                  <w:fldChar w:fldCharType="end"/>
+                </w:r>
+              </w:hyperlink>
+            </w:p>
+            <w:p>
+              <w:pPr>
+                <w:pStyle w:val="TOC1"/>
+                <w:tabs>
+                  <w:tab w:val="right" w:leader="dot" w:pos="9016"/>
+                </w:tabs>
+                <w:rPr>
+                  <w:noProof/>
+                </w:rPr>
+              </w:pPr>
+              <w:hyperlink w:anchor="_Toc235179419" w:history="1">
+                <w:r>
+                  <w:rPr>
+                    <w:rStyle w:val="Hyperlink"/>
+                    <w:noProof/>
+                  </w:rPr>
+                  <w:t>FOREWORD</w:t>
+                </w:r>
+                <w:r>
+                  <w:rPr>
+                    <w:noProof/>
+                    <w:webHidden/>
+                  </w:rPr>
+                  <w:tab/>
+                </w:r>
+                <w:r>
+                  <w:rPr>
+                    <w:noProof/>
+                    <w:webHidden/>
+                  </w:rPr>
+                  <w:fldChar w:fldCharType="begin"/>
+                </w:r>
+                <w:r>
+                  <w:rPr>
+                    <w:noProof/>
+                    <w:webHidden/>
+                  </w:rPr>
+                  <w:instrText xml:space="preserve"> PAGEREF _Toc235179419 \h </w:instrText>
+                </w:r>
+                <w:r>
+                  <w:rPr>
+                    <w:noProof/>
+                    <w:webHidden/>
+                  </w:rPr>
+                </w:r>
+                <w:r>
+                  <w:rPr>
+                    <w:noProof/>
+                    <w:webHidden/>
+                  </w:rPr>
+                  <w:fldChar w:fldCharType="separate"/>
+                </w:r>
+                <w:r>
+                  <w:rPr>
+                    <w:noProof/>
+                    <w:webHidden/>
+                  </w:rPr>
+                  <w:t>2</w:t>
+                </w:r>
+                <w:r>
+                  <w:rPr>
+                    <w:noProof/>
+                    <w:webHidden/>
+                  </w:rPr>
+                  <w:fldChar w:fldCharType="end"/>
+                </w:r>
+              </w:hyperlink>
+            </w:p>
+            <w:p>
+              <w:pPr>
+                <w:pStyle w:val="TOC1"/>
+                <w:tabs>
+                  <w:tab w:val="right" w:leader="dot" w:pos="9016"/>
+                </w:tabs>
+                <w:rPr>
+                  <w:noProof/>
+                </w:rPr>
+              </w:pPr>
+              <w:hyperlink w:anchor="_Toc235179420" w:history="1">
+                <w:r>
+                  <w:rPr>
+                    <w:rStyle w:val="Hyperlink"/>
+                    <w:noProof/>
+                  </w:rPr>
+                  <w:t>PART I: Statistical TERMINOLOGY</w:t>
+                </w:r>
+                <w:r>
+                  <w:rPr>
+                    <w:noProof/>
+                    <w:webHidden/>
+                  </w:rPr>
+                  <w:tab/>
+                </w:r>
+                <w:r>
+                  <w:rPr>
+                    <w:noProof/>
+                    <w:webHidden/>
+                  </w:rPr>
+                  <w:fldChar w:fldCharType="begin"/>
+                </w:r>
+                <w:r>
+                  <w:rPr>
+                    <w:noProof/>
+                    <w:webHidden/>
+                  </w:rPr>
+                  <w:instrText xml:space="preserve"> PAGEREF _Toc235179420 \h </w:instrText>
+                </w:r>
+                <w:r>
+                  <w:rPr>
+                    <w:noProof/>
+                    <w:webHidden/>
+                  </w:rPr>
+                </w:r>
+                <w:r>
+                  <w:rPr>
+                    <w:noProof/>
+                    <w:webHidden/>
+                  </w:rPr>
+                  <w:fldChar w:fldCharType="separate"/>
+                </w:r>
+                <w:r>
+                  <w:rPr>
+                    <w:noProof/>
+                    <w:webHidden/>
+                  </w:rPr>
+                  <w:t>3</w:t>
+                </w:r>
+                <w:r>
+                  <w:rPr>
+                    <w:noProof/>
+                    <w:webHidden/>
+                  </w:rPr>
+                  <w:fldChar w:fldCharType="end"/>
+                </w:r>
+              </w:hyperlink>
+            </w:p>
+            <w:p>
+              <w:pPr>
+                <w:pStyle w:val="TOC2"/>
+                <w:tabs>
+                  <w:tab w:val="right" w:leader="dot" w:pos="9016"/>
+                </w:tabs>
+                <w:rPr>
+                  <w:noProof/>
+                </w:rPr>
+              </w:pPr>
+              <w:hyperlink w:anchor="_Toc235179421" w:history="1">
+                <w:r>
+                  <w:rPr>
+                    <w:rStyle w:val="Hyperlink"/>
+                    <w:noProof/>
+                  </w:rPr>
+                  <w:t>FOUNDATIONAL CONCEPTS</w:t>
+                </w:r>
+                <w:r>
+                  <w:rPr>
+                    <w:noProof/>
+                    <w:webHidden/>
+                  </w:rPr>
+                  <w:tab/>
+                </w:r>
+                <w:r>
+                  <w:rPr>
+                    <w:noProof/>
+                    <w:webHidden/>
+                  </w:rPr>
+                  <w:fldChar w:fldCharType="begin"/>
+                </w:r>
+                <w:r>
+                  <w:rPr>
+                    <w:noProof/>
+                    <w:webHidden/>
+                  </w:rPr>
+                  <w:instrText xml:space="preserve"> PAGEREF _Toc235179421 \h </w:instrText>
+                </w:r>
+                <w:r>
+                  <w:rPr>
+                    <w:noProof/>
+                    <w:webHidden/>
+                  </w:rPr>
+                </w:r>
+                <w:r>
+                  <w:rPr>
+                    <w:noProof/>
+                    <w:webHidden/>
+                  </w:rPr>
+                  <w:fldChar w:fldCharType="separate"/>
+                </w:r>
+                <w:r>
+                  <w:rPr>
+                    <w:noProof/>
+                    <w:webHidden/>
+                  </w:rPr>
+                  <w:t>3</w:t>
+                </w:r>
+                <w:r>
+                  <w:rPr>
+                    <w:noProof/>
+                    <w:webHidden/>
+                  </w:rPr>
+                  <w:fldChar w:fldCharType="end"/>
+                </w:r>
+              </w:hyperlink>
+            </w:p>
+            <w:p>
+              <w:pPr>
+                <w:pStyle w:val="TOC3"/>
+                <w:tabs>
+                  <w:tab w:val="right" w:leader="dot" w:pos="9016"/>
+                </w:tabs>
+                <w:rPr>
+                  <w:noProof/>
+                </w:rPr>
+              </w:pPr>
+              <w:hyperlink w:anchor="_Toc235179422" w:history="1">
+                <w:r>
+                  <w:rPr>
+                    <w:rStyle w:val="Hyperlink"/>
+                    <w:noProof/>
+                  </w:rPr>
+                  <w:t>Linear Regression</w:t>
+                </w:r>
+                <w:r>
+                  <w:rPr>
+                    <w:noProof/>
+                    <w:webHidden/>
+                  </w:rPr>
+                  <w:tab/>
+                </w:r>
+                <w:r>
+                  <w:rPr>
+                    <w:noProof/>
+                    <w:webHidden/>
+                  </w:rPr>
+                  <w:fldChar w:fldCharType="begin"/>
+                </w:r>
+                <w:r>
+                  <w:rPr>
+                    <w:noProof/>
+                    <w:webHidden/>
+                  </w:rPr>
+                  <w:instrText xml:space="preserve"> PAGEREF _Toc235179422 \h </w:instrText>
+                </w:r>
+                <w:r>
+                  <w:rPr>
+                    <w:noProof/>
+                    <w:webHidden/>
+                  </w:rPr>
+                </w:r>
+                <w:r>
+                  <w:rPr>
+                    <w:noProof/>
+                    <w:webHidden/>
+                  </w:rPr>
+                  <w:fldChar w:fldCharType="separate"/>
+                </w:r>
+                <w:r>
+                  <w:rPr>
+                    <w:noProof/>
+                    <w:webHidden/>
+                  </w:rPr>
+                  <w:t>3</w:t>
+                </w:r>
+                <w:r>
+                  <w:rPr>
+                    <w:noProof/>
+                    <w:webHidden/>
+                  </w:rPr>
+                  <w:fldChar w:fldCharType="end"/>
+                </w:r>
+              </w:hyperlink>
+            </w:p>
+            <w:p>
+              <w:pPr>
+                <w:pStyle w:val="TOC3"/>
+                <w:tabs>
+                  <w:tab w:val="right" w:leader="dot" w:pos="9016"/>
+                </w:tabs>
+                <w:rPr>
+                  <w:noProof/>
+                </w:rPr>
+              </w:pPr>
+              <w:hyperlink w:anchor="_Toc235179423" w:history="1">
+                <w:r>
+                  <w:rPr>
+                    <w:rStyle w:val="Hyperlink"/>
+                    <w:noProof/>
+                  </w:rPr>
+                  <w:t>Simple Linear Regression</w:t>
+                </w:r>
+                <w:r>
+                  <w:rPr>
+                    <w:noProof/>
+                    <w:webHidden/>
+                  </w:rPr>
+                  <w:tab/>
+                </w:r>
+                <w:r>
+                  <w:rPr>
+                    <w:noProof/>
+                    <w:webHidden/>
+                  </w:rPr>
+                  <w:fldChar w:fldCharType="begin"/>
+                </w:r>
+                <w:r>
+                  <w:rPr>
+                    <w:noProof/>
+                    <w:webHidden/>
+                  </w:rPr>
+                  <w:instrText xml:space="preserve"> PAGEREF _Toc235179423 \h </w:instrText>
+                </w:r>
+                <w:r>
+                  <w:rPr>
+                    <w:noProof/>
+                    <w:webHidden/>
+                  </w:rPr>
+                </w:r>
+                <w:r>
+                  <w:rPr>
+                    <w:noProof/>
+                    <w:webHidden/>
+                  </w:rPr>
+                  <w:fldChar w:fldCharType="separate"/>
+                </w:r>
+                <w:r>
+                  <w:rPr>
+                    <w:noProof/>
+                    <w:webHidden/>
+                  </w:rPr>
+                  <w:t>3</w:t>
+                </w:r>
+                <w:r>
+                  <w:rPr>
+                    <w:noProof/>
+                    <w:webHidden/>
+                  </w:rPr>
+                  <w:fldChar w:fldCharType="end"/>
+                </w:r>
+              </w:hyperlink>
+            </w:p>
+            <w:p>
+              <w:pPr>
+                <w:pStyle w:val="TOC3"/>
+                <w:tabs>
+                  <w:tab w:val="right" w:leader="dot" w:pos="9016"/>
+                </w:tabs>
+                <w:rPr>
+                  <w:noProof/>
+                </w:rPr>
+              </w:pPr>
+              <w:hyperlink w:anchor="_Toc235179424" w:history="1">
+                <w:r>
+                  <w:rPr>
+                    <w:rStyle w:val="Hyperlink"/>
+                    <w:noProof/>
+                  </w:rPr>
+                  <w:t>Multiple Linear Regression</w:t>
+                </w:r>
+                <w:r>
+                  <w:rPr>
+                    <w:noProof/>
+                    <w:webHidden/>
+                  </w:rPr>
+                  <w:tab/>
+                </w:r>
+                <w:r>
+                  <w:rPr>
+                    <w:noProof/>
+                    <w:webHidden/>
+                  </w:rPr>
+                  <w:fldChar w:fldCharType="begin"/>
+                </w:r>
+                <w:r>
+                  <w:rPr>
+                    <w:noProof/>
+                    <w:webHidden/>
+                  </w:rPr>
+                  <w:instrText xml:space="preserve"> PAGEREF _Toc235179424 \h </w:instrText>
+                </w:r>
+                <w:r>
+                  <w:rPr>
+                    <w:noProof/>
+                    <w:webHidden/>
+                  </w:rPr>
+                </w:r>
+                <w:r>
+                  <w:rPr>
+                    <w:noProof/>
+                    <w:webHidden/>
+                  </w:rPr>
+                  <w:fldChar w:fldCharType="separate"/>
+                </w:r>
+                <w:r>
+                  <w:rPr>
+                    <w:noProof/>
+                    <w:webHidden/>
+                  </w:rPr>
+                  <w:t>3</w:t>
+                </w:r>
+                <w:r>
+                  <w:rPr>
+                    <w:noProof/>
+                    <w:webHidden/>
+                  </w:rPr>
+                  <w:fldChar w:fldCharType="end"/>
+                </w:r>
+              </w:hyperlink>
+            </w:p>
+            <w:p>
+              <w:pPr>
+                <w:pStyle w:val="TOC3"/>
+                <w:tabs>
+                  <w:tab w:val="right" w:leader="dot" w:pos="9016"/>
+                </w:tabs>
+                <w:rPr>
+                  <w:noProof/>
+                </w:rPr>
+              </w:pPr>
+              <w:hyperlink w:anchor="_Toc235179425" w:history="1">
+                <w:r>
+                  <w:rPr>
+                    <w:rStyle w:val="Hyperlink"/>
+                    <w:noProof/>
+                  </w:rPr>
+                  <w:t>Generalised Linear Model</w:t>
+                </w:r>
+                <w:r>
+                  <w:rPr>
+                    <w:noProof/>
+                    <w:webHidden/>
+                  </w:rPr>
+                  <w:tab/>
+                </w:r>
+                <w:r>
+                  <w:rPr>
+                    <w:noProof/>
+                    <w:webHidden/>
+                  </w:rPr>
+                  <w:fldChar w:fldCharType="begin"/>
+                </w:r>
+                <w:r>
+                  <w:rPr>
+                    <w:noProof/>
+                    <w:webHidden/>
+                  </w:rPr>
+                  <w:instrText xml:space="preserve"> PAGEREF _Toc235179425 \h </w:instrText>
+                </w:r>
+                <w:r>
+                  <w:rPr>
+                    <w:noProof/>
+                    <w:webHidden/>
+                  </w:rPr>
+                </w:r>
+                <w:r>
+                  <w:rPr>
+                    <w:noProof/>
+                    <w:webHidden/>
+                  </w:rPr>
+                  <w:fldChar w:fldCharType="separate"/>
+                </w:r>
+                <w:r>
+                  <w:rPr>
+                    <w:noProof/>
+                    <w:webHidden/>
+                  </w:rPr>
+                  <w:t>3</w:t>
+                </w:r>
+                <w:r>
+                  <w:rPr>
+                    <w:noProof/>
+                    <w:webHidden/>
+                  </w:rPr>
+                  <w:fldChar w:fldCharType="end"/>
+                </w:r>
+              </w:hyperlink>
+            </w:p>
+            <w:p>
+              <w:pPr>
+                <w:pStyle w:val="TOC3"/>
+                <w:tabs>
+                  <w:tab w:val="right" w:leader="dot" w:pos="9016"/>
+                </w:tabs>
+                <w:rPr>
+                  <w:noProof/>
+                </w:rPr>
+              </w:pPr>
+              <w:hyperlink w:anchor="_Toc235179426" w:history="1">
+                <w:r>
+                  <w:rPr>
+                    <w:rStyle w:val="Hyperlink"/>
+                    <w:noProof/>
+                  </w:rPr>
+                  <w:t>Log-linear Model</w:t>
+                </w:r>
+                <w:r>
+                  <w:rPr>
+                    <w:noProof/>
+                    <w:webHidden/>
+                  </w:rPr>
+                  <w:tab/>
+                </w:r>
+                <w:r>
+                  <w:rPr>
+                    <w:noProof/>
+                    <w:webHidden/>
+                  </w:rPr>
+                  <w:fldChar w:fldCharType="begin"/>
+                </w:r>
+                <w:r>
+                  <w:rPr>
+                    <w:noProof/>
+                    <w:webHidden/>
+                  </w:rPr>
+                  <w:instrText xml:space="preserve"> PAGEREF _Toc235179426 \h </w:instrText>
+                </w:r>
+                <w:r>
+                  <w:rPr>
+                    <w:noProof/>
+                    <w:webHidden/>
+                  </w:rPr>
+                </w:r>
+                <w:r>
+                  <w:rPr>
+                    <w:noProof/>
+                    <w:webHidden/>
+                  </w:rPr>
+                  <w:fldChar w:fldCharType="separate"/>
+                </w:r>
+                <w:r>
+                  <w:rPr>
+                    <w:noProof/>
+                    <w:webHidden/>
+                  </w:rPr>
+                  <w:t>3</w:t>
+                </w:r>
+                <w:r>
+                  <w:rPr>
+                    <w:noProof/>
+                    <w:webHidden/>
+                  </w:rPr>
+                  <w:fldChar w:fldCharType="end"/>
+                </w:r>
+              </w:hyperlink>
+            </w:p>
+            <w:p>
+              <w:pPr>
+                <w:pStyle w:val="TOC3"/>
+                <w:tabs>
+                  <w:tab w:val="right" w:leader="dot" w:pos="9016"/>
+                </w:tabs>
+                <w:rPr>
+                  <w:noProof/>
+                </w:rPr>
+              </w:pPr>
+              <w:hyperlink w:anchor="_Toc235179427" w:history="1">
+                <w:r>
+                  <w:rPr>
+                    <w:rStyle w:val="Hyperlink"/>
+                    <w:noProof/>
+                  </w:rPr>
+                  <w:t>Exponential Family</w:t>
+                </w:r>
+                <w:r>
+                  <w:rPr>
+                    <w:noProof/>
+                    <w:webHidden/>
+                  </w:rPr>
+                  <w:tab/>
+                </w:r>
+                <w:r>
+                  <w:rPr>
+                    <w:noProof/>
+                    <w:webHidden/>
+                  </w:rPr>
+                  <w:fldChar w:fldCharType="begin"/>
+                </w:r>
+                <w:r>
+                  <w:rPr>
+                    <w:noProof/>
+                    <w:webHidden/>
+                  </w:rPr>
+                  <w:instrText xml:space="preserve"> PAGEREF _Toc235179427 \h </w:instrText>
+                </w:r>
+                <w:r>
+                  <w:rPr>
+                    <w:noProof/>
+                    <w:webHidden/>
+                  </w:rPr>
+                </w:r>
+                <w:r>
+                  <w:rPr>
+                    <w:noProof/>
+                    <w:webHidden/>
+                  </w:rPr>
+                  <w:fldChar w:fldCharType="separate"/>
+                </w:r>
+                <w:r>
+                  <w:rPr>
+                    <w:noProof/>
+                    <w:webHidden/>
+                  </w:rPr>
+                  <w:t>4</w:t>
+                </w:r>
+                <w:r>
+                  <w:rPr>
+                    <w:noProof/>
+                    <w:webHidden/>
+                  </w:rPr>
+                  <w:fldChar w:fldCharType="end"/>
+                </w:r>
+              </w:hyperlink>
+            </w:p>
+            <w:p>
+              <w:pPr>
+                <w:pStyle w:val="TOC3"/>
+                <w:tabs>
+                  <w:tab w:val="right" w:leader="dot" w:pos="9016"/>
+                </w:tabs>
+                <w:rPr>
+                  <w:noProof/>
+                </w:rPr>
+              </w:pPr>
+              <w:hyperlink w:anchor="_Toc235179428" w:history="1">
+                <w:r>
+                  <w:rPr>
+                    <w:rStyle w:val="Hyperlink"/>
+                    <w:noProof/>
+                  </w:rPr>
+                  <w:t>Link Function</w:t>
+                </w:r>
+                <w:r>
+                  <w:rPr>
+                    <w:noProof/>
+                    <w:webHidden/>
+                  </w:rPr>
+                  <w:tab/>
+                </w:r>
+                <w:r>
+                  <w:rPr>
+                    <w:noProof/>
+                    <w:webHidden/>
+                  </w:rPr>
+                  <w:fldChar w:fldCharType="begin"/>
+                </w:r>
+                <w:r>
+                  <w:rPr>
+                    <w:noProof/>
+                    <w:webHidden/>
+                  </w:rPr>
+                  <w:instrText xml:space="preserve"> PAGEREF _Toc235179428 \h </w:instrText>
+                </w:r>
+                <w:r>
+                  <w:rPr>
+                    <w:noProof/>
+                    <w:webHidden/>
+                  </w:rPr>
+                </w:r>
+                <w:r>
+                  <w:rPr>
+                    <w:noProof/>
+                    <w:webHidden/>
+                  </w:rPr>
+                  <w:fldChar w:fldCharType="separate"/>
+                </w:r>
+                <w:r>
+                  <w:rPr>
+                    <w:noProof/>
+                    <w:webHidden/>
+                  </w:rPr>
+                  <w:t>4</w:t>
+                </w:r>
+                <w:r>
+                  <w:rPr>
+                    <w:noProof/>
+                    <w:webHidden/>
+                  </w:rPr>
+                  <w:fldChar w:fldCharType="end"/>
+                </w:r>
+              </w:hyperlink>
+            </w:p>
+            <w:p>
+              <w:pPr>
+                <w:pStyle w:val="TOC3"/>
+                <w:tabs>
+                  <w:tab w:val="right" w:leader="dot" w:pos="9016"/>
+                </w:tabs>
+                <w:rPr>
+                  <w:noProof/>
+                </w:rPr>
+              </w:pPr>
+              <w:hyperlink w:anchor="_Toc235179429" w:history="1">
+                <w:r>
+                  <w:rPr>
+                    <w:rStyle w:val="Hyperlink"/>
+                    <w:noProof/>
+                  </w:rPr>
+                  <w:t>Linear Predictor</w:t>
+                </w:r>
+                <w:r>
+                  <w:rPr>
+                    <w:noProof/>
+                    <w:webHidden/>
+                  </w:rPr>
+                  <w:tab/>
+                </w:r>
+                <w:r>
+                  <w:rPr>
+                    <w:noProof/>
+                    <w:webHidden/>
+                  </w:rPr>
+                  <w:fldChar w:fldCharType="begin"/>
+                </w:r>
+                <w:r>
+                  <w:rPr>
+                    <w:noProof/>
+                    <w:webHidden/>
+                  </w:rPr>
+                  <w:instrText xml:space="preserve"> PAGEREF _Toc235179429 \h </w:instrText>
+                </w:r>
+                <w:r>
+                  <w:rPr>
+                    <w:noProof/>
+                    <w:webHidden/>
+                  </w:rPr>
+                </w:r>
+                <w:r>
+                  <w:rPr>
+                    <w:noProof/>
+                    <w:webHidden/>
+                  </w:rPr>
+                  <w:fldChar w:fldCharType="separate"/>
+                </w:r>
+                <w:r>
+                  <w:rPr>
+                    <w:noProof/>
+                    <w:webHidden/>
+                  </w:rPr>
+                  <w:t>4</w:t>
+                </w:r>
+                <w:r>
+                  <w:rPr>
+                    <w:noProof/>
+                    <w:webHidden/>
+                  </w:rPr>
+                  <w:fldChar w:fldCharType="end"/>
+                </w:r>
+              </w:hyperlink>
+            </w:p>
+            <w:p>
+              <w:pPr>
+                <w:pStyle w:val="TOC3"/>
+                <w:tabs>
+                  <w:tab w:val="right" w:leader="dot" w:pos="9016"/>
+                </w:tabs>
+                <w:rPr>
+                  <w:noProof/>
+                </w:rPr>
+              </w:pPr>
+              <w:hyperlink w:anchor="_Toc235179430" w:history="1">
+                <w:r>
+                  <w:rPr>
+                    <w:rStyle w:val="Hyperlink"/>
+                    <w:noProof/>
+                  </w:rPr>
+                  <w:t>Parameters</w:t>
+                </w:r>
+                <w:r>
+                  <w:rPr>
+                    <w:noProof/>
+                    <w:webHidden/>
+                  </w:rPr>
+                  <w:tab/>
+                </w:r>
+                <w:r>
+                  <w:rPr>
+                    <w:noProof/>
+                    <w:webHidden/>
+                  </w:rPr>
+                  <w:fldChar w:fldCharType="begin"/>
+                </w:r>
+                <w:r>
+                  <w:rPr>
+                    <w:noProof/>
+                    <w:webHidden/>
+                  </w:rPr>
+                  <w:instrText xml:space="preserve"> PAGEREF _Toc235179430 \h </w:instrText>
+                </w:r>
+                <w:r>
+                  <w:rPr>
+                    <w:noProof/>
+                    <w:webHidden/>
+                  </w:rPr>
+                </w:r>
+                <w:r>
+                  <w:rPr>
+                    <w:noProof/>
+                    <w:webHidden/>
+                  </w:rPr>
+                  <w:fldChar w:fldCharType="separate"/>
+                </w:r>
+                <w:r>
+                  <w:rPr>
+                    <w:noProof/>
+                    <w:webHidden/>
+                  </w:rPr>
+                  <w:t>4</w:t>
+                </w:r>
+                <w:r>
+                  <w:rPr>
+                    <w:noProof/>
+                    <w:webHidden/>
+                  </w:rPr>
+                  <w:fldChar w:fldCharType="end"/>
+                </w:r>
+              </w:hyperlink>
+            </w:p>
+            <w:p>
+              <w:pPr>
+                <w:pStyle w:val="TOC3"/>
+                <w:tabs>
+                  <w:tab w:val="right" w:leader="dot" w:pos="9016"/>
+                </w:tabs>
+                <w:rPr>
+                  <w:noProof/>
+                </w:rPr>
+              </w:pPr>
+              <w:hyperlink w:anchor="_Toc235179431" w:history="1">
+                <w:r>
+                  <w:rPr>
+                    <w:rStyle w:val="Hyperlink"/>
+                    <w:noProof/>
+                  </w:rPr>
+                  <w:t>Natural parameter</w:t>
+                </w:r>
+                <w:r>
+                  <w:rPr>
+                    <w:noProof/>
+                    <w:webHidden/>
+                  </w:rPr>
+                  <w:tab/>
+                </w:r>
+                <w:r>
+                  <w:rPr>
+                    <w:noProof/>
+                    <w:webHidden/>
+                  </w:rPr>
+                  <w:fldChar w:fldCharType="begin"/>
+                </w:r>
+                <w:r>
+                  <w:rPr>
+                    <w:noProof/>
+                    <w:webHidden/>
+                  </w:rPr>
+                  <w:instrText xml:space="preserve"> PAGEREF _Toc235179431 \h </w:instrText>
+                </w:r>
+                <w:r>
+                  <w:rPr>
+                    <w:noProof/>
+                    <w:webHidden/>
+                  </w:rPr>
+                </w:r>
+                <w:r>
+                  <w:rPr>
+                    <w:noProof/>
+                    <w:webHidden/>
+                  </w:rPr>
+                  <w:fldChar w:fldCharType="separate"/>
+                </w:r>
+                <w:r>
+                  <w:rPr>
+                    <w:noProof/>
+                    <w:webHidden/>
+                  </w:rPr>
+                  <w:t>4</w:t>
+                </w:r>
+                <w:r>
+                  <w:rPr>
+                    <w:noProof/>
+                    <w:webHidden/>
+                  </w:rPr>
+                  <w:fldChar w:fldCharType="end"/>
+                </w:r>
+              </w:hyperlink>
+            </w:p>
+            <w:p>
+              <w:pPr>
+                <w:pStyle w:val="TOC3"/>
+                <w:tabs>
+                  <w:tab w:val="right" w:leader="dot" w:pos="9016"/>
+                </w:tabs>
+                <w:rPr>
+                  <w:noProof/>
+                </w:rPr>
+              </w:pPr>
+              <w:hyperlink w:anchor="_Toc235179432" w:history="1">
+                <w:r>
+                  <w:rPr>
+                    <w:rStyle w:val="Hyperlink"/>
+                    <w:noProof/>
+                  </w:rPr>
+                  <w:t>Sufficiency</w:t>
+                </w:r>
+                <w:r>
+                  <w:rPr>
+                    <w:noProof/>
+                    <w:webHidden/>
+                  </w:rPr>
+                  <w:tab/>
+                </w:r>
+                <w:r>
+                  <w:rPr>
+                    <w:noProof/>
+                    <w:webHidden/>
+                  </w:rPr>
+                  <w:fldChar w:fldCharType="begin"/>
+                </w:r>
+                <w:r>
+                  <w:rPr>
+                    <w:noProof/>
+                    <w:webHidden/>
+                  </w:rPr>
+                  <w:instrText xml:space="preserve"> PAGEREF _Toc235179432 \h </w:instrText>
+                </w:r>
+                <w:r>
+                  <w:rPr>
+                    <w:noProof/>
+                    <w:webHidden/>
+                  </w:rPr>
+                </w:r>
+                <w:r>
+                  <w:rPr>
+                    <w:noProof/>
+                    <w:webHidden/>
+                  </w:rPr>
+                  <w:fldChar w:fldCharType="separate"/>
+                </w:r>
+                <w:r>
+                  <w:rPr>
+                    <w:noProof/>
+                    <w:webHidden/>
+                  </w:rPr>
+                  <w:t>4</w:t>
+                </w:r>
+                <w:r>
+                  <w:rPr>
+                    <w:noProof/>
+                    <w:webHidden/>
+                  </w:rPr>
+                  <w:fldChar w:fldCharType="end"/>
+                </w:r>
+              </w:hyperlink>
+            </w:p>
+            <w:p>
+              <w:pPr>
+                <w:pStyle w:val="TOC3"/>
+                <w:tabs>
+                  <w:tab w:val="right" w:leader="dot" w:pos="9016"/>
+                </w:tabs>
+                <w:rPr>
+                  <w:noProof/>
+                </w:rPr>
+              </w:pPr>
+              <w:hyperlink w:anchor="_Toc235179433" w:history="1">
+                <w:r>
+                  <w:rPr>
+                    <w:rStyle w:val="Hyperlink"/>
+                    <w:noProof/>
+                  </w:rPr>
+                  <w:t>Sufficient Statistic</w:t>
+                </w:r>
+                <w:r>
+                  <w:rPr>
+                    <w:noProof/>
+                    <w:webHidden/>
+                  </w:rPr>
+                  <w:tab/>
+                </w:r>
+                <w:r>
+                  <w:rPr>
+                    <w:noProof/>
+                    <w:webHidden/>
+                  </w:rPr>
+                  <w:fldChar w:fldCharType="begin"/>
+                </w:r>
+                <w:r>
+                  <w:rPr>
+                    <w:noProof/>
+                    <w:webHidden/>
+                  </w:rPr>
+                  <w:instrText xml:space="preserve"> PAGEREF _Toc235179433 \h </w:instrText>
+                </w:r>
+                <w:r>
+                  <w:rPr>
+                    <w:noProof/>
+                    <w:webHidden/>
+                  </w:rPr>
+                </w:r>
+                <w:r>
+                  <w:rPr>
+                    <w:noProof/>
+                    <w:webHidden/>
+                  </w:rPr>
+                  <w:fldChar w:fldCharType="separate"/>
+                </w:r>
+                <w:r>
+                  <w:rPr>
+                    <w:noProof/>
+                    <w:webHidden/>
+                  </w:rPr>
+                  <w:t>4</w:t>
+                </w:r>
+                <w:r>
+                  <w:rPr>
+                    <w:noProof/>
+                    <w:webHidden/>
+                  </w:rPr>
+                  <w:fldChar w:fldCharType="end"/>
+                </w:r>
+              </w:hyperlink>
+            </w:p>
+            <w:p>
+              <w:pPr>
+                <w:pStyle w:val="TOC3"/>
+                <w:tabs>
+                  <w:tab w:val="right" w:leader="dot" w:pos="9016"/>
+                </w:tabs>
+                <w:rPr>
+                  <w:noProof/>
+                </w:rPr>
+              </w:pPr>
+              <w:hyperlink w:anchor="_Toc235179434" w:history="1">
+                <w:r>
+                  <w:rPr>
+                    <w:rStyle w:val="Hyperlink"/>
+                    <w:noProof/>
+                  </w:rPr>
+                  <w:t>Dispersion Parameter</w:t>
+                </w:r>
+                <w:r>
+                  <w:rPr>
+                    <w:noProof/>
+                    <w:webHidden/>
+                  </w:rPr>
+                  <w:tab/>
+                </w:r>
+                <w:r>
+                  <w:rPr>
+                    <w:noProof/>
+                    <w:webHidden/>
+                  </w:rPr>
+                  <w:fldChar w:fldCharType="begin"/>
+                </w:r>
+                <w:r>
+                  <w:rPr>
+                    <w:noProof/>
+                    <w:webHidden/>
+                  </w:rPr>
+                  <w:instrText xml:space="preserve"> PAGEREF _Toc235179434 \h </w:instrText>
+                </w:r>
+                <w:r>
+                  <w:rPr>
+                    <w:noProof/>
+                    <w:webHidden/>
+                  </w:rPr>
+                </w:r>
+                <w:r>
+                  <w:rPr>
+                    <w:noProof/>
+                    <w:webHidden/>
+                  </w:rPr>
+                  <w:fldChar w:fldCharType="separate"/>
+                </w:r>
+                <w:r>
+                  <w:rPr>
+                    <w:noProof/>
+                    <w:webHidden/>
+                  </w:rPr>
+                  <w:t>4</w:t>
+                </w:r>
+                <w:r>
+                  <w:rPr>
+                    <w:noProof/>
+                    <w:webHidden/>
+                  </w:rPr>
+                  <w:fldChar w:fldCharType="end"/>
+                </w:r>
+              </w:hyperlink>
+            </w:p>
+            <w:p>
+              <w:pPr>
+                <w:pStyle w:val="TOC3"/>
+                <w:tabs>
+                  <w:tab w:val="right" w:leader="dot" w:pos="9016"/>
+                </w:tabs>
+                <w:rPr>
+                  <w:noProof/>
+                </w:rPr>
+              </w:pPr>
+              <w:hyperlink w:anchor="_Toc235179435" w:history="1">
+                <w:r>
+                  <w:rPr>
+                    <w:rStyle w:val="Hyperlink"/>
+                    <w:noProof/>
+                  </w:rPr>
+                  <w:t>Log-partition function</w:t>
+                </w:r>
+                <w:r>
+                  <w:rPr>
+                    <w:noProof/>
+                    <w:webHidden/>
+                  </w:rPr>
+                  <w:tab/>
+                </w:r>
+                <w:r>
+                  <w:rPr>
+                    <w:noProof/>
+                    <w:webHidden/>
+                  </w:rPr>
+                  <w:fldChar w:fldCharType="begin"/>
+                </w:r>
+                <w:r>
+                  <w:rPr>
+                    <w:noProof/>
+                    <w:webHidden/>
+                  </w:rPr>
+                  <w:instrText xml:space="preserve"> PAGEREF _Toc235179435 \h </w:instrText>
+                </w:r>
+                <w:r>
+                  <w:rPr>
+                    <w:noProof/>
+                    <w:webHidden/>
+                  </w:rPr>
+                </w:r>
+                <w:r>
+                  <w:rPr>
+                    <w:noProof/>
+                    <w:webHidden/>
+                  </w:rPr>
+                  <w:fldChar w:fldCharType="separate"/>
+                </w:r>
+                <w:r>
+                  <w:rPr>
+                    <w:noProof/>
+                    <w:webHidden/>
+                  </w:rPr>
+                  <w:t>4</w:t>
+                </w:r>
+                <w:r>
+                  <w:rPr>
+                    <w:noProof/>
+                    <w:webHidden/>
+                  </w:rPr>
+                  <w:fldChar w:fldCharType="end"/>
+                </w:r>
+              </w:hyperlink>
+            </w:p>
+            <w:p>
+              <w:pPr>
+                <w:pStyle w:val="TOC3"/>
+                <w:tabs>
+                  <w:tab w:val="right" w:leader="dot" w:pos="9016"/>
+                </w:tabs>
+                <w:rPr>
+                  <w:noProof/>
+                </w:rPr>
+              </w:pPr>
+              <w:hyperlink w:anchor="_Toc235179436" w:history="1">
+                <w:r>
+                  <w:rPr>
+                    <w:rStyle w:val="Hyperlink"/>
+                    <w:noProof/>
+                  </w:rPr>
+                  <w:t>Score function</w:t>
+                </w:r>
+                <w:r>
+                  <w:rPr>
+                    <w:noProof/>
+                    <w:webHidden/>
+                  </w:rPr>
+                  <w:tab/>
+                </w:r>
+                <w:r>
+                  <w:rPr>
+                    <w:noProof/>
+                    <w:webHidden/>
+                  </w:rPr>
+                  <w:fldChar w:fldCharType="begin"/>
+                </w:r>
+                <w:r>
+                  <w:rPr>
+                    <w:noProof/>
+                    <w:webHidden/>
+                  </w:rPr>
+                  <w:instrText xml:space="preserve"> PAGEREF _Toc235179436 \h </w:instrText>
+                </w:r>
+                <w:r>
+                  <w:rPr>
+                    <w:noProof/>
+                    <w:webHidden/>
+                  </w:rPr>
+                </w:r>
+                <w:r>
+                  <w:rPr>
+                    <w:noProof/>
+                    <w:webHidden/>
+                  </w:rPr>
+                  <w:fldChar w:fldCharType="separate"/>
+                </w:r>
+                <w:r>
+                  <w:rPr>
+                    <w:noProof/>
+                    <w:webHidden/>
+                  </w:rPr>
+                  <w:t>4</w:t>
+                </w:r>
+                <w:r>
+                  <w:rPr>
+                    <w:noProof/>
+                    <w:webHidden/>
+                  </w:rPr>
+                  <w:fldChar w:fldCharType="end"/>
+                </w:r>
+              </w:hyperlink>
+            </w:p>
+            <w:p>
+              <w:pPr>
+                <w:pStyle w:val="TOC3"/>
+                <w:tabs>
+                  <w:tab w:val="right" w:leader="dot" w:pos="9016"/>
+                </w:tabs>
+                <w:rPr>
+                  <w:noProof/>
+                </w:rPr>
+              </w:pPr>
+              <w:hyperlink w:anchor="_Toc235179437" w:history="1">
+                <w:r>
+                  <w:rPr>
+                    <w:rStyle w:val="Hyperlink"/>
+                    <w:noProof/>
+                  </w:rPr>
+                  <w:t>Maximum Likelihood Estimates</w:t>
+                </w:r>
+                <w:r>
+                  <w:rPr>
+                    <w:noProof/>
+                    <w:webHidden/>
+                  </w:rPr>
+                  <w:tab/>
+                </w:r>
+                <w:r>
+                  <w:rPr>
+                    <w:noProof/>
+                    <w:webHidden/>
+                  </w:rPr>
+                  <w:fldChar w:fldCharType="begin"/>
+                </w:r>
+                <w:r>
+                  <w:rPr>
+                    <w:noProof/>
+                    <w:webHidden/>
+                  </w:rPr>
+                  <w:instrText xml:space="preserve"> PAGEREF _Toc235179437 \h </w:instrText>
+                </w:r>
+                <w:r>
+                  <w:rPr>
+                    <w:noProof/>
+                    <w:webHidden/>
+                  </w:rPr>
+                </w:r>
+                <w:r>
+                  <w:rPr>
+                    <w:noProof/>
+                    <w:webHidden/>
+                  </w:rPr>
+                  <w:fldChar w:fldCharType="separate"/>
+                </w:r>
+                <w:r>
+                  <w:rPr>
+                    <w:noProof/>
+                    <w:webHidden/>
+                  </w:rPr>
+                  <w:t>4</w:t>
+                </w:r>
+                <w:r>
+                  <w:rPr>
+                    <w:noProof/>
+                    <w:webHidden/>
+                  </w:rPr>
+                  <w:fldChar w:fldCharType="end"/>
+                </w:r>
+              </w:hyperlink>
+            </w:p>
+            <w:p>
+              <w:pPr>
+                <w:pStyle w:val="TOC3"/>
+                <w:tabs>
+                  <w:tab w:val="right" w:leader="dot" w:pos="9016"/>
+                </w:tabs>
+                <w:rPr>
+                  <w:noProof/>
+                </w:rPr>
+              </w:pPr>
+              <w:hyperlink w:anchor="_Toc235179438" w:history="1">
+                <w:r>
+                  <w:rPr>
+                    <w:rStyle w:val="Hyperlink"/>
+                    <w:noProof/>
+                  </w:rPr>
+                  <w:t>Canonical Form</w:t>
+                </w:r>
+                <w:r>
+                  <w:rPr>
+                    <w:noProof/>
+                    <w:webHidden/>
+                  </w:rPr>
+                  <w:tab/>
+                </w:r>
+                <w:r>
+                  <w:rPr>
+                    <w:noProof/>
+                    <w:webHidden/>
+                  </w:rPr>
+                  <w:fldChar w:fldCharType="begin"/>
+                </w:r>
+                <w:r>
+                  <w:rPr>
+                    <w:noProof/>
+                    <w:webHidden/>
+                  </w:rPr>
+                  <w:instrText xml:space="preserve"> PAGEREF _Toc235179438 \h </w:instrText>
+                </w:r>
+                <w:r>
+                  <w:rPr>
+                    <w:noProof/>
+                    <w:webHidden/>
+                  </w:rPr>
+                </w:r>
+                <w:r>
+                  <w:rPr>
+                    <w:noProof/>
+                    <w:webHidden/>
+                  </w:rPr>
+                  <w:fldChar w:fldCharType="separate"/>
+                </w:r>
+                <w:r>
+                  <w:rPr>
+                    <w:noProof/>
+                    <w:webHidden/>
+                  </w:rPr>
+                  <w:t>4</w:t>
+                </w:r>
+                <w:r>
+                  <w:rPr>
+                    <w:noProof/>
+                    <w:webHidden/>
+                  </w:rPr>
+                  <w:fldChar w:fldCharType="end"/>
+                </w:r>
+              </w:hyperlink>
+            </w:p>
+            <w:p>
+              <w:pPr>
+                <w:pStyle w:val="TOC3"/>
+                <w:tabs>
+                  <w:tab w:val="right" w:leader="dot" w:pos="9016"/>
+                </w:tabs>
+                <w:rPr>
+                  <w:noProof/>
+                </w:rPr>
+              </w:pPr>
+              <w:hyperlink w:anchor="_Toc235179439" w:history="1">
+                <w:r>
+                  <w:rPr>
+                    <w:rStyle w:val="Hyperlink"/>
+                    <w:noProof/>
+                  </w:rPr>
+                  <w:t>Probit</w:t>
+                </w:r>
+                <w:r>
+                  <w:rPr>
+                    <w:noProof/>
+                    <w:webHidden/>
+                  </w:rPr>
+                  <w:tab/>
+                </w:r>
+                <w:r>
+                  <w:rPr>
+                    <w:noProof/>
+                    <w:webHidden/>
+                  </w:rPr>
+                  <w:fldChar w:fldCharType="begin"/>
+                </w:r>
+                <w:r>
+                  <w:rPr>
+                    <w:noProof/>
+                    <w:webHidden/>
+                  </w:rPr>
+                  <w:instrText xml:space="preserve"> PAGEREF _Toc235179439 \h </w:instrText>
+                </w:r>
+                <w:r>
+                  <w:rPr>
+                    <w:noProof/>
+                    <w:webHidden/>
+                  </w:rPr>
+                </w:r>
+                <w:r>
+                  <w:rPr>
+                    <w:noProof/>
+                    <w:webHidden/>
+                  </w:rPr>
+                  <w:fldChar w:fldCharType="separate"/>
+                </w:r>
+                <w:r>
+                  <w:rPr>
+                    <w:noProof/>
+                    <w:webHidden/>
+                  </w:rPr>
+                  <w:t>4</w:t>
+                </w:r>
+                <w:r>
+                  <w:rPr>
+                    <w:noProof/>
+                    <w:webHidden/>
+                  </w:rPr>
+                  <w:fldChar w:fldCharType="end"/>
+                </w:r>
+              </w:hyperlink>
+            </w:p>
+            <w:p>
+              <w:pPr>
+                <w:pStyle w:val="TOC3"/>
+                <w:tabs>
+                  <w:tab w:val="right" w:leader="dot" w:pos="9016"/>
+                </w:tabs>
+                <w:rPr>
+                  <w:noProof/>
+                </w:rPr>
+              </w:pPr>
+              <w:hyperlink w:anchor="_Toc235179440" w:history="1">
+                <w:r>
+                  <w:rPr>
+                    <w:rStyle w:val="Hyperlink"/>
+                    <w:noProof/>
+                  </w:rPr>
+                  <w:t>Logit</w:t>
+                </w:r>
+                <w:r>
+                  <w:rPr>
+                    <w:noProof/>
+                    <w:webHidden/>
+                  </w:rPr>
+                  <w:tab/>
+                </w:r>
+                <w:r>
+                  <w:rPr>
+                    <w:noProof/>
+                    <w:webHidden/>
+                  </w:rPr>
+                  <w:fldChar w:fldCharType="begin"/>
+                </w:r>
+                <w:r>
+                  <w:rPr>
+                    <w:noProof/>
+                    <w:webHidden/>
+                  </w:rPr>
+                  <w:instrText xml:space="preserve"> PAGEREF _Toc235179440 \h </w:instrText>
+                </w:r>
+                <w:r>
+                  <w:rPr>
+                    <w:noProof/>
+                    <w:webHidden/>
+                  </w:rPr>
+                </w:r>
+                <w:r>
+                  <w:rPr>
+                    <w:noProof/>
+                    <w:webHidden/>
+                  </w:rPr>
+                  <w:fldChar w:fldCharType="separate"/>
+                </w:r>
+                <w:r>
+                  <w:rPr>
+                    <w:noProof/>
+                    <w:webHidden/>
+                  </w:rPr>
+                  <w:t>4</w:t>
+                </w:r>
+                <w:r>
+                  <w:rPr>
+                    <w:noProof/>
+                    <w:webHidden/>
+                  </w:rPr>
+                  <w:fldChar w:fldCharType="end"/>
+                </w:r>
+              </w:hyperlink>
+            </w:p>
+            <w:p>
+              <w:pPr>
+                <w:pStyle w:val="TOC3"/>
+                <w:tabs>
+                  <w:tab w:val="right" w:leader="dot" w:pos="9016"/>
+                </w:tabs>
+                <w:rPr>
+                  <w:noProof/>
+                </w:rPr>
+              </w:pPr>
+              <w:hyperlink w:anchor="_Toc235179441" w:history="1">
+                <w:r>
+                  <w:rPr>
+                    <w:rStyle w:val="Hyperlink"/>
+                    <w:noProof/>
+                  </w:rPr>
+                  <w:t>Nuisance Parameter</w:t>
+                </w:r>
+                <w:r>
+                  <w:rPr>
+                    <w:noProof/>
+                    <w:webHidden/>
+                  </w:rPr>
+                  <w:tab/>
+                </w:r>
+                <w:r>
+                  <w:rPr>
+                    <w:noProof/>
+                    <w:webHidden/>
+                  </w:rPr>
+                  <w:fldChar w:fldCharType="begin"/>
+                </w:r>
+                <w:r>
+                  <w:rPr>
+                    <w:noProof/>
+                    <w:webHidden/>
+                  </w:rPr>
+                  <w:instrText xml:space="preserve"> PAGEREF _Toc235179441 \h </w:instrText>
+                </w:r>
+                <w:r>
+                  <w:rPr>
+                    <w:noProof/>
+                    <w:webHidden/>
+                  </w:rPr>
+                </w:r>
+                <w:r>
+                  <w:rPr>
+                    <w:noProof/>
+                    <w:webHidden/>
+                  </w:rPr>
+                  <w:fldChar w:fldCharType="separate"/>
+                </w:r>
+                <w:r>
+                  <w:rPr>
+                    <w:noProof/>
+                    <w:webHidden/>
+                  </w:rPr>
+                  <w:t>4</w:t>
+                </w:r>
+                <w:r>
+                  <w:rPr>
+                    <w:noProof/>
+                    <w:webHidden/>
+                  </w:rPr>
+                  <w:fldChar w:fldCharType="end"/>
+                </w:r>
+              </w:hyperlink>
+            </w:p>
+            <w:p>
+              <w:pPr>
+                <w:pStyle w:val="TOC1"/>
+                <w:tabs>
+                  <w:tab w:val="right" w:leader="dot" w:pos="9016"/>
+                </w:tabs>
+                <w:rPr>
+                  <w:noProof/>
+                </w:rPr>
+              </w:pPr>
+              <w:hyperlink w:anchor="_Toc235179442" w:history="1">
+                <w:r>
+                  <w:rPr>
+                    <w:rStyle w:val="Hyperlink"/>
+                    <w:noProof/>
+                  </w:rPr>
+                  <w:t>PART II</w:t>
+                </w:r>
+                <w:r>
+                  <w:rPr>
+                    <w:noProof/>
+                    <w:webHidden/>
+                  </w:rPr>
+                  <w:tab/>
+                </w:r>
+                <w:r>
+                  <w:rPr>
+                    <w:noProof/>
+                    <w:webHidden/>
+                  </w:rPr>
+                  <w:fldChar w:fldCharType="begin"/>
+                </w:r>
+                <w:r>
+                  <w:rPr>
+                    <w:noProof/>
+                    <w:webHidden/>
+                  </w:rPr>
+                  <w:instrText xml:space="preserve"> PAGEREF _Toc235179442 \h </w:instrText>
+                </w:r>
+                <w:r>
+                  <w:rPr>
+                    <w:noProof/>
+                    <w:webHidden/>
+                  </w:rPr>
+                </w:r>
+                <w:r>
+                  <w:rPr>
+                    <w:noProof/>
+                    <w:webHidden/>
+                  </w:rPr>
+                  <w:fldChar w:fldCharType="separate"/>
+                </w:r>
+                <w:r>
+                  <w:rPr>
+                    <w:noProof/>
+                    <w:webHidden/>
+                  </w:rPr>
+                  <w:t>5</w:t>
+                </w:r>
+                <w:r>
+                  <w:rPr>
+                    <w:noProof/>
+                    <w:webHidden/>
+                  </w:rPr>
+                  <w:fldChar w:fldCharType="end"/>
+                </w:r>
+              </w:hyperlink>
+            </w:p>
+            <w:p>
+              <w:pPr>
+                <w:pStyle w:val="TOC2"/>
+                <w:tabs>
+                  <w:tab w:val="right" w:leader="dot" w:pos="9016"/>
+                </w:tabs>
+                <w:rPr>
+                  <w:noProof/>
+                </w:rPr>
+              </w:pPr>
+              <w:hyperlink w:anchor="_Toc235179443" w:history="1">
+                <w:r>
+                  <w:rPr>
+                    <w:rStyle w:val="Hyperlink"/>
+                    <w:noProof/>
+                  </w:rPr>
+                  <w:t>DEFINITION AND PROPERTIES</w:t>
+                </w:r>
+                <w:r>
+                  <w:rPr>
+                    <w:noProof/>
+                    <w:webHidden/>
+                  </w:rPr>
+                  <w:tab/>
+                </w:r>
+                <w:r>
+                  <w:rPr>
+                    <w:noProof/>
+                    <w:webHidden/>
+                  </w:rPr>
+                  <w:fldChar w:fldCharType="begin"/>
+                </w:r>
+                <w:r>
+                  <w:rPr>
+                    <w:noProof/>
+                    <w:webHidden/>
+                  </w:rPr>
+                  <w:instrText xml:space="preserve"> PAGEREF _Toc235179443 \h </w:instrText>
+                </w:r>
+                <w:r>
+                  <w:rPr>
+                    <w:noProof/>
+                    <w:webHidden/>
+                  </w:rPr>
+                </w:r>
+                <w:r>
+                  <w:rPr>
+                    <w:noProof/>
+                    <w:webHidden/>
+                  </w:rPr>
+                  <w:fldChar w:fldCharType="separate"/>
+                </w:r>
+                <w:r>
+                  <w:rPr>
+                    <w:noProof/>
+                    <w:webHidden/>
+                  </w:rPr>
+                  <w:t>5</w:t>
+                </w:r>
+                <w:r>
+                  <w:rPr>
+                    <w:noProof/>
+                    <w:webHidden/>
+                  </w:rPr>
+                  <w:fldChar w:fldCharType="end"/>
+                </w:r>
+              </w:hyperlink>
+            </w:p>
+            <w:p>
+              <w:pPr>
+                <w:pStyle w:val="TOC2"/>
+                <w:tabs>
+                  <w:tab w:val="right" w:leader="dot" w:pos="9016"/>
+                </w:tabs>
+                <w:rPr>
+                  <w:noProof/>
+                </w:rPr>
+              </w:pPr>
+              <w:hyperlink w:anchor="_Toc235179444" w:history="1">
+                <w:r>
+                  <w:rPr>
+                    <w:rStyle w:val="Hyperlink"/>
+                    <w:noProof/>
+                  </w:rPr>
+                  <w:t>WHY THE EXPONENTIAL FAMILY MATTERS</w:t>
+                </w:r>
+                <w:r>
+                  <w:rPr>
+                    <w:noProof/>
+                    <w:webHidden/>
+                  </w:rPr>
+                  <w:tab/>
+                </w:r>
+                <w:r>
+                  <w:rPr>
+                    <w:noProof/>
+                    <w:webHidden/>
+                  </w:rPr>
+                  <w:fldChar w:fldCharType="begin"/>
+                </w:r>
+                <w:r>
+                  <w:rPr>
+                    <w:noProof/>
+                    <w:webHidden/>
+                  </w:rPr>
+                  <w:instrText xml:space="preserve"> PAGEREF _Toc235179444 \h </w:instrText>
+                </w:r>
+                <w:r>
+                  <w:rPr>
+                    <w:noProof/>
+                    <w:webHidden/>
+                  </w:rPr>
+                </w:r>
+                <w:r>
+                  <w:rPr>
+                    <w:noProof/>
+                    <w:webHidden/>
+                  </w:rPr>
+                  <w:fldChar w:fldCharType="separate"/>
+                </w:r>
+                <w:r>
+                  <w:rPr>
+                    <w:noProof/>
+                    <w:webHidden/>
+                  </w:rPr>
+                  <w:t>5</w:t>
+                </w:r>
+                <w:r>
+                  <w:rPr>
+                    <w:noProof/>
+                    <w:webHidden/>
+                  </w:rPr>
+                  <w:fldChar w:fldCharType="end"/>
+                </w:r>
+              </w:hyperlink>
+            </w:p>
+            <w:p>
+              <w:pPr>
+                <w:pStyle w:val="TOC2"/>
+                <w:tabs>
+                  <w:tab w:val="right" w:leader="dot" w:pos="9016"/>
+                </w:tabs>
+                <w:rPr>
+                  <w:noProof/>
+                </w:rPr>
+              </w:pPr>
+              <w:hyperlink w:anchor="_Toc235179445" w:history="1">
+                <w:r>
+                  <w:rPr>
+                    <w:rStyle w:val="Hyperlink"/>
+                    <w:noProof/>
+                  </w:rPr>
+                  <w:t>MEMBERS OF THE EXPONENTIAL FAMILY</w:t>
+                </w:r>
+                <w:r>
+                  <w:rPr>
+                    <w:noProof/>
+                    <w:webHidden/>
+                  </w:rPr>
+                  <w:tab/>
+                </w:r>
+                <w:r>
+                  <w:rPr>
+                    <w:noProof/>
+                    <w:webHidden/>
+                  </w:rPr>
+                  <w:fldChar w:fldCharType="begin"/>
+                </w:r>
+                <w:r>
+                  <w:rPr>
+                    <w:noProof/>
+                    <w:webHidden/>
+                  </w:rPr>
+                  <w:instrText xml:space="preserve"> PAGEREF _Toc235179445 \h </w:instrText>
+                </w:r>
+                <w:r>
+                  <w:rPr>
+                    <w:noProof/>
+                    <w:webHidden/>
+                  </w:rPr>
+                </w:r>
+                <w:r>
+                  <w:rPr>
+                    <w:noProof/>
+                    <w:webHidden/>
+                  </w:rPr>
+                  <w:fldChar w:fldCharType="separate"/>
+                </w:r>
+                <w:r>
+                  <w:rPr>
+                    <w:noProof/>
+                    <w:webHidden/>
+                  </w:rPr>
+                  <w:t>5</w:t>
+                </w:r>
+                <w:r>
+                  <w:rPr>
+                    <w:noProof/>
+                    <w:webHidden/>
+                  </w:rPr>
+                  <w:fldChar w:fldCharType="end"/>
+                </w:r>
+              </w:hyperlink>
+            </w:p>
+            <w:p>
+              <w:pPr>
+                <w:pStyle w:val="TOC3"/>
+                <w:tabs>
+                  <w:tab w:val="right" w:leader="dot" w:pos="9016"/>
+                </w:tabs>
+                <w:rPr>
+                  <w:noProof/>
+                </w:rPr>
+              </w:pPr>
+              <w:hyperlink w:anchor="_Toc235179446" w:history="1">
+                <w:r>
+                  <w:rPr>
+                    <w:rStyle w:val="Hyperlink"/>
+                    <w:noProof/>
+                  </w:rPr>
+                  <w:t>NORMAL DISTRIBUTION</w:t>
+                </w:r>
+                <w:r>
+                  <w:rPr>
+                    <w:noProof/>
+                    <w:webHidden/>
+                  </w:rPr>
+                  <w:tab/>
+                </w:r>
+                <w:r>
+                  <w:rPr>
+                    <w:noProof/>
+                    <w:webHidden/>
+                  </w:rPr>
+                  <w:fldChar w:fldCharType="begin"/>
+                </w:r>
+                <w:r>
+                  <w:rPr>
+                    <w:noProof/>
+                    <w:webHidden/>
+                  </w:rPr>
+                  <w:instrText xml:space="preserve"> PAGEREF _Toc235179446 \h </w:instrText>
+                </w:r>
+                <w:r>
+                  <w:rPr>
+                    <w:noProof/>
+                    <w:webHidden/>
+                  </w:rPr>
+                </w:r>
+                <w:r>
+                  <w:rPr>
+                    <w:noProof/>
+                    <w:webHidden/>
+                  </w:rPr>
+                  <w:fldChar w:fldCharType="separate"/>
+                </w:r>
+                <w:r>
+                  <w:rPr>
+                    <w:noProof/>
+                    <w:webHidden/>
+                  </w:rPr>
+                  <w:t>5</w:t>
+                </w:r>
+                <w:r>
+                  <w:rPr>
+                    <w:noProof/>
+                    <w:webHidden/>
+                  </w:rPr>
+                  <w:fldChar w:fldCharType="end"/>
+                </w:r>
+              </w:hyperlink>
+            </w:p>
+            <w:p>
+              <w:pPr>
+                <w:pStyle w:val="TOC3"/>
+                <w:tabs>
+                  <w:tab w:val="right" w:leader="dot" w:pos="9016"/>
+                </w:tabs>
+                <w:rPr>
+                  <w:noProof/>
+                </w:rPr>
+              </w:pPr>
+              <w:hyperlink w:anchor="_Toc235179447" w:history="1">
+                <w:r>
+                  <w:rPr>
+                    <w:rStyle w:val="Hyperlink"/>
+                    <w:noProof/>
+                  </w:rPr>
+                  <w:t>BINOMIAL DISTRIBUTION</w:t>
+                </w:r>
+                <w:r>
+                  <w:rPr>
+                    <w:noProof/>
+                    <w:webHidden/>
+                  </w:rPr>
+                  <w:tab/>
+                </w:r>
+                <w:r>
+                  <w:rPr>
+                    <w:noProof/>
+                    <w:webHidden/>
+                  </w:rPr>
+                  <w:fldChar w:fldCharType="begin"/>
+                </w:r>
+                <w:r>
+                  <w:rPr>
+                    <w:noProof/>
+                    <w:webHidden/>
+                  </w:rPr>
+                  <w:instrText xml:space="preserve"> PAGEREF _Toc235179447 \h </w:instrText>
+                </w:r>
+                <w:r>
+                  <w:rPr>
+                    <w:noProof/>
+                    <w:webHidden/>
+                  </w:rPr>
+                </w:r>
+                <w:r>
+                  <w:rPr>
+                    <w:noProof/>
+                    <w:webHidden/>
+                  </w:rPr>
+                  <w:fldChar w:fldCharType="separate"/>
+                </w:r>
+                <w:r>
+                  <w:rPr>
+                    <w:noProof/>
+                    <w:webHidden/>
+                  </w:rPr>
+                  <w:t>5</w:t>
+                </w:r>
+                <w:r>
+                  <w:rPr>
+                    <w:noProof/>
+                    <w:webHidden/>
+                  </w:rPr>
+                  <w:fldChar w:fldCharType="end"/>
+                </w:r>
+              </w:hyperlink>
+            </w:p>
+            <w:p>
+              <w:pPr>
+                <w:pStyle w:val="TOC3"/>
+                <w:tabs>
+                  <w:tab w:val="right" w:leader="dot" w:pos="9016"/>
+                </w:tabs>
+                <w:rPr>
+                  <w:noProof/>
+                </w:rPr>
+              </w:pPr>
+              <w:hyperlink w:anchor="_Toc235179448" w:history="1">
+                <w:r>
+                  <w:rPr>
+                    <w:rStyle w:val="Hyperlink"/>
+                    <w:noProof/>
+                  </w:rPr>
+                  <w:t>POISSON DISTRIBUTION</w:t>
+                </w:r>
+                <w:r>
+                  <w:rPr>
+                    <w:noProof/>
+                    <w:webHidden/>
+                  </w:rPr>
+                  <w:tab/>
+                </w:r>
+                <w:r>
+                  <w:rPr>
+                    <w:noProof/>
+                    <w:webHidden/>
+                  </w:rPr>
+                  <w:fldChar w:fldCharType="begin"/>
+                </w:r>
+                <w:r>
+                  <w:rPr>
+                    <w:noProof/>
+                    <w:webHidden/>
+                  </w:rPr>
+                  <w:instrText xml:space="preserve"> PAGEREF _Toc235179448 \h </w:instrText>
+                </w:r>
+                <w:r>
+                  <w:rPr>
+                    <w:noProof/>
+                    <w:webHidden/>
+                  </w:rPr>
+                </w:r>
+                <w:r>
+                  <w:rPr>
+                    <w:noProof/>
+                    <w:webHidden/>
+                  </w:rPr>
+                  <w:fldChar w:fldCharType="separate"/>
+                </w:r>
+                <w:r>
+                  <w:rPr>
+                    <w:noProof/>
+                    <w:webHidden/>
+                  </w:rPr>
+                  <w:t>5</w:t>
+                </w:r>
+                <w:r>
+                  <w:rPr>
+                    <w:noProof/>
+                    <w:webHidden/>
+                  </w:rPr>
+                  <w:fldChar w:fldCharType="end"/>
+                </w:r>
+              </w:hyperlink>
+            </w:p>
+            <w:p>
+              <w:pPr>
+                <w:pStyle w:val="TOC3"/>
+                <w:tabs>
+                  <w:tab w:val="right" w:leader="dot" w:pos="9016"/>
+                </w:tabs>
+                <w:rPr>
+                  <w:noProof/>
+                </w:rPr>
+              </w:pPr>
+              <w:hyperlink w:anchor="_Toc235179449" w:history="1">
+                <w:r>
+                  <w:rPr>
+                    <w:rStyle w:val="Hyperlink"/>
+                    <w:noProof/>
+                  </w:rPr>
+                  <w:t>GAMMA DISTRIBUTION</w:t>
+                </w:r>
+                <w:r>
+                  <w:rPr>
+                    <w:noProof/>
+                    <w:webHidden/>
+                  </w:rPr>
+                  <w:tab/>
+                </w:r>
+                <w:r>
+                  <w:rPr>
+                    <w:noProof/>
+                    <w:webHidden/>
+                  </w:rPr>
+                  <w:fldChar w:fldCharType="begin"/>
+                </w:r>
+                <w:r>
+                  <w:rPr>
+                    <w:noProof/>
+                    <w:webHidden/>
+                  </w:rPr>
+                  <w:instrText xml:space="preserve"> PAGEREF _Toc235179449 \h </w:instrText>
+                </w:r>
+                <w:r>
+                  <w:rPr>
+                    <w:noProof/>
+                    <w:webHidden/>
+                  </w:rPr>
+                </w:r>
+                <w:r>
+                  <w:rPr>
+                    <w:noProof/>
+                    <w:webHidden/>
+                  </w:rPr>
+                  <w:fldChar w:fldCharType="separate"/>
+                </w:r>
+                <w:r>
+                  <w:rPr>
+                    <w:noProof/>
+                    <w:webHidden/>
+                  </w:rPr>
+                  <w:t>5</w:t>
+                </w:r>
+                <w:r>
+                  <w:rPr>
+                    <w:noProof/>
+                    <w:webHidden/>
+                  </w:rPr>
+                  <w:fldChar w:fldCharType="end"/>
+                </w:r>
+              </w:hyperlink>
+            </w:p>
+            <w:p>
+              <w:pPr>
+                <w:pStyle w:val="TOC1"/>
+                <w:tabs>
+                  <w:tab w:val="right" w:leader="dot" w:pos="9016"/>
+                </w:tabs>
+                <w:rPr>
+                  <w:noProof/>
+                </w:rPr>
+              </w:pPr>
+              <w:hyperlink w:anchor="_Toc235179450" w:history="1">
+                <w:r>
+                  <w:rPr>
+                    <w:rStyle w:val="Hyperlink"/>
+                    <w:noProof/>
+                  </w:rPr>
+                  <w:t>PART III: Generalised Linear Models</w:t>
+                </w:r>
+                <w:r>
+                  <w:rPr>
+                    <w:noProof/>
+                    <w:webHidden/>
+                  </w:rPr>
+                  <w:tab/>
+                </w:r>
+                <w:r>
+                  <w:rPr>
+                    <w:noProof/>
+                    <w:webHidden/>
+                  </w:rPr>
+                  <w:fldChar w:fldCharType="begin"/>
+                </w:r>
+                <w:r>
+                  <w:rPr>
+                    <w:noProof/>
+                    <w:webHidden/>
+                  </w:rPr>
+                  <w:instrText xml:space="preserve"> PAGEREF _Toc235179450 \h </w:instrText>
+                </w:r>
+                <w:r>
+                  <w:rPr>
+                    <w:noProof/>
+                    <w:webHidden/>
+                  </w:rPr>
+                </w:r>
+                <w:r>
+                  <w:rPr>
+                    <w:noProof/>
+                    <w:webHidden/>
+                  </w:rPr>
+                  <w:fldChar w:fldCharType="separate"/>
+                </w:r>
+                <w:r>
+                  <w:rPr>
+                    <w:noProof/>
+                    <w:webHidden/>
+                  </w:rPr>
+                  <w:t>6</w:t>
+                </w:r>
+                <w:r>
+                  <w:rPr>
+                    <w:noProof/>
+                    <w:webHidden/>
+                  </w:rPr>
+                  <w:fldChar w:fldCharType="end"/>
+                </w:r>
+              </w:hyperlink>
+            </w:p>
+            <w:p>
+              <w:pPr>
+                <w:pStyle w:val="TOC2"/>
+                <w:tabs>
+                  <w:tab w:val="right" w:leader="dot" w:pos="9016"/>
+                </w:tabs>
+                <w:rPr>
+                  <w:noProof/>
+                </w:rPr>
+              </w:pPr>
+              <w:hyperlink w:anchor="_Toc235179451" w:history="1">
+                <w:r>
+                  <w:rPr>
+                    <w:rStyle w:val="Hyperlink"/>
+                    <w:noProof/>
+                  </w:rPr>
+                  <w:t>The Simple Linear Model</w:t>
+                </w:r>
+                <w:r>
+                  <w:rPr>
+                    <w:noProof/>
+                    <w:webHidden/>
+                  </w:rPr>
+                  <w:tab/>
+                </w:r>
+                <w:r>
+                  <w:rPr>
+                    <w:noProof/>
+                    <w:webHidden/>
+                  </w:rPr>
+                  <w:fldChar w:fldCharType="begin"/>
+                </w:r>
+                <w:r>
+                  <w:rPr>
+                    <w:noProof/>
+                    <w:webHidden/>
+                  </w:rPr>
+                  <w:instrText xml:space="preserve"> PAGEREF _Toc235179451 \h </w:instrText>
+                </w:r>
+                <w:r>
+                  <w:rPr>
+                    <w:noProof/>
+                    <w:webHidden/>
+                  </w:rPr>
+                </w:r>
+                <w:r>
+                  <w:rPr>
+                    <w:noProof/>
+                    <w:webHidden/>
+                  </w:rPr>
+                  <w:fldChar w:fldCharType="separate"/>
+                </w:r>
+                <w:r>
+                  <w:rPr>
+                    <w:noProof/>
+                    <w:webHidden/>
+                  </w:rPr>
+                  <w:t>6</w:t>
+                </w:r>
+                <w:r>
+                  <w:rPr>
+                    <w:noProof/>
+                    <w:webHidden/>
+                  </w:rPr>
+                  <w:fldChar w:fldCharType="end"/>
+                </w:r>
+              </w:hyperlink>
+            </w:p>
+            <w:p>
+              <w:pPr>
+                <w:pStyle w:val="TOC2"/>
+                <w:tabs>
+                  <w:tab w:val="right" w:leader="dot" w:pos="9016"/>
+                </w:tabs>
+                <w:rPr>
+                  <w:noProof/>
+                </w:rPr>
+              </w:pPr>
+              <w:hyperlink w:anchor="_Toc235179452" w:history="1">
+                <w:r>
+                  <w:rPr>
+                    <w:rStyle w:val="Hyperlink"/>
+                    <w:noProof/>
+                  </w:rPr>
+                  <w:t>Extensions of the linear Model</w:t>
+                </w:r>
+                <w:r>
+                  <w:rPr>
+                    <w:noProof/>
+                    <w:webHidden/>
+                  </w:rPr>
+                  <w:tab/>
+                </w:r>
+                <w:r>
+                  <w:rPr>
+                    <w:noProof/>
+                    <w:webHidden/>
+                  </w:rPr>
+                  <w:fldChar w:fldCharType="begin"/>
+                </w:r>
+                <w:r>
+                  <w:rPr>
+                    <w:noProof/>
+                    <w:webHidden/>
+                  </w:rPr>
+                  <w:instrText xml:space="preserve"> PAGEREF _Toc235179452 \h </w:instrText>
+                </w:r>
+                <w:r>
+                  <w:rPr>
+                    <w:noProof/>
+                    <w:webHidden/>
+                  </w:rPr>
+                </w:r>
+                <w:r>
+                  <w:rPr>
+                    <w:noProof/>
+                    <w:webHidden/>
+                  </w:rPr>
+                  <w:fldChar w:fldCharType="separate"/>
+                </w:r>
+                <w:r>
+                  <w:rPr>
+                    <w:noProof/>
+                    <w:webHidden/>
+                  </w:rPr>
+                  <w:t>6</w:t>
+                </w:r>
+                <w:r>
+                  <w:rPr>
+                    <w:noProof/>
+                    <w:webHidden/>
+                  </w:rPr>
+                  <w:fldChar w:fldCharType="end"/>
+                </w:r>
+              </w:hyperlink>
+            </w:p>
+            <w:p>
+              <w:pPr>
+                <w:pStyle w:val="TOC3"/>
+                <w:tabs>
+                  <w:tab w:val="right" w:leader="dot" w:pos="9016"/>
+                </w:tabs>
+                <w:rPr>
+                  <w:noProof/>
+                </w:rPr>
+              </w:pPr>
+              <w:hyperlink w:anchor="_Toc235179453" w:history="1">
+                <w:r>
+                  <w:rPr>
+                    <w:rStyle w:val="Hyperlink"/>
+                    <w:noProof/>
+                  </w:rPr>
+                  <w:t>ANOVA</w:t>
+                </w:r>
+                <w:r>
+                  <w:rPr>
+                    <w:noProof/>
+                    <w:webHidden/>
+                  </w:rPr>
+                  <w:tab/>
+                </w:r>
+                <w:r>
+                  <w:rPr>
+                    <w:noProof/>
+                    <w:webHidden/>
+                  </w:rPr>
+                  <w:fldChar w:fldCharType="begin"/>
+                </w:r>
+                <w:r>
+                  <w:rPr>
+                    <w:noProof/>
+                    <w:webHidden/>
+                  </w:rPr>
+                  <w:instrText xml:space="preserve"> PAGEREF _Toc235179453 \h </w:instrText>
+                </w:r>
+                <w:r>
+                  <w:rPr>
+                    <w:noProof/>
+                    <w:webHidden/>
+                  </w:rPr>
+                </w:r>
+                <w:r>
+                  <w:rPr>
+                    <w:noProof/>
+                    <w:webHidden/>
+                  </w:rPr>
+                  <w:fldChar w:fldCharType="separate"/>
+                </w:r>
+                <w:r>
+                  <w:rPr>
+                    <w:noProof/>
+                    <w:webHidden/>
+                  </w:rPr>
+                  <w:t>6</w:t>
+                </w:r>
+                <w:r>
+                  <w:rPr>
+                    <w:noProof/>
+                    <w:webHidden/>
+                  </w:rPr>
+                  <w:fldChar w:fldCharType="end"/>
+                </w:r>
+              </w:hyperlink>
+            </w:p>
+            <w:p>
+              <w:pPr>
+                <w:pStyle w:val="TOC3"/>
+                <w:tabs>
+                  <w:tab w:val="right" w:leader="dot" w:pos="9016"/>
+                </w:tabs>
+                <w:rPr>
+                  <w:noProof/>
+                </w:rPr>
+              </w:pPr>
+              <w:hyperlink w:anchor="_Toc235179454" w:history="1">
+                <w:r>
+                  <w:rPr>
+                    <w:rStyle w:val="Hyperlink"/>
+                    <w:noProof/>
+                  </w:rPr>
+                  <w:t>ANCOVA</w:t>
+                </w:r>
+                <w:r>
+                  <w:rPr>
+                    <w:noProof/>
+                    <w:webHidden/>
+                  </w:rPr>
+                  <w:tab/>
+                </w:r>
+                <w:r>
+                  <w:rPr>
+                    <w:noProof/>
+                    <w:webHidden/>
+                  </w:rPr>
+                  <w:fldChar w:fldCharType="begin"/>
+                </w:r>
+                <w:r>
+                  <w:rPr>
+                    <w:noProof/>
+                    <w:webHidden/>
+                  </w:rPr>
+                  <w:instrText xml:space="preserve"> PAGEREF _Toc235179454 \h </w:instrText>
+                </w:r>
+                <w:r>
+                  <w:rPr>
+                    <w:noProof/>
+                    <w:webHidden/>
+                  </w:rPr>
+                </w:r>
+                <w:r>
+                  <w:rPr>
+                    <w:noProof/>
+                    <w:webHidden/>
+                  </w:rPr>
+                  <w:fldChar w:fldCharType="separate"/>
+                </w:r>
+                <w:r>
+                  <w:rPr>
+                    <w:noProof/>
+                    <w:webHidden/>
+                  </w:rPr>
+                  <w:t>6</w:t>
+                </w:r>
+                <w:r>
+                  <w:rPr>
+                    <w:noProof/>
+                    <w:webHidden/>
+                  </w:rPr>
+                  <w:fldChar w:fldCharType="end"/>
+                </w:r>
+              </w:hyperlink>
+            </w:p>
+            <w:p>
+              <w:pPr>
+                <w:pStyle w:val="TOC2"/>
+                <w:tabs>
+                  <w:tab w:val="right" w:leader="dot" w:pos="9016"/>
+                </w:tabs>
+                <w:rPr>
+                  <w:noProof/>
+                </w:rPr>
+              </w:pPr>
+              <w:hyperlink w:anchor="_Toc235179455" w:history="1">
+                <w:r>
+                  <w:rPr>
+                    <w:rStyle w:val="Hyperlink"/>
+                    <w:noProof/>
+                  </w:rPr>
+                  <w:t>The GLM Framework</w:t>
+                </w:r>
+                <w:r>
+                  <w:rPr>
+                    <w:noProof/>
+                    <w:webHidden/>
+                  </w:rPr>
+                  <w:tab/>
+                </w:r>
+                <w:r>
+                  <w:rPr>
+                    <w:noProof/>
+                    <w:webHidden/>
+                  </w:rPr>
+                  <w:fldChar w:fldCharType="begin"/>
+                </w:r>
+                <w:r>
+                  <w:rPr>
+                    <w:noProof/>
+                    <w:webHidden/>
+                  </w:rPr>
+                  <w:instrText xml:space="preserve"> PAGEREF _Toc235179455 \h </w:instrText>
+                </w:r>
+                <w:r>
+                  <w:rPr>
+                    <w:noProof/>
+                    <w:webHidden/>
+                  </w:rPr>
+                </w:r>
+                <w:r>
+                  <w:rPr>
+                    <w:noProof/>
+                    <w:webHidden/>
+                  </w:rPr>
+                  <w:fldChar w:fldCharType="separate"/>
+                </w:r>
+                <w:r>
+                  <w:rPr>
+                    <w:noProof/>
+                    <w:webHidden/>
+                  </w:rPr>
+                  <w:t>6</w:t>
+                </w:r>
+                <w:r>
+                  <w:rPr>
+                    <w:noProof/>
+                    <w:webHidden/>
+                  </w:rPr>
+                  <w:fldChar w:fldCharType="end"/>
+                </w:r>
+              </w:hyperlink>
+            </w:p>
+            <w:p>
+              <w:pPr>
+                <w:pStyle w:val="TOC3"/>
+                <w:tabs>
+                  <w:tab w:val="right" w:leader="dot" w:pos="9016"/>
+                </w:tabs>
+                <w:rPr>
+                  <w:noProof/>
+                </w:rPr>
+              </w:pPr>
+              <w:hyperlink w:anchor="_Toc235179456" w:history="1">
+                <w:r>
+                  <w:rPr>
+                    <w:rStyle w:val="Hyperlink"/>
+                    <w:noProof/>
+                  </w:rPr>
+                  <w:t>Link Functions</w:t>
+                </w:r>
+                <w:r>
+                  <w:rPr>
+                    <w:noProof/>
+                    <w:webHidden/>
+                  </w:rPr>
+                  <w:tab/>
+                </w:r>
+                <w:r>
+                  <w:rPr>
+                    <w:noProof/>
+                    <w:webHidden/>
+                  </w:rPr>
+                  <w:fldChar w:fldCharType="begin"/>
+                </w:r>
+                <w:r>
+                  <w:rPr>
+                    <w:noProof/>
+                    <w:webHidden/>
+                  </w:rPr>
+                  <w:instrText xml:space="preserve"> PAGEREF _Toc235179456 \h </w:instrText>
+                </w:r>
+                <w:r>
+                  <w:rPr>
+                    <w:noProof/>
+                    <w:webHidden/>
+                  </w:rPr>
+                </w:r>
+                <w:r>
+                  <w:rPr>
+                    <w:noProof/>
+                    <w:webHidden/>
+                  </w:rPr>
+                  <w:fldChar w:fldCharType="separate"/>
+                </w:r>
+                <w:r>
+                  <w:rPr>
+                    <w:noProof/>
+                    <w:webHidden/>
+                  </w:rPr>
+                  <w:t>6</w:t>
+                </w:r>
+                <w:r>
+                  <w:rPr>
+                    <w:noProof/>
+                    <w:webHidden/>
+                  </w:rPr>
+                  <w:fldChar w:fldCharType="end"/>
+                </w:r>
+              </w:hyperlink>
+            </w:p>
+            <w:p>
+              <w:pPr>
+                <w:pStyle w:val="TOC3"/>
+                <w:tabs>
+                  <w:tab w:val="right" w:leader="dot" w:pos="9016"/>
+                </w:tabs>
+                <w:rPr>
+                  <w:noProof/>
+                </w:rPr>
+              </w:pPr>
+              <w:hyperlink w:anchor="_Toc235179457" w:history="1">
+                <w:r>
+                  <w:rPr>
+                    <w:rStyle w:val="Hyperlink"/>
+                    <w:noProof/>
+                  </w:rPr>
+                  <w:t>MODEL FITTING</w:t>
+                </w:r>
+                <w:r>
+                  <w:rPr>
+                    <w:noProof/>
+                    <w:webHidden/>
+                  </w:rPr>
+                  <w:tab/>
+                </w:r>
+                <w:r>
+                  <w:rPr>
+                    <w:noProof/>
+                    <w:webHidden/>
+                  </w:rPr>
+                  <w:fldChar w:fldCharType="begin"/>
+                </w:r>
+                <w:r>
+                  <w:rPr>
+                    <w:noProof/>
+                    <w:webHidden/>
+                  </w:rPr>
+                  <w:instrText xml:space="preserve"> PAGEREF _Toc235179457 \h </w:instrText>
+                </w:r>
+                <w:r>
+                  <w:rPr>
+                    <w:noProof/>
+                    <w:webHidden/>
+                  </w:rPr>
+                </w:r>
+                <w:r>
+                  <w:rPr>
+                    <w:noProof/>
+                    <w:webHidden/>
+                  </w:rPr>
+                  <w:fldChar w:fldCharType="separate"/>
+                </w:r>
+                <w:r>
+                  <w:rPr>
+                    <w:noProof/>
+                    <w:webHidden/>
+                  </w:rPr>
+                  <w:t>6</w:t>
+                </w:r>
+                <w:r>
+                  <w:rPr>
+                    <w:noProof/>
+                    <w:webHidden/>
+                  </w:rPr>
+                  <w:fldChar w:fldCharType="end"/>
+                </w:r>
+              </w:hyperlink>
+            </w:p>
+            <w:p>
+              <w:pPr>
+                <w:pStyle w:val="TOC1"/>
+                <w:tabs>
+                  <w:tab w:val="right" w:leader="dot" w:pos="9016"/>
+                </w:tabs>
+                <w:rPr>
+                  <w:noProof/>
+                </w:rPr>
+              </w:pPr>
+              <w:hyperlink w:anchor="_Toc235179458" w:history="1">
+                <w:r>
+                  <w:rPr>
+                    <w:rStyle w:val="Hyperlink"/>
+                    <w:noProof/>
+                  </w:rPr>
+                  <w:t>Bibliography</w:t>
+                </w:r>
+                <w:r>
+                  <w:rPr>
+                    <w:noProof/>
+                    <w:webHidden/>
+                  </w:rPr>
+                  <w:tab/>
+                </w:r>
+                <w:r>
+                  <w:rPr>
+                    <w:noProof/>
+                    <w:webHidden/>
+                  </w:rPr>
+                  <w:fldChar w:fldCharType="begin"/>
+                </w:r>
+                <w:r>
+                  <w:rPr>
+                    <w:noProof/>
+                    <w:webHidden/>
+                  </w:rPr>
+                  <w:instrText xml:space="preserve"> PAGEREF _Toc235179458 \h </w:instrText>
+                </w:r>
+                <w:r>
+                  <w:rPr>
+                    <w:noProof/>
+                    <w:webHidden/>
+                  </w:rPr>
+                </w:r>
+                <w:r>
+                  <w:rPr>
+                    <w:noProof/>
+                    <w:webHidden/>
+                  </w:rPr>
+                  <w:fldChar w:fldCharType="separate"/>
+                </w:r>
+                <w:r>
+                  <w:rPr>
+                    <w:noProof/>
+                    <w:webHidden/>
+                  </w:rPr>
+                  <w:t>6</w:t>
+                </w:r>
+                <w:r>
+                  <w:rPr>
+                    <w:noProof/>
+                    <w:webHidden/>
+                  </w:rPr>
+                  <w:fldChar w:fldCharType="end"/>
+                </w:r>
+              </w:hyperlink>
+            </w:p>
+            <w:p>
+              <w:r>
+                <w:rPr>
+                  <w:b/>
+                  <w:bCs/>
+                  <w:lang w:val="en-GB"/>
+                </w:rPr>
+                <w:fldChar w:fldCharType="end"/>
+              </w:r>
+            </w:p>
+          </w:sdtContent>
+        </w:sdt>
+        <w:p>
+          <w:pPr>
+            <w:rPr>
+              <w:caps/>
+              <w:color w:val="FFFFFF" w:themeColor="background1"/>
+              <w:spacing w:val="15"/>
+              <w:sz w:val="22"/>
+              <w:szCs w:val="22"/>
+            </w:rPr>
+          </w:pPr>
+        </w:p>
+        <w:p>
+          <w:pPr>
+            <w:rPr>
+              <w:caps/>
+              <w:color w:val="FFFFFF" w:themeColor="background1"/>
+              <w:spacing w:val="15"/>
+              <w:sz w:val="22"/>
+              <w:szCs w:val="22"/>
+            </w:rPr>
+          </w:pPr>
+        </w:p>
+        <w:p>
+          <w:pPr>
+            <w:rPr>
+              <w:caps/>
+              <w:color w:val="FFFFFF" w:themeColor="background1"/>
+              <w:spacing w:val="15"/>
+              <w:sz w:val="22"/>
+              <w:szCs w:val="22"/>
+            </w:rPr>
+          </w:pPr>
+        </w:p>
+        <w:p>
+          <w:pPr>
+            <w:rPr>
+              <w:caps/>
+              <w:color w:val="FFFFFF" w:themeColor="background1"/>
+              <w:spacing w:val="15"/>
+              <w:sz w:val="22"/>
+              <w:szCs w:val="22"/>
+            </w:rPr>
+          </w:pPr>
+        </w:p>
+        <w:p>
+          <w:pPr>
+            <w:rPr>
+              <w:caps/>
+              <w:color w:val="FFFFFF" w:themeColor="background1"/>
+              <w:spacing w:val="15"/>
+              <w:sz w:val="22"/>
+              <w:szCs w:val="22"/>
+            </w:rPr>
+          </w:pPr>
+        </w:p>
+        <w:p>
+          <w:pPr>
+            <w:rPr>
+              <w:caps/>
+              <w:color w:val="FFFFFF" w:themeColor="background1"/>
+              <w:spacing w:val="15"/>
+              <w:sz w:val="22"/>
+              <w:szCs w:val="22"/>
+            </w:rPr>
+          </w:pPr>
+        </w:p>
+        <w:p>
+          <w:pPr>
+            <w:rPr>
+              <w:caps/>
+              <w:color w:val="FFFFFF" w:themeColor="background1"/>
+              <w:spacing w:val="15"/>
+              <w:sz w:val="22"/>
+              <w:szCs w:val="22"/>
+            </w:rPr>
+          </w:pPr>
+        </w:p>
+        <w:p>
+          <w:pPr>
+            <w:rPr>
+              <w:caps/>
+              <w:color w:val="FFFFFF" w:themeColor="background1"/>
+              <w:spacing w:val="15"/>
+              <w:sz w:val="22"/>
+              <w:szCs w:val="22"/>
+            </w:rPr>
+          </w:pPr>
+        </w:p>
+        <w:p>
+          <w:pPr>
+            <w:rPr>
+              <w:caps/>
+              <w:color w:val="FFFFFF" w:themeColor="background1"/>
+              <w:spacing w:val="15"/>
+              <w:sz w:val="22"/>
+              <w:szCs w:val="22"/>
+            </w:rPr>
+          </w:pPr>
+        </w:p>
+        <w:p>
+          <w:pPr>
+            <w:rPr>
+              <w:caps/>
+              <w:color w:val="FFFFFF" w:themeColor="background1"/>
+              <w:spacing w:val="15"/>
+              <w:sz w:val="22"/>
+              <w:szCs w:val="22"/>
+            </w:rPr>
+          </w:pPr>
+        </w:p>
+        <w:p>
+          <w:pPr>
+            <w:rPr>
+              <w:caps/>
+              <w:color w:val="FFFFFF" w:themeColor="background1"/>
+              <w:spacing w:val="15"/>
+              <w:sz w:val="22"/>
+              <w:szCs w:val="22"/>
+            </w:rPr>
+          </w:pPr>
+        </w:p>
+        <w:p>
+          <w:pPr>
+            <w:rPr>
+              <w:caps/>
+              <w:color w:val="FFFFFF" w:themeColor="background1"/>
+              <w:spacing w:val="15"/>
+              <w:sz w:val="22"/>
+              <w:szCs w:val="22"/>
+            </w:rPr>
+          </w:pPr>
+        </w:p>
+        <w:p>
+          <w:pPr>
+            <w:rPr>
+              <w:caps/>
+              <w:color w:val="FFFFFF" w:themeColor="background1"/>
+              <w:spacing w:val="15"/>
+              <w:sz w:val="22"/>
+              <w:szCs w:val="22"/>
+            </w:rPr>
+          </w:pPr>
+        </w:p>
+        <w:p>
+          <w:pPr>
+            <w:rPr>
+              <w:caps/>
+              <w:color w:val="FFFFFF" w:themeColor="background1"/>
+              <w:spacing w:val="15"/>
+              <w:sz w:val="22"/>
+              <w:szCs w:val="22"/>
+            </w:rPr>
+          </w:pPr>
+        </w:p>
+        <w:p>
+          <w:pPr>
+            <w:rPr>
+              <w:caps/>
+              <w:color w:val="FFFFFF" w:themeColor="background1"/>
+              <w:spacing w:val="15"/>
+              <w:sz w:val="22"/>
+              <w:szCs w:val="22"/>
+            </w:rPr>
+          </w:pPr>
+        </w:p>
+        <w:p>
+          <w:pPr>
+            <w:rPr>
+              <w:caps/>
+              <w:color w:val="FFFFFF" w:themeColor="background1"/>
+              <w:spacing w:val="15"/>
+              <w:sz w:val="22"/>
+              <w:szCs w:val="22"/>
+            </w:rPr>
+          </w:pPr>
+        </w:p>
+        <w:p>
+          <w:pPr>
+            <w:rPr>
+              <w:caps/>
+              <w:color w:val="FFFFFF" w:themeColor="background1"/>
+              <w:spacing w:val="15"/>
+              <w:sz w:val="22"/>
+              <w:szCs w:val="22"/>
+            </w:rPr>
+          </w:pPr>
+        </w:p>
+        <w:p>
+          <w:pPr>
+            <w:rPr>
+              <w:caps/>
+              <w:color w:val="FFFFFF" w:themeColor="background1"/>
+              <w:spacing w:val="15"/>
+              <w:sz w:val="22"/>
+              <w:szCs w:val="22"/>
+            </w:rPr>
+          </w:pPr>
+        </w:p>
+        <w:p>
+          <w:pPr>
+            <w:rPr>
+              <w:caps/>
+              <w:color w:val="FFFFFF" w:themeColor="background1"/>
+              <w:spacing w:val="15"/>
+              <w:sz w:val="22"/>
+              <w:szCs w:val="22"/>
+            </w:rPr>
+          </w:pPr>
+        </w:p>
+        <w:p>
+          <w:pPr>
+            <w:rPr>
+              <w:caps/>
+              <w:color w:val="FFFFFF" w:themeColor="background1"/>
+              <w:spacing w:val="15"/>
+              <w:sz w:val="22"/>
+              <w:szCs w:val="22"/>
+            </w:rPr>
+          </w:pPr>
+        </w:p>
+        <w:p>
+          <w:pPr>
+            <w:rPr>
+              <w:caps/>
+              <w:color w:val="FFFFFF" w:themeColor="background1"/>
+              <w:spacing w:val="15"/>
+              <w:sz w:val="22"/>
+              <w:szCs w:val="22"/>
+            </w:rPr>
+          </w:pPr>
+        </w:p>
+        <w:p>
+          <w:pPr>
+            <w:rPr>
+              <w:caps/>
+              <w:color w:val="FFFFFF" w:themeColor="background1"/>
+              <w:spacing w:val="15"/>
+              <w:sz w:val="22"/>
+              <w:szCs w:val="22"/>
+            </w:rPr>
+          </w:pPr>
+        </w:p>
+        <w:p>
+          <w:pPr>
+            <w:pStyle w:val="Heading1"/>
+            <w:jc w:val="center"/>
+          </w:pPr>
+          <w:bookmarkStart w:id="1" w:name="_Toc235179419"/>
+          <w:r>
+            <w:t>FOREWORD</w:t>
+          </w:r>
+          <w:bookmarkEnd w:id="1"/>
+        </w:p>
+        <w:p/>
+        <w:p/>
+        <w:p>
+          <w:r>
+            <w:t>This portfolio aims to surgically dissect the intricate cogs that drive the wheel of generalised linear models, it represents an ongoing effort to learn, understand, and apply concepts encountered both in lectures and through independent research. Although preliminary work had already begun at the time this foreword was written, the structure and guidance provided by our lecturer prompted a reframing of the overall approach.</w:t>
+          </w:r>
+        </w:p>
+        <w:p>
+          <w:r>
+            <w:t>The approach follows a deliberate, three stage progression.</w:t>
+          </w:r>
+        </w:p>
+        <w:p>
+          <w:r>
+            <w:t>The first stage addresses terminology. Statistical language is not incidental. It is the medium through which the entire framework of GLMs is understood and communicated. This section therefore unpacks the key terms used throughout the field. Some of these terms will already be familiar, but precision of context is essential in statistics, where a word’s meaning can shift depending on the model or assumption at hand.</w:t>
+          </w:r>
+        </w:p>
+        <w:p>
+          <w:r>
+            <w:t>The second stage introduces the exponential family of distributions: What defines it, why it occupies such a central place in the theory of GLMs, and where its members arise in practice. This section will aim to consolidate conceptual foundations before formal derivations are introduced.</w:t>
+          </w:r>
+        </w:p>
+        <w:p>
+          <w:r>
+            <w:t>The third stage moves into the mechanics of GLMs proper, beginning with the simple linear model and progressively expanding into its generalisations, including models such as ANOVA and ANCOVA, situating each within the broader GLM framework.</w:t>
+          </w:r>
+        </w:p>
+        <w:p>
+          <w:r>
+            <w:t>The purpose of this foreword is to orient the reader to what follows. My aim, both as the author of this portfolio and as the student of the subject, is for this document to function as a coherent guid, one capable of taking the reader from foundational uncertainty to confident understand of GLMs.</w:t>
+          </w:r>
+        </w:p>
+        <w:p>
+          <w:r>
+            <w:t xml:space="preserve">Elon Musk, addressing engineers tasked with building a six-thousand-tonne die-casting machine capable of producing a car body in a single cycle, reportedly said: “Precision is not expensive, its mostly about caring”. Do you care to make it precise? Then you can make it precise. That principle guides the structure and rigor of this portfolio. With that said, let us begin. </w:t>
           </w:r>
         </w:p>
         <w:p/>
@@ -1118,53 +4284,63 @@
             <w:br w:type="page"/>
           </w:r>
         </w:p>
+        <w:p/>
+        <w:p/>
+        <w:p/>
+        <w:p/>
       </w:sdtContent>
     </w:sdt>
     <w:p>
       <w:pPr>
         <w:pStyle w:val="Heading1"/>
       </w:pPr>
-      <w:r>
-        <w:lastRenderedPageBreak/>
-        <w:t>PRESCHOOL</w:t>
-      </w:r>
+      <w:bookmarkStart w:id="2" w:name="_Toc235179420"/>
+      <w:r>
+        <w:t xml:space="preserve">PART </w:t>
+      </w:r>
+      <w:r>
+        <w:t>I</w:t>
+      </w:r>
+      <w:r>
+        <w:t>: Statistical TERMINOLOGY</w:t>
+      </w:r>
+      <w:bookmarkEnd w:id="2"/>
     </w:p>
     <w:p>
       <w:pPr>
         <w:pStyle w:val="Heading2"/>
       </w:pPr>
-      <w:r>
-        <w:t>Key Terms</w:t>
-      </w:r>
-    </w:p>
-    <w:p>
-      <w:pPr>
-        <w:jc w:val="both"/>
-      </w:pPr>
+      <w:bookmarkStart w:id="3" w:name="_Toc235179421"/>
+      <w:r>
+        <w:t>FOUNDATIONAL CONCEPTS</w:t>
+      </w:r>
+      <w:bookmarkEnd w:id="3"/>
     </w:p>
     <w:p>
       <w:pPr>
         <w:jc w:val="both"/>
         <w:rPr>
-          <w:rFonts w:ascii="Aptos Display" w:hAnsi="Aptos Display" w:cs="Arial"/>
-          <w:i/>
-          <w:iCs/>
+          <w:rStyle w:val="Heading3Char"/>
         </w:rPr>
       </w:pPr>
+      <w:bookmarkStart w:id="4" w:name="_Toc235179422"/>
       <w:r>
         <w:rPr>
-          <w:color w:val="0F9ED5" w:themeColor="accent4"/>
-          <w:sz w:val="24"/>
-          <w:szCs w:val="24"/>
+          <w:rStyle w:val="Heading3Char"/>
         </w:rPr>
         <w:t>Linear Regression</w:t>
       </w:r>
-      <w:r>
+      <w:bookmarkEnd w:id="4"/>
+    </w:p>
+    <w:p>
+      <w:pPr>
+        <w:jc w:val="both"/>
         <w:rPr>
-          <w:rFonts w:ascii="Aptos Display" w:hAnsi="Aptos Display" w:cs="Arial"/>
+          <w:caps/>
+          <w:color w:val="0A2F40" w:themeColor="accent1" w:themeShade="7F"/>
+          <w:spacing w:val="15"/>
         </w:rPr>
-        <w:t>:</w:t>
-      </w:r>
+      </w:pPr>
       <w:r>
         <w:rPr>
           <w:rFonts w:ascii="Aptos Display" w:hAnsi="Aptos Display" w:cs="Arial"/>
@@ -1224,7 +4400,7 @@
       <w:pPr>
         <w:jc w:val="both"/>
         <w:rPr>
-          <w:rFonts w:ascii="Aptos Display" w:eastAsiaTheme="minorEastAsia" w:hAnsi="Aptos Display" w:cs="Arial"/>
+          <w:rFonts w:ascii="Aptos Display" w:hAnsi="Aptos Display" w:cs="Arial"/>
           <w:i/>
           <w:iCs/>
         </w:rPr>
@@ -1391,54 +4567,90 @@
       <w:pPr>
         <w:jc w:val="both"/>
         <w:rPr>
+          <w:rFonts w:ascii="Aptos Display" w:hAnsi="Aptos Display" w:cs="Arial"/>
           <w:i/>
           <w:iCs/>
         </w:rPr>
       </w:pPr>
+    </w:p>
+    <w:p>
+      <w:pPr>
+        <w:jc w:val="both"/>
+      </w:pPr>
+      <w:bookmarkStart w:id="5" w:name="_Toc235179423"/>
       <w:r>
         <w:rPr>
-          <w:b/>
-          <w:bCs/>
-          <w:color w:val="0F9ED5" w:themeColor="accent4"/>
-          <w:sz w:val="24"/>
-          <w:szCs w:val="24"/>
+          <w:rStyle w:val="Heading3Char"/>
         </w:rPr>
         <w:t>Simple Linear Regression</w:t>
       </w:r>
-      <w:r>
-        <w:t xml:space="preserve">: </w:t>
-      </w:r>
-      <w:r>
+      <w:bookmarkEnd w:id="5"/>
+    </w:p>
+    <w:p>
+      <w:pPr>
+        <w:jc w:val="both"/>
         <w:rPr>
           <w:rFonts w:ascii="Aptos Display" w:hAnsi="Aptos Display"/>
           <w:i/>
           <w:iCs/>
         </w:rPr>
-        <w:t>A linear regression with just one explanatory variable it’s a clear system with no confounding. Cause is most likely linked to effect.</w:t>
+      </w:pPr>
+      <w:r>
+        <w:rPr>
+          <w:rFonts w:ascii="Aptos Display" w:hAnsi="Aptos Display"/>
+          <w:i/>
+          <w:iCs/>
+        </w:rPr>
+        <w:t>A linear regression with just one ex</w:t>
+      </w:r>
+      <w:r>
+        <w:rPr>
+          <w:rFonts w:ascii="Aptos Display" w:hAnsi="Aptos Display"/>
+          <w:i/>
+          <w:iCs/>
+        </w:rPr>
+        <w:t>p</w:t>
+      </w:r>
+      <w:r>
+        <w:rPr>
+          <w:rFonts w:ascii="Aptos Display" w:hAnsi="Aptos Display"/>
+          <w:i/>
+          <w:iCs/>
+        </w:rPr>
+        <w:t>lanatory variable it’s a clear system with no confounding. Cause is most likely linked to effect.</w:t>
       </w:r>
     </w:p>
     <w:p>
       <w:pPr>
         <w:jc w:val="both"/>
+        <w:rPr>
+          <w:i/>
+          <w:iCs/>
+        </w:rPr>
       </w:pPr>
-      <w:r>
-        <w:rPr>
-          <w:b/>
-          <w:bCs/>
-          <w:color w:val="0F9ED5" w:themeColor="accent4"/>
-          <w:sz w:val="24"/>
-          <w:szCs w:val="24"/>
-        </w:rPr>
-        <w:t>Multiple Linear Regression</w:t>
-      </w:r>
-      <w:r>
+    </w:p>
+    <w:p>
+      <w:pPr>
+        <w:jc w:val="both"/>
         <w:rPr>
           <w:color w:val="000000" w:themeColor="text1"/>
           <w:sz w:val="24"/>
           <w:szCs w:val="24"/>
         </w:rPr>
-        <w:t>:</w:t>
-      </w:r>
+      </w:pPr>
+      <w:bookmarkStart w:id="6" w:name="_Toc235179424"/>
+      <w:r>
+        <w:rPr>
+          <w:rStyle w:val="Heading3Char"/>
+        </w:rPr>
+        <w:t>Multiple Linear Regression</w:t>
+      </w:r>
+      <w:bookmarkEnd w:id="6"/>
+    </w:p>
+    <w:p>
+      <w:pPr>
+        <w:jc w:val="both"/>
+      </w:pPr>
       <w:r>
         <w:rPr>
           <w:color w:val="000000" w:themeColor="text1"/>
@@ -1460,19 +4672,28 @@
       <w:pPr>
         <w:jc w:val="both"/>
       </w:pPr>
+    </w:p>
+    <w:p>
+      <w:pPr>
+        <w:jc w:val="both"/>
+      </w:pPr>
+      <w:bookmarkStart w:id="7" w:name="_Toc235179425"/>
       <w:r>
         <w:rPr>
-          <w:b/>
-          <w:bCs/>
-          <w:color w:val="00B0F0"/>
-          <w:sz w:val="24"/>
-          <w:szCs w:val="24"/>
+          <w:rStyle w:val="Heading3Char"/>
         </w:rPr>
         <w:t>Generalised Linear Model</w:t>
       </w:r>
-      <w:r>
-        <w:t xml:space="preserve">: </w:t>
-      </w:r>
+      <w:bookmarkEnd w:id="7"/>
+    </w:p>
+    <w:p>
+      <w:pPr>
+        <w:jc w:val="both"/>
+        <w:rPr>
+          <w:i/>
+          <w:iCs/>
+        </w:rPr>
+      </w:pPr>
       <w:r>
         <w:rPr>
           <w:i/>
@@ -1485,18 +4706,26 @@
       <w:pPr>
         <w:jc w:val="both"/>
       </w:pPr>
+    </w:p>
+    <w:p>
+      <w:pPr>
+        <w:jc w:val="both"/>
+      </w:pPr>
+      <w:bookmarkStart w:id="8" w:name="_Toc235179426"/>
       <w:r>
         <w:rPr>
-          <w:b/>
-          <w:bCs/>
-          <w:color w:val="00B0F0"/>
-          <w:sz w:val="24"/>
-          <w:szCs w:val="24"/>
+          <w:rStyle w:val="Heading3Char"/>
         </w:rPr>
         <w:t>Log-linear Model</w:t>
       </w:r>
-      <w:r>
-        <w:t xml:space="preserve">: </w:t>
+      <w:bookmarkEnd w:id="8"/>
+    </w:p>
+    <w:p>
+      <w:pPr>
+        <w:jc w:val="both"/>
+      </w:pPr>
+      <w:r>
+        <w:t xml:space="preserve"> </w:t>
       </w:r>
       <w:r>
         <w:rPr>
@@ -1530,9 +4759,6 @@
     <w:p>
       <w:pPr>
         <w:jc w:val="both"/>
-        <w:rPr>
-          <w:rFonts w:eastAsiaTheme="minorEastAsia"/>
-        </w:rPr>
       </w:pPr>
       <m:oMathPara>
         <m:oMath>
@@ -1698,14 +4924,11 @@
     <w:p>
       <w:pPr>
         <w:jc w:val="both"/>
-        <w:rPr>
-          <w:rFonts w:eastAsiaTheme="minorEastAsia"/>
-        </w:rPr>
       </w:pPr>
       <m:oMath>
         <m:r>
           <w:rPr>
-            <w:rFonts w:ascii="Cambria Math" w:eastAsiaTheme="minorEastAsia" w:hAnsi="Cambria Math"/>
+            <w:rFonts w:ascii="Cambria Math" w:hAnsi="Cambria Math"/>
           </w:rPr>
           <m:t xml:space="preserve">  </m:t>
         </m:r>
@@ -1713,7 +4936,7 @@
           <m:sSubPr>
             <m:ctrlPr>
               <w:rPr>
-                <w:rFonts w:ascii="Cambria Math" w:eastAsiaTheme="minorEastAsia" w:hAnsi="Cambria Math"/>
+                <w:rFonts w:ascii="Cambria Math" w:hAnsi="Cambria Math"/>
                 <w:i/>
               </w:rPr>
             </m:ctrlPr>
@@ -1721,7 +4944,7 @@
           <m:e>
             <m:r>
               <w:rPr>
-                <w:rFonts w:ascii="Cambria Math" w:eastAsiaTheme="minorEastAsia" w:hAnsi="Cambria Math"/>
+                <w:rFonts w:ascii="Cambria Math" w:hAnsi="Cambria Math"/>
               </w:rPr>
               <m:t>f</m:t>
             </m:r>
@@ -1729,7 +4952,7 @@
           <m:sub>
             <m:r>
               <w:rPr>
-                <w:rFonts w:ascii="Cambria Math" w:eastAsiaTheme="minorEastAsia" w:hAnsi="Cambria Math"/>
+                <w:rFonts w:ascii="Cambria Math" w:hAnsi="Cambria Math"/>
               </w:rPr>
               <m:t>i</m:t>
             </m:r>
@@ -1739,7 +4962,7 @@
           <m:dPr>
             <m:ctrlPr>
               <w:rPr>
-                <w:rFonts w:ascii="Cambria Math" w:eastAsiaTheme="minorEastAsia" w:hAnsi="Cambria Math"/>
+                <w:rFonts w:ascii="Cambria Math" w:hAnsi="Cambria Math"/>
                 <w:i/>
               </w:rPr>
             </m:ctrlPr>
@@ -1747,7 +4970,7 @@
           <m:e>
             <m:r>
               <w:rPr>
-                <w:rFonts w:ascii="Cambria Math" w:eastAsiaTheme="minorEastAsia" w:hAnsi="Cambria Math"/>
+                <w:rFonts w:ascii="Cambria Math" w:hAnsi="Cambria Math"/>
               </w:rPr>
               <m:t>X</m:t>
             </m:r>
@@ -1755,27 +4978,12 @@
         </m:d>
         <m:r>
           <w:rPr>
-            <w:rFonts w:ascii="Cambria Math" w:eastAsiaTheme="minorEastAsia" w:hAnsi="Cambria Math"/>
+            <w:rFonts w:ascii="Cambria Math" w:hAnsi="Cambria Math"/>
           </w:rPr>
-          <m:t xml:space="preserve">:quantities that are functions of </m:t>
-        </m:r>
-        <m:r>
-          <w:rPr>
-            <w:rFonts w:ascii="Cambria Math" w:eastAsiaTheme="minorEastAsia" w:hAnsi="Cambria Math"/>
-          </w:rPr>
-          <m:t xml:space="preserve">vector of values </m:t>
-        </m:r>
-        <m:r>
-          <w:rPr>
-            <w:rFonts w:ascii="Cambria Math" w:eastAsiaTheme="minorEastAsia" w:hAnsi="Cambria Math"/>
-          </w:rPr>
-          <m:t>X</m:t>
+          <m:t>:quantities that are functions of vector of values X</m:t>
         </m:r>
       </m:oMath>
       <w:r>
-        <w:rPr>
-          <w:rFonts w:eastAsiaTheme="minorEastAsia"/>
-        </w:rPr>
         <w:t xml:space="preserve">, </w:t>
       </w:r>
       <m:oMath>
@@ -1819,9 +5027,6 @@
         </m:r>
       </m:oMath>
       <w:r>
-        <w:rPr>
-          <w:rFonts w:eastAsiaTheme="minorEastAsia"/>
-        </w:rPr>
         <w:t>.</w:t>
       </w:r>
     </w:p>
@@ -1829,14 +5034,12 @@
       <w:pPr>
         <w:jc w:val="both"/>
         <w:rPr>
-          <w:rFonts w:eastAsiaTheme="minorEastAsia"/>
           <w:i/>
           <w:iCs/>
         </w:rPr>
       </w:pPr>
       <w:r>
         <w:rPr>
-          <w:rFonts w:eastAsiaTheme="minorEastAsia"/>
           <w:i/>
           <w:iCs/>
         </w:rPr>
@@ -1844,7 +5047,6 @@
       </w:r>
       <w:r>
         <w:rPr>
-          <w:rFonts w:eastAsiaTheme="minorEastAsia"/>
           <w:i/>
           <w:iCs/>
         </w:rPr>
@@ -1855,29 +5057,27 @@
       <w:pPr>
         <w:jc w:val="both"/>
       </w:pPr>
+      <w:bookmarkStart w:id="9" w:name="_Toc235179427"/>
       <w:r>
         <w:rPr>
-          <w:b/>
-          <w:bCs/>
-          <w:color w:val="00B0F0"/>
-          <w:sz w:val="24"/>
-          <w:szCs w:val="24"/>
+          <w:rStyle w:val="Heading3Char"/>
         </w:rPr>
+        <w:lastRenderedPageBreak/>
         <w:t>Exponential Family</w:t>
       </w:r>
-      <w:r>
-        <w:t>:</w:t>
-      </w:r>
-      <w:r>
-        <w:t xml:space="preserve"> An exponential family is a parametric set of probability distributions with this form</w:t>
-      </w:r>
+      <w:bookmarkEnd w:id="9"/>
     </w:p>
     <w:p>
       <w:pPr>
         <w:jc w:val="both"/>
-        <w:rPr>
-          <w:rFonts w:eastAsiaTheme="minorEastAsia"/>
-        </w:rPr>
+      </w:pPr>
+      <w:r>
+        <w:t xml:space="preserve"> An exponential family is a parametric set of probability distributions with this form</w:t>
+      </w:r>
+    </w:p>
+    <w:p>
+      <w:pPr>
+        <w:jc w:val="both"/>
       </w:pPr>
       <m:oMathPara>
         <m:oMath>
@@ -1885,7 +5085,7 @@
             <m:sSubPr>
               <m:ctrlPr>
                 <w:rPr>
-                  <w:rFonts w:ascii="Cambria Math" w:eastAsiaTheme="minorEastAsia" w:hAnsi="Cambria Math"/>
+                  <w:rFonts w:ascii="Cambria Math" w:hAnsi="Cambria Math"/>
                   <w:i/>
                 </w:rPr>
               </m:ctrlPr>
@@ -1893,7 +5093,7 @@
             <m:e>
               <m:r>
                 <w:rPr>
-                  <w:rFonts w:ascii="Cambria Math" w:eastAsiaTheme="minorEastAsia" w:hAnsi="Cambria Math"/>
+                  <w:rFonts w:ascii="Cambria Math" w:hAnsi="Cambria Math"/>
                 </w:rPr>
                 <m:t>f</m:t>
               </m:r>
@@ -1901,7 +5101,7 @@
             <m:sub>
               <m:r>
                 <w:rPr>
-                  <w:rFonts w:ascii="Cambria Math" w:eastAsiaTheme="minorEastAsia" w:hAnsi="Cambria Math"/>
+                  <w:rFonts w:ascii="Cambria Math" w:hAnsi="Cambria Math"/>
                 </w:rPr>
                 <m:t xml:space="preserve">X </m:t>
               </m:r>
@@ -2050,20 +5250,14 @@
     <w:p>
       <w:pPr>
         <w:jc w:val="both"/>
-        <w:rPr>
-          <w:rFonts w:eastAsiaTheme="minorEastAsia"/>
-        </w:rPr>
       </w:pPr>
       <w:r>
-        <w:rPr>
-          <w:rFonts w:eastAsiaTheme="minorEastAsia"/>
-        </w:rPr>
         <w:t xml:space="preserve"> </w:t>
       </w:r>
       <m:oMath>
         <m:r>
           <w:rPr>
-            <w:rFonts w:ascii="Cambria Math" w:eastAsiaTheme="minorEastAsia" w:hAnsi="Cambria Math"/>
+            <w:rFonts w:ascii="Cambria Math" w:hAnsi="Cambria Math"/>
           </w:rPr>
           <m:t>Where h</m:t>
         </m:r>
@@ -2071,7 +5265,7 @@
           <m:dPr>
             <m:ctrlPr>
               <w:rPr>
-                <w:rFonts w:ascii="Cambria Math" w:eastAsiaTheme="minorEastAsia" w:hAnsi="Cambria Math"/>
+                <w:rFonts w:ascii="Cambria Math" w:hAnsi="Cambria Math"/>
                 <w:i/>
               </w:rPr>
             </m:ctrlPr>
@@ -2079,7 +5273,7 @@
           <m:e>
             <m:r>
               <w:rPr>
-                <w:rFonts w:ascii="Cambria Math" w:eastAsiaTheme="minorEastAsia" w:hAnsi="Cambria Math"/>
+                <w:rFonts w:ascii="Cambria Math" w:hAnsi="Cambria Math"/>
               </w:rPr>
               <m:t>x</m:t>
             </m:r>
@@ -2087,7 +5281,7 @@
         </m:d>
         <m:r>
           <w:rPr>
-            <w:rFonts w:ascii="Cambria Math" w:eastAsiaTheme="minorEastAsia" w:hAnsi="Cambria Math"/>
+            <w:rFonts w:ascii="Cambria Math" w:hAnsi="Cambria Math"/>
           </w:rPr>
           <m:t xml:space="preserve"> is non negative and known, η</m:t>
         </m:r>
@@ -2095,7 +5289,7 @@
           <m:dPr>
             <m:ctrlPr>
               <w:rPr>
-                <w:rFonts w:ascii="Cambria Math" w:eastAsiaTheme="minorEastAsia" w:hAnsi="Cambria Math"/>
+                <w:rFonts w:ascii="Cambria Math" w:hAnsi="Cambria Math"/>
                 <w:i/>
               </w:rPr>
             </m:ctrlPr>
@@ -2103,7 +5297,7 @@
           <m:e>
             <m:r>
               <w:rPr>
-                <w:rFonts w:ascii="Cambria Math" w:eastAsiaTheme="minorEastAsia" w:hAnsi="Cambria Math"/>
+                <w:rFonts w:ascii="Cambria Math" w:hAnsi="Cambria Math"/>
               </w:rPr>
               <m:t>θ</m:t>
             </m:r>
@@ -2111,7 +5305,7 @@
         </m:d>
         <m:r>
           <w:rPr>
-            <w:rFonts w:ascii="Cambria Math" w:eastAsiaTheme="minorEastAsia" w:hAnsi="Cambria Math"/>
+            <w:rFonts w:ascii="Cambria Math" w:hAnsi="Cambria Math"/>
           </w:rPr>
           <m:t>,T</m:t>
         </m:r>
@@ -2119,7 +5313,7 @@
           <m:dPr>
             <m:ctrlPr>
               <w:rPr>
-                <w:rFonts w:ascii="Cambria Math" w:eastAsiaTheme="minorEastAsia" w:hAnsi="Cambria Math"/>
+                <w:rFonts w:ascii="Cambria Math" w:hAnsi="Cambria Math"/>
                 <w:i/>
               </w:rPr>
             </m:ctrlPr>
@@ -2127,7 +5321,7 @@
           <m:e>
             <m:r>
               <w:rPr>
-                <w:rFonts w:ascii="Cambria Math" w:eastAsiaTheme="minorEastAsia" w:hAnsi="Cambria Math"/>
+                <w:rFonts w:ascii="Cambria Math" w:hAnsi="Cambria Math"/>
               </w:rPr>
               <m:t>x</m:t>
             </m:r>
@@ -2135,7 +5329,7 @@
         </m:d>
         <m:r>
           <w:rPr>
-            <w:rFonts w:ascii="Cambria Math" w:eastAsiaTheme="minorEastAsia" w:hAnsi="Cambria Math"/>
+            <w:rFonts w:ascii="Cambria Math" w:hAnsi="Cambria Math"/>
           </w:rPr>
           <m:t>, A</m:t>
         </m:r>
@@ -2143,7 +5337,7 @@
           <m:dPr>
             <m:ctrlPr>
               <w:rPr>
-                <w:rFonts w:ascii="Cambria Math" w:eastAsiaTheme="minorEastAsia" w:hAnsi="Cambria Math"/>
+                <w:rFonts w:ascii="Cambria Math" w:hAnsi="Cambria Math"/>
                 <w:i/>
               </w:rPr>
             </m:ctrlPr>
@@ -2151,7 +5345,7 @@
           <m:e>
             <m:r>
               <w:rPr>
-                <w:rFonts w:ascii="Cambria Math" w:eastAsiaTheme="minorEastAsia" w:hAnsi="Cambria Math"/>
+                <w:rFonts w:ascii="Cambria Math" w:hAnsi="Cambria Math"/>
               </w:rPr>
               <m:t>θ</m:t>
             </m:r>
@@ -2159,7 +5353,7 @@
         </m:d>
         <m:r>
           <w:rPr>
-            <w:rFonts w:ascii="Cambria Math" w:eastAsiaTheme="minorEastAsia" w:hAnsi="Cambria Math"/>
+            <w:rFonts w:ascii="Cambria Math" w:hAnsi="Cambria Math"/>
           </w:rPr>
           <m:t xml:space="preserve"> are known as well</m:t>
         </m:r>
@@ -2169,276 +5363,59 @@
       <w:pPr>
         <w:jc w:val="both"/>
       </w:pPr>
+      <w:bookmarkStart w:id="10" w:name="_Toc235179428"/>
       <w:r>
         <w:rPr>
-          <w:b/>
-          <w:bCs/>
-          <w:color w:val="00B0F0"/>
-          <w:sz w:val="24"/>
-          <w:szCs w:val="24"/>
+          <w:rStyle w:val="Heading3Char"/>
         </w:rPr>
         <w:t>Link Function</w:t>
       </w:r>
-      <w:r>
-        <w:t xml:space="preserve">: </w:t>
-      </w:r>
-      <w:r>
-        <w:t xml:space="preserve">A link function likes the predicted mean of the response variable to the linear predictor in a GLM, in mathematics it expresses the predicted mean as a linear combination of predictors by the transformation below </w:t>
-      </w:r>
+      <w:bookmarkEnd w:id="10"/>
     </w:p>
     <w:p>
       <w:pPr>
         <w:jc w:val="both"/>
-        <w:rPr>
-          <w:rFonts w:eastAsiaTheme="minorEastAsia"/>
-        </w:rPr>
       </w:pPr>
-      <m:oMathPara>
-        <m:oMath>
-          <m:r>
-            <w:rPr>
-              <w:rFonts w:ascii="Cambria Math" w:eastAsiaTheme="minorEastAsia" w:hAnsi="Cambria Math"/>
-            </w:rPr>
-            <m:t>g</m:t>
-          </m:r>
-          <m:d>
-            <m:dPr>
-              <m:ctrlPr>
-                <w:rPr>
-                  <w:rFonts w:ascii="Cambria Math" w:eastAsiaTheme="minorEastAsia" w:hAnsi="Cambria Math"/>
-                  <w:i/>
-                </w:rPr>
-              </m:ctrlPr>
-            </m:dPr>
-            <m:e>
-              <m:r>
-                <w:rPr>
-                  <w:rFonts w:ascii="Cambria Math" w:eastAsiaTheme="minorEastAsia" w:hAnsi="Cambria Math"/>
-                </w:rPr>
-                <m:t>μ</m:t>
-              </m:r>
-            </m:e>
-          </m:d>
-          <m:r>
-            <w:rPr>
-              <w:rFonts w:ascii="Cambria Math" w:eastAsiaTheme="minorEastAsia" w:hAnsi="Cambria Math"/>
-            </w:rPr>
-            <m:t xml:space="preserve">= </m:t>
-          </m:r>
-          <m:sSub>
-            <m:sSubPr>
-              <m:ctrlPr>
-                <w:rPr>
-                  <w:rFonts w:ascii="Cambria Math" w:eastAsiaTheme="minorEastAsia" w:hAnsi="Cambria Math"/>
-                  <w:i/>
-                </w:rPr>
-              </m:ctrlPr>
-            </m:sSubPr>
-            <m:e>
-              <m:r>
-                <w:rPr>
-                  <w:rFonts w:ascii="Cambria Math" w:eastAsiaTheme="minorEastAsia" w:hAnsi="Cambria Math"/>
-                </w:rPr>
-                <m:t>β</m:t>
-              </m:r>
-            </m:e>
-            <m:sub>
-              <m:r>
-                <w:rPr>
-                  <w:rFonts w:ascii="Cambria Math" w:eastAsiaTheme="minorEastAsia" w:hAnsi="Cambria Math"/>
-                </w:rPr>
-                <m:t>0</m:t>
-              </m:r>
-            </m:sub>
-          </m:sSub>
-          <m:r>
-            <w:rPr>
-              <w:rFonts w:ascii="Cambria Math" w:eastAsiaTheme="minorEastAsia" w:hAnsi="Cambria Math"/>
-            </w:rPr>
-            <m:t xml:space="preserve">+ </m:t>
-          </m:r>
-          <m:sSub>
-            <m:sSubPr>
-              <m:ctrlPr>
-                <w:rPr>
-                  <w:rFonts w:ascii="Cambria Math" w:eastAsiaTheme="minorEastAsia" w:hAnsi="Cambria Math"/>
-                  <w:i/>
-                </w:rPr>
-              </m:ctrlPr>
-            </m:sSubPr>
-            <m:e>
-              <m:r>
-                <w:rPr>
-                  <w:rFonts w:ascii="Cambria Math" w:eastAsiaTheme="minorEastAsia" w:hAnsi="Cambria Math"/>
-                </w:rPr>
-                <m:t>β</m:t>
-              </m:r>
-            </m:e>
-            <m:sub>
-              <m:r>
-                <w:rPr>
-                  <w:rFonts w:ascii="Cambria Math" w:eastAsiaTheme="minorEastAsia" w:hAnsi="Cambria Math"/>
-                </w:rPr>
-                <m:t xml:space="preserve">1 </m:t>
-              </m:r>
-            </m:sub>
-          </m:sSub>
-          <m:sSub>
-            <m:sSubPr>
-              <m:ctrlPr>
-                <w:rPr>
-                  <w:rFonts w:ascii="Cambria Math" w:eastAsiaTheme="minorEastAsia" w:hAnsi="Cambria Math"/>
-                  <w:i/>
-                </w:rPr>
-              </m:ctrlPr>
-            </m:sSubPr>
-            <m:e>
-              <m:r>
-                <w:rPr>
-                  <w:rFonts w:ascii="Cambria Math" w:eastAsiaTheme="minorEastAsia" w:hAnsi="Cambria Math"/>
-                </w:rPr>
-                <m:t>x</m:t>
-              </m:r>
-            </m:e>
-            <m:sub>
-              <m:r>
-                <w:rPr>
-                  <w:rFonts w:ascii="Cambria Math" w:eastAsiaTheme="minorEastAsia" w:hAnsi="Cambria Math"/>
-                </w:rPr>
-                <m:t>1</m:t>
-              </m:r>
-            </m:sub>
-          </m:sSub>
-          <m:r>
-            <w:rPr>
-              <w:rFonts w:ascii="Cambria Math" w:eastAsiaTheme="minorEastAsia" w:hAnsi="Cambria Math"/>
-            </w:rPr>
-            <m:t>+</m:t>
-          </m:r>
-          <m:sSub>
-            <m:sSubPr>
-              <m:ctrlPr>
-                <w:rPr>
-                  <w:rFonts w:ascii="Cambria Math" w:eastAsiaTheme="minorEastAsia" w:hAnsi="Cambria Math"/>
-                  <w:i/>
-                </w:rPr>
-              </m:ctrlPr>
-            </m:sSubPr>
-            <m:e>
-              <m:r>
-                <w:rPr>
-                  <w:rFonts w:ascii="Cambria Math" w:eastAsiaTheme="minorEastAsia" w:hAnsi="Cambria Math"/>
-                </w:rPr>
-                <m:t>β</m:t>
-              </m:r>
-            </m:e>
-            <m:sub>
-              <m:r>
-                <w:rPr>
-                  <w:rFonts w:ascii="Cambria Math" w:eastAsiaTheme="minorEastAsia" w:hAnsi="Cambria Math"/>
-                </w:rPr>
-                <m:t>2</m:t>
-              </m:r>
-              <m:r>
-                <w:rPr>
-                  <w:rFonts w:ascii="Cambria Math" w:eastAsiaTheme="minorEastAsia" w:hAnsi="Cambria Math"/>
-                </w:rPr>
-                <m:t xml:space="preserve"> </m:t>
-              </m:r>
-            </m:sub>
-          </m:sSub>
-          <m:sSub>
-            <m:sSubPr>
-              <m:ctrlPr>
-                <w:rPr>
-                  <w:rFonts w:ascii="Cambria Math" w:eastAsiaTheme="minorEastAsia" w:hAnsi="Cambria Math"/>
-                  <w:i/>
-                </w:rPr>
-              </m:ctrlPr>
-            </m:sSubPr>
-            <m:e>
-              <m:r>
-                <w:rPr>
-                  <w:rFonts w:ascii="Cambria Math" w:eastAsiaTheme="minorEastAsia" w:hAnsi="Cambria Math"/>
-                </w:rPr>
-                <m:t>x</m:t>
-              </m:r>
-            </m:e>
-            <m:sub>
-              <m:r>
-                <w:rPr>
-                  <w:rFonts w:ascii="Cambria Math" w:eastAsiaTheme="minorEastAsia" w:hAnsi="Cambria Math"/>
-                </w:rPr>
-                <m:t>2</m:t>
-              </m:r>
-            </m:sub>
-          </m:sSub>
-          <m:r>
-            <w:rPr>
-              <w:rFonts w:ascii="Cambria Math" w:eastAsiaTheme="minorEastAsia" w:hAnsi="Cambria Math"/>
-            </w:rPr>
-            <m:t xml:space="preserve">+…+ </m:t>
-          </m:r>
-          <m:sSub>
-            <m:sSubPr>
-              <m:ctrlPr>
-                <w:rPr>
-                  <w:rFonts w:ascii="Cambria Math" w:eastAsiaTheme="minorEastAsia" w:hAnsi="Cambria Math"/>
-                  <w:i/>
-                </w:rPr>
-              </m:ctrlPr>
-            </m:sSubPr>
-            <m:e>
-              <m:r>
-                <w:rPr>
-                  <w:rFonts w:ascii="Cambria Math" w:eastAsiaTheme="minorEastAsia" w:hAnsi="Cambria Math"/>
-                </w:rPr>
-                <m:t>β</m:t>
-              </m:r>
-            </m:e>
-            <m:sub>
-              <m:r>
-                <w:rPr>
-                  <w:rFonts w:ascii="Cambria Math" w:eastAsiaTheme="minorEastAsia" w:hAnsi="Cambria Math"/>
-                </w:rPr>
-                <m:t>n</m:t>
-              </m:r>
-              <m:r>
-                <w:rPr>
-                  <w:rFonts w:ascii="Cambria Math" w:eastAsiaTheme="minorEastAsia" w:hAnsi="Cambria Math"/>
-                </w:rPr>
-                <m:t xml:space="preserve"> </m:t>
-              </m:r>
-            </m:sub>
-          </m:sSub>
-          <m:sSub>
-            <m:sSubPr>
-              <m:ctrlPr>
-                <w:rPr>
-                  <w:rFonts w:ascii="Cambria Math" w:eastAsiaTheme="minorEastAsia" w:hAnsi="Cambria Math"/>
-                  <w:i/>
-                </w:rPr>
-              </m:ctrlPr>
-            </m:sSubPr>
-            <m:e>
-              <m:r>
-                <w:rPr>
-                  <w:rFonts w:ascii="Cambria Math" w:eastAsiaTheme="minorEastAsia" w:hAnsi="Cambria Math"/>
-                </w:rPr>
-                <m:t>x</m:t>
-              </m:r>
-            </m:e>
-            <m:sub>
-              <m:r>
-                <w:rPr>
-                  <w:rFonts w:ascii="Cambria Math" w:eastAsiaTheme="minorEastAsia" w:hAnsi="Cambria Math"/>
-                </w:rPr>
-                <m:t>n</m:t>
-              </m:r>
-            </m:sub>
-          </m:sSub>
-        </m:oMath>
-      </m:oMathPara>
+      <w:r>
+        <w:t xml:space="preserve"> </w:t>
+      </w:r>
+      <w:r>
+        <w:t>A link function li</w:t>
+      </w:r>
+      <w:r>
+        <w:t>nk</w:t>
+      </w:r>
+      <w:r>
+        <w:t>s the predicted mean of the response variable</w:t>
+      </w:r>
+      <w:r>
+        <w:t xml:space="preserve"> </w:t>
+      </w:r>
+      <m:oMath>
+        <m:r>
+          <w:rPr>
+            <w:rFonts w:ascii="Cambria Math" w:hAnsi="Cambria Math"/>
+          </w:rPr>
+          <m:t>μ</m:t>
+        </m:r>
+      </m:oMath>
+      <w:r>
+        <w:t xml:space="preserve"> to the linear predictor</w:t>
+      </w:r>
+      <w:r>
+        <w:t xml:space="preserve"> </w:t>
+      </w:r>
+      <m:oMath>
+        <m:r>
+          <w:rPr>
+            <w:rFonts w:ascii="Cambria Math" w:hAnsi="Cambria Math"/>
+          </w:rPr>
+          <m:t>η</m:t>
+        </m:r>
+      </m:oMath>
+      <w:r>
+        <w:t xml:space="preserve"> in a GLM, in mathematics it expresses the predicted mean as a linear combination of predictors by the transformation below </w:t>
+      </w:r>
     </w:p>
     <w:p>
       <w:pPr>
@@ -2466,7 +5443,7 @@
                 <w:rPr>
                   <w:rFonts w:ascii="Cambria Math" w:hAnsi="Cambria Math"/>
                 </w:rPr>
-                <m:t>θ</m:t>
+                <m:t>μ</m:t>
               </m:r>
             </m:e>
           </m:d>
@@ -2476,6 +5453,251 @@
             </w:rPr>
             <m:t>=</m:t>
           </m:r>
+          <m:r>
+            <w:rPr>
+              <w:rFonts w:ascii="Cambria Math" w:hAnsi="Cambria Math"/>
+            </w:rPr>
+            <m:t>η=Xβ=</m:t>
+          </m:r>
+          <m:r>
+            <w:rPr>
+              <w:rFonts w:ascii="Cambria Math" w:hAnsi="Cambria Math"/>
+            </w:rPr>
+            <m:t xml:space="preserve"> </m:t>
+          </m:r>
+          <m:sSub>
+            <m:sSubPr>
+              <m:ctrlPr>
+                <w:rPr>
+                  <w:rFonts w:ascii="Cambria Math" w:hAnsi="Cambria Math"/>
+                  <w:i/>
+                </w:rPr>
+              </m:ctrlPr>
+            </m:sSubPr>
+            <m:e>
+              <m:r>
+                <w:rPr>
+                  <w:rFonts w:ascii="Cambria Math" w:hAnsi="Cambria Math"/>
+                </w:rPr>
+                <m:t>β</m:t>
+              </m:r>
+            </m:e>
+            <m:sub>
+              <m:r>
+                <w:rPr>
+                  <w:rFonts w:ascii="Cambria Math" w:hAnsi="Cambria Math"/>
+                </w:rPr>
+                <m:t>0</m:t>
+              </m:r>
+            </m:sub>
+          </m:sSub>
+          <m:r>
+            <w:rPr>
+              <w:rFonts w:ascii="Cambria Math" w:hAnsi="Cambria Math"/>
+            </w:rPr>
+            <m:t xml:space="preserve">+ </m:t>
+          </m:r>
+          <m:sSub>
+            <m:sSubPr>
+              <m:ctrlPr>
+                <w:rPr>
+                  <w:rFonts w:ascii="Cambria Math" w:hAnsi="Cambria Math"/>
+                  <w:i/>
+                </w:rPr>
+              </m:ctrlPr>
+            </m:sSubPr>
+            <m:e>
+              <m:r>
+                <w:rPr>
+                  <w:rFonts w:ascii="Cambria Math" w:hAnsi="Cambria Math"/>
+                </w:rPr>
+                <m:t>β</m:t>
+              </m:r>
+            </m:e>
+            <m:sub>
+              <m:r>
+                <w:rPr>
+                  <w:rFonts w:ascii="Cambria Math" w:hAnsi="Cambria Math"/>
+                </w:rPr>
+                <m:t xml:space="preserve">1 </m:t>
+              </m:r>
+            </m:sub>
+          </m:sSub>
+          <m:sSub>
+            <m:sSubPr>
+              <m:ctrlPr>
+                <w:rPr>
+                  <w:rFonts w:ascii="Cambria Math" w:hAnsi="Cambria Math"/>
+                  <w:i/>
+                </w:rPr>
+              </m:ctrlPr>
+            </m:sSubPr>
+            <m:e>
+              <m:r>
+                <w:rPr>
+                  <w:rFonts w:ascii="Cambria Math" w:hAnsi="Cambria Math"/>
+                </w:rPr>
+                <m:t>x</m:t>
+              </m:r>
+            </m:e>
+            <m:sub>
+              <m:r>
+                <w:rPr>
+                  <w:rFonts w:ascii="Cambria Math" w:hAnsi="Cambria Math"/>
+                </w:rPr>
+                <m:t>1</m:t>
+              </m:r>
+            </m:sub>
+          </m:sSub>
+          <m:r>
+            <w:rPr>
+              <w:rFonts w:ascii="Cambria Math" w:hAnsi="Cambria Math"/>
+            </w:rPr>
+            <m:t>+</m:t>
+          </m:r>
+          <m:sSub>
+            <m:sSubPr>
+              <m:ctrlPr>
+                <w:rPr>
+                  <w:rFonts w:ascii="Cambria Math" w:hAnsi="Cambria Math"/>
+                  <w:i/>
+                </w:rPr>
+              </m:ctrlPr>
+            </m:sSubPr>
+            <m:e>
+              <m:r>
+                <w:rPr>
+                  <w:rFonts w:ascii="Cambria Math" w:hAnsi="Cambria Math"/>
+                </w:rPr>
+                <m:t>β</m:t>
+              </m:r>
+            </m:e>
+            <m:sub>
+              <m:r>
+                <w:rPr>
+                  <w:rFonts w:ascii="Cambria Math" w:hAnsi="Cambria Math"/>
+                </w:rPr>
+                <m:t xml:space="preserve">2 </m:t>
+              </m:r>
+            </m:sub>
+          </m:sSub>
+          <m:sSub>
+            <m:sSubPr>
+              <m:ctrlPr>
+                <w:rPr>
+                  <w:rFonts w:ascii="Cambria Math" w:hAnsi="Cambria Math"/>
+                  <w:i/>
+                </w:rPr>
+              </m:ctrlPr>
+            </m:sSubPr>
+            <m:e>
+              <m:r>
+                <w:rPr>
+                  <w:rFonts w:ascii="Cambria Math" w:hAnsi="Cambria Math"/>
+                </w:rPr>
+                <m:t>x</m:t>
+              </m:r>
+            </m:e>
+            <m:sub>
+              <m:r>
+                <w:rPr>
+                  <w:rFonts w:ascii="Cambria Math" w:hAnsi="Cambria Math"/>
+                </w:rPr>
+                <m:t>2</m:t>
+              </m:r>
+            </m:sub>
+          </m:sSub>
+          <m:r>
+            <w:rPr>
+              <w:rFonts w:ascii="Cambria Math" w:hAnsi="Cambria Math"/>
+            </w:rPr>
+            <m:t xml:space="preserve">+…+ </m:t>
+          </m:r>
+          <m:sSub>
+            <m:sSubPr>
+              <m:ctrlPr>
+                <w:rPr>
+                  <w:rFonts w:ascii="Cambria Math" w:hAnsi="Cambria Math"/>
+                  <w:i/>
+                </w:rPr>
+              </m:ctrlPr>
+            </m:sSubPr>
+            <m:e>
+              <m:r>
+                <w:rPr>
+                  <w:rFonts w:ascii="Cambria Math" w:hAnsi="Cambria Math"/>
+                </w:rPr>
+                <m:t>β</m:t>
+              </m:r>
+            </m:e>
+            <m:sub>
+              <m:r>
+                <w:rPr>
+                  <w:rFonts w:ascii="Cambria Math" w:hAnsi="Cambria Math"/>
+                </w:rPr>
+                <m:t xml:space="preserve">n </m:t>
+              </m:r>
+            </m:sub>
+          </m:sSub>
+          <m:sSub>
+            <m:sSubPr>
+              <m:ctrlPr>
+                <w:rPr>
+                  <w:rFonts w:ascii="Cambria Math" w:hAnsi="Cambria Math"/>
+                  <w:i/>
+                </w:rPr>
+              </m:ctrlPr>
+            </m:sSubPr>
+            <m:e>
+              <m:r>
+                <w:rPr>
+                  <w:rFonts w:ascii="Cambria Math" w:hAnsi="Cambria Math"/>
+                </w:rPr>
+                <m:t>x</m:t>
+              </m:r>
+            </m:e>
+            <m:sub>
+              <m:r>
+                <w:rPr>
+                  <w:rFonts w:ascii="Cambria Math" w:hAnsi="Cambria Math"/>
+                </w:rPr>
+                <m:t>n</m:t>
+              </m:r>
+            </m:sub>
+          </m:sSub>
+        </m:oMath>
+      </m:oMathPara>
+    </w:p>
+    <w:p>
+      <w:pPr>
+        <w:jc w:val="both"/>
+      </w:pPr>
+      <m:oMathPara>
+        <m:oMath>
+          <m:r>
+            <w:rPr>
+              <w:rFonts w:ascii="Cambria Math" w:hAnsi="Cambria Math"/>
+            </w:rPr>
+            <m:t>inversely,</m:t>
+          </m:r>
+          <m:r>
+            <w:rPr>
+              <w:rFonts w:ascii="Cambria Math" w:hAnsi="Cambria Math"/>
+            </w:rPr>
+            <m:t xml:space="preserve">  </m:t>
+          </m:r>
+          <m:r>
+            <w:rPr>
+              <w:rFonts w:ascii="Cambria Math" w:hAnsi="Cambria Math"/>
+            </w:rPr>
+            <m:t xml:space="preserve">  μ</m:t>
+          </m:r>
+          <m:r>
+            <w:rPr>
+              <w:rFonts w:ascii="Cambria Math" w:hAnsi="Cambria Math"/>
+            </w:rPr>
+            <m:t>=</m:t>
+          </m:r>
           <m:sSup>
             <m:sSupPr>
               <m:ctrlPr>
@@ -2490,7 +5712,7 @@
                 <w:rPr>
                   <w:rFonts w:ascii="Cambria Math" w:hAnsi="Cambria Math"/>
                 </w:rPr>
-                <m:t>e</m:t>
+                <m:t>g</m:t>
               </m:r>
             </m:e>
             <m:sup>
@@ -2498,54 +5720,49 @@
                 <w:rPr>
                   <w:rFonts w:ascii="Cambria Math" w:hAnsi="Cambria Math"/>
                 </w:rPr>
-                <m:t>-A(θ)</m:t>
+                <m:t>-</m:t>
+              </m:r>
+              <m:r>
+                <w:rPr>
+                  <w:rFonts w:ascii="Cambria Math" w:hAnsi="Cambria Math"/>
+                </w:rPr>
+                <m:t>1</m:t>
               </m:r>
             </m:sup>
           </m:sSup>
+          <m:r>
+            <w:rPr>
+              <w:rFonts w:ascii="Cambria Math" w:hAnsi="Cambria Math"/>
+            </w:rPr>
+            <m:t>(Xβ)</m:t>
+          </m:r>
         </m:oMath>
       </m:oMathPara>
     </w:p>
     <w:p>
       <w:pPr>
+        <w:jc w:val="both"/>
+      </w:pPr>
+      <w:r>
+        <w:t>When g is chosen such that the linear predictor equals the natural parameter of the distribution, it is called a canonical link function for that distribution. e.g., logit link for the binomial, or the log link for Poisson</w:t>
+      </w:r>
+    </w:p>
+    <w:p>
+      <w:bookmarkStart w:id="11" w:name="_Toc235179429"/>
+      <w:r>
         <w:rPr>
-          <w:rFonts w:eastAsiaTheme="minorEastAsia"/>
+          <w:rStyle w:val="Heading3Char"/>
         </w:rPr>
-      </w:pPr>
-      <m:oMath>
-        <m:r>
-          <w:rPr>
-            <w:rFonts w:ascii="Cambria Math" w:hAnsi="Cambria Math" w:cs="Sans Serif Collection"/>
-          </w:rPr>
-          <m:t>η eta</m:t>
-        </m:r>
-      </m:oMath>
-      <w:r>
-        <w:rPr>
-          <w:rFonts w:ascii="Sans Serif Collection" w:hAnsi="Sans Serif Collection" w:cs="Sans Serif Collection"/>
-        </w:rPr>
-        <w:t>:</w:t>
-      </w:r>
-      <w:r>
-        <w:rPr>
-          <w:rFonts w:ascii="Sans Serif Collection" w:hAnsi="Sans Serif Collection" w:cs="Sans Serif Collection"/>
-        </w:rPr>
-        <w:t xml:space="preserve">   </w:t>
-      </w:r>
-    </w:p>
-    <w:p>
-      <w:pPr>
-        <w:rPr>
-          <w:rFonts w:eastAsiaTheme="minorEastAsia"/>
-        </w:rPr>
-      </w:pPr>
-      <w:r>
-        <w:t>Li</w:t>
-      </w:r>
-      <w:r>
-        <w:t>near Predictor</w:t>
-      </w:r>
-      <w:r>
-        <w:t xml:space="preserve">: </w:t>
+        <w:t>Linear Predictor</w:t>
+      </w:r>
+      <w:bookmarkEnd w:id="11"/>
+    </w:p>
+    <w:p>
+      <w:r>
+        <w:t xml:space="preserve"> </w:t>
+      </w:r>
+      <w:r>
+        <w:t xml:space="preserve">Denoted </w:t>
       </w:r>
       <m:oMath>
         <m:r>
@@ -2555,98 +5772,792 @@
           <m:t>Xβ</m:t>
         </m:r>
       </m:oMath>
+      <w:r>
+        <w:t xml:space="preserve"> is the linear combination of covariates and regression coefficients that link the explanatory variables to the response distribution’s mean through the link function </w:t>
+      </w:r>
+    </w:p>
+    <w:p>
+      <w:bookmarkStart w:id="12" w:name="_Toc235179430"/>
+      <w:r>
+        <w:rPr>
+          <w:rStyle w:val="Heading3Char"/>
+        </w:rPr>
+        <w:t>Parameters</w:t>
+      </w:r>
+      <w:bookmarkEnd w:id="12"/>
+    </w:p>
+    <w:p>
+      <w:r>
+        <w:t>Qua</w:t>
+      </w:r>
+      <w:r>
+        <w:t>n</w:t>
+      </w:r>
+      <w:r>
+        <w:t xml:space="preserve">tities that characterise a probability distribution or a statistical model, and whose values determine the shape, location, or scale of that distribution. In a GLM, parameters include the regression coefficient </w:t>
+      </w:r>
+      <m:oMath>
+        <m:d>
+          <m:dPr>
+            <m:ctrlPr>
+              <w:rPr>
+                <w:rFonts w:ascii="Cambria Math" w:hAnsi="Cambria Math"/>
+                <w:i/>
+              </w:rPr>
+            </m:ctrlPr>
+          </m:dPr>
+          <m:e>
+            <m:r>
+              <w:rPr>
+                <w:rFonts w:ascii="Cambria Math" w:hAnsi="Cambria Math"/>
+              </w:rPr>
+              <m:t>β</m:t>
+            </m:r>
+          </m:e>
+        </m:d>
+      </m:oMath>
+      <w:r>
+        <w:t>,</w:t>
+      </w:r>
+      <w:r>
+        <w:t xml:space="preserve"> the dispersion parameter </w:t>
+      </w:r>
+      <m:oMath>
+        <m:r>
+          <w:rPr>
+            <w:rFonts w:ascii="Cambria Math" w:hAnsi="Cambria Math"/>
+          </w:rPr>
+          <m:t>(</m:t>
+        </m:r>
+        <m:r>
+          <w:rPr>
+            <w:rFonts w:ascii="Cambria Math" w:hAnsi="Cambria Math"/>
+          </w:rPr>
+          <m:t>φ</m:t>
+        </m:r>
+        <m:r>
+          <w:rPr>
+            <w:rFonts w:ascii="Cambria Math" w:hAnsi="Cambria Math"/>
+          </w:rPr>
+          <m:t>)</m:t>
+        </m:r>
+      </m:oMath>
+      <w:r>
+        <w:t>,</w:t>
+      </w:r>
+      <w:r>
+        <w:t xml:space="preserve"> and any other parameter implicit in the chosen distribution.</w:t>
+      </w:r>
+    </w:p>
+    <w:p>
+      <w:bookmarkStart w:id="13" w:name="_Toc235179432"/>
+      <w:r>
+        <w:rPr>
+          <w:rStyle w:val="Heading3Char"/>
+        </w:rPr>
+        <w:t>Sufficiency</w:t>
+      </w:r>
+      <w:bookmarkEnd w:id="13"/>
+    </w:p>
+    <w:p>
+      <w:r>
+        <w:t>A property of a statistic whereby it captures ill the information in a sample that is relevant to estimating a parameter, such that no other statistic calculated form the same sample provides additional information about that parameter.</w:t>
+      </w:r>
+    </w:p>
+    <w:p>
+      <w:bookmarkStart w:id="14" w:name="_Toc235179433"/>
+      <w:r>
+        <w:rPr>
+          <w:rStyle w:val="Heading3Char"/>
+        </w:rPr>
+        <w:t>Sufficient Statistic</w:t>
+      </w:r>
+      <w:bookmarkEnd w:id="14"/>
+      <w:r>
+        <w:rPr>
+          <w:rStyle w:val="Heading3Char"/>
+          <w:rFonts w:ascii="Cambria Math" w:hAnsi="Cambria Math"/>
+          <w:i/>
+        </w:rPr>
+        <w:t xml:space="preserve"> </w:t>
+      </w:r>
+      <m:oMath>
+        <m:r>
+          <w:rPr>
+            <w:rStyle w:val="Heading3Char"/>
+            <w:rFonts w:ascii="Cambria Math" w:hAnsi="Cambria Math"/>
+          </w:rPr>
+          <m:t>a</m:t>
+        </m:r>
+        <m:r>
+          <w:rPr>
+            <w:rStyle w:val="Heading3Char"/>
+            <w:rFonts w:ascii="Cambria Math" w:hAnsi="Cambria Math"/>
+          </w:rPr>
+          <m:t>(</m:t>
+        </m:r>
+        <m:r>
+          <w:rPr>
+            <w:rStyle w:val="Heading3Char"/>
+            <w:rFonts w:ascii="Cambria Math" w:hAnsi="Cambria Math"/>
+          </w:rPr>
+          <m:t>y</m:t>
+        </m:r>
+        <m:r>
+          <w:rPr>
+            <w:rStyle w:val="Heading3Char"/>
+            <w:rFonts w:ascii="Cambria Math" w:hAnsi="Cambria Math"/>
+          </w:rPr>
+          <m:t>)</m:t>
+        </m:r>
+      </m:oMath>
+    </w:p>
+    <w:p>
+      <w:r>
+        <w:t xml:space="preserve">The statistic </w:t>
+      </w:r>
+      <m:oMath>
+        <m:r>
+          <w:rPr>
+            <w:rFonts w:ascii="Cambria Math" w:hAnsi="Cambria Math"/>
+          </w:rPr>
+          <m:t>a</m:t>
+        </m:r>
+        <m:r>
+          <w:rPr>
+            <w:rFonts w:ascii="Cambria Math" w:hAnsi="Cambria Math"/>
+          </w:rPr>
+          <m:t>(y)</m:t>
+        </m:r>
+      </m:oMath>
+      <w:r>
+        <w:t xml:space="preserve"> that satisfies the property of sufficiency for a parameter. In exponential family notation, it is the function of the data that appears multiplied by the natural parameter in the exponent. </w:t>
+      </w:r>
+      <w:r>
+        <w:rPr>
+          <w:i/>
+          <w:iCs/>
+        </w:rPr>
+        <w:t xml:space="preserve">In many cases </w:t>
+      </w:r>
+      <m:oMath>
+        <m:r>
+          <w:rPr>
+            <w:rFonts w:ascii="Cambria Math" w:hAnsi="Cambria Math"/>
+          </w:rPr>
+          <m:t>a</m:t>
+        </m:r>
+        <m:d>
+          <m:dPr>
+            <m:ctrlPr>
+              <w:rPr>
+                <w:rFonts w:ascii="Cambria Math" w:hAnsi="Cambria Math"/>
+                <w:i/>
+                <w:iCs/>
+              </w:rPr>
+            </m:ctrlPr>
+          </m:dPr>
+          <m:e>
+            <m:r>
+              <w:rPr>
+                <w:rFonts w:ascii="Cambria Math" w:hAnsi="Cambria Math"/>
+              </w:rPr>
+              <m:t>y</m:t>
+            </m:r>
+          </m:e>
+        </m:d>
+        <m:r>
+          <w:rPr>
+            <w:rFonts w:ascii="Cambria Math" w:hAnsi="Cambria Math"/>
+          </w:rPr>
+          <m:t>=y</m:t>
+        </m:r>
+      </m:oMath>
+      <w:r>
+        <w:rPr>
+          <w:i/>
+          <w:iCs/>
+        </w:rPr>
+        <w:t xml:space="preserve"> and then the distribution is said to be in canonical form</w:t>
+      </w:r>
+      <w:r>
+        <w:t xml:space="preserve"> (Nowak, n.d., p.2)</w:t>
+      </w:r>
+    </w:p>
+    <w:p>
+      <w:bookmarkStart w:id="15" w:name="_Toc235179431"/>
+      <w:r>
+        <w:rPr>
+          <w:rStyle w:val="Heading3Char"/>
+        </w:rPr>
+        <w:t>Natural parameter</w:t>
+      </w:r>
+      <w:bookmarkEnd w:id="15"/>
+      <w:r>
+        <w:rPr>
+          <w:rStyle w:val="Heading3Char"/>
+        </w:rPr>
+        <w:t xml:space="preserve"> </w:t>
+      </w:r>
+      <m:oMath>
+        <m:r>
+          <w:rPr>
+            <w:rStyle w:val="Heading3Char"/>
+            <w:rFonts w:ascii="Cambria Math" w:hAnsi="Cambria Math"/>
+          </w:rPr>
+          <m:t>b(θ)</m:t>
+        </m:r>
+      </m:oMath>
+    </w:p>
+    <w:p>
+      <w:r>
+        <w:t xml:space="preserve">Also called the canonical parameter, this is the parameter </w:t>
+      </w:r>
+      <m:oMath>
+        <m:r>
+          <w:rPr>
+            <w:rFonts w:ascii="Cambria Math" w:hAnsi="Cambria Math"/>
+          </w:rPr>
+          <m:t>(θ)</m:t>
+        </m:r>
+      </m:oMath>
+      <w:r>
+        <w:t xml:space="preserve"> that appears in the exponent of a distribution written in exponential family form. It is the parameter through which the linear predictor connects to the distribution when a canonical link function is used.</w:t>
+      </w:r>
     </w:p>
     <w:p>
       <w:pPr>
         <w:rPr>
-          <w:rFonts w:eastAsiaTheme="minorEastAsia"/>
+          <w:rStyle w:val="Heading3Char"/>
         </w:rPr>
       </w:pPr>
-    </w:p>
-    <w:p>
-      <w:r>
-        <w:t>Parameters</w:t>
-      </w:r>
-      <w:r>
-        <w:t>:</w:t>
-      </w:r>
-    </w:p>
-    <w:p>
-      <w:r>
-        <w:t>Natural parameter</w:t>
-      </w:r>
-      <w:r>
-        <w:t>:</w:t>
-      </w:r>
-    </w:p>
-    <w:p>
-      <w:r>
-        <w:t>Sufficiency</w:t>
-      </w:r>
-      <w:r>
-        <w:t>:</w:t>
-      </w:r>
-    </w:p>
-    <w:p>
-      <w:r>
-        <w:t>Sufficient Statistic</w:t>
-      </w:r>
-      <w:r>
-        <w:t>:</w:t>
-      </w:r>
-    </w:p>
-    <w:p>
-      <w:r>
-        <w:t xml:space="preserve">Dispersion Parameter: </w:t>
-      </w:r>
-    </w:p>
-    <w:p>
-      <w:r>
-        <w:t>Log-partition function:</w:t>
-      </w:r>
-    </w:p>
-    <w:p>
-      <w:r>
-        <w:t>Score function:</w:t>
-      </w:r>
-    </w:p>
-    <w:p>
-      <w:r>
-        <w:t>Maximum Likelihood Estimates:</w:t>
-      </w:r>
-    </w:p>
-    <w:p>
-      <w:r>
-        <w:t>Canonical Form:</w:t>
-      </w:r>
-    </w:p>
-    <w:p>
-      <w:r>
-        <w:t>Probit:</w:t>
-      </w:r>
-    </w:p>
-    <w:p>
+      <w:bookmarkStart w:id="16" w:name="_Toc235179435"/>
       <w:r>
         <w:rPr>
-          <w:b/>
-          <w:bCs/>
-          <w:color w:val="00B0F0"/>
-          <w:sz w:val="24"/>
-          <w:szCs w:val="24"/>
+          <w:rStyle w:val="Heading3Char"/>
+        </w:rPr>
+        <w:t>Log-partition function</w:t>
+      </w:r>
+      <w:bookmarkEnd w:id="16"/>
+      <w:r>
+        <w:rPr>
+          <w:rStyle w:val="Heading3Char"/>
+        </w:rPr>
+        <w:t xml:space="preserve"> </w:t>
+      </w:r>
+      <m:oMath>
+        <m:r>
+          <w:rPr>
+            <w:rStyle w:val="Heading3Char"/>
+            <w:rFonts w:ascii="Cambria Math" w:hAnsi="Cambria Math"/>
+          </w:rPr>
+          <m:t>c(θ)</m:t>
+        </m:r>
+      </m:oMath>
+    </w:p>
+    <w:p>
+      <w:r>
+        <w:t xml:space="preserve">Also called the cumulant function or normalising function, this </w:t>
+      </w:r>
+      <w:r>
+        <w:t>ensures</w:t>
+      </w:r>
+      <w:r>
+        <w:t xml:space="preserve"> the exponential family density </w:t>
+      </w:r>
+      <w:r>
+        <w:t>integrates (</w:t>
+      </w:r>
+      <w:r>
+        <w:t xml:space="preserve">or sums) to one. Its derivative </w:t>
+      </w:r>
+      <w:r>
+        <w:t>generates</w:t>
+      </w:r>
+      <w:r>
+        <w:t xml:space="preserve"> the moments of the sufficient statistics, the first derivate gives the mean, the second derivative gives the variance.</w:t>
+      </w:r>
+    </w:p>
+    <w:p>
+      <w:pPr>
+        <w:pStyle w:val="Heading3"/>
+      </w:pPr>
+    </w:p>
+    <w:p>
+      <w:pPr>
+        <w:pStyle w:val="Heading3"/>
+      </w:pPr>
+      <w:r>
+        <w:t xml:space="preserve">BASE MEASURE </w:t>
+      </w:r>
+      <m:oMath>
+        <m:r>
+          <w:rPr>
+            <w:rFonts w:ascii="Cambria Math" w:hAnsi="Cambria Math"/>
+          </w:rPr>
+          <m:t>d</m:t>
+        </m:r>
+        <m:d>
+          <m:dPr>
+            <m:ctrlPr>
+              <w:rPr>
+                <w:rFonts w:ascii="Cambria Math" w:hAnsi="Cambria Math"/>
+                <w:i/>
+              </w:rPr>
+            </m:ctrlPr>
+          </m:dPr>
+          <m:e>
+            <m:r>
+              <w:rPr>
+                <w:rFonts w:ascii="Cambria Math" w:hAnsi="Cambria Math"/>
+              </w:rPr>
+              <m:t>y</m:t>
+            </m:r>
+          </m:e>
+        </m:d>
+      </m:oMath>
+    </w:p>
+    <w:p>
+      <w:r>
+        <w:t xml:space="preserve">In the one-parameter exponential family form, </w:t>
+      </w:r>
+      <m:oMath>
+        <m:r>
+          <w:rPr>
+            <w:rFonts w:ascii="Cambria Math" w:hAnsi="Cambria Math"/>
+          </w:rPr>
+          <m:t>d(y)</m:t>
+        </m:r>
+      </m:oMath>
+      <w:r>
+        <w:t xml:space="preserve"> is the component of the exponent that depends on y alone, independent of </w:t>
+      </w:r>
+      <m:oMath>
+        <m:r>
+          <w:rPr>
+            <w:rFonts w:ascii="Cambria Math" w:hAnsi="Cambria Math"/>
+          </w:rPr>
+          <m:t>θ</m:t>
+        </m:r>
+      </m:oMath>
+      <w:r>
+        <w:t>. It functions as a normalising term ensure the density integrates to 1.</w:t>
+      </w:r>
+    </w:p>
+    <w:p/>
+    <w:p/>
+    <w:p/>
+    <w:p/>
+    <w:p>
+      <w:bookmarkStart w:id="17" w:name="_Toc235179434"/>
+      <w:r>
+        <w:rPr>
+          <w:rStyle w:val="Heading3Char"/>
+        </w:rPr>
+        <w:t>Dispersion Parameter</w:t>
+      </w:r>
+      <w:bookmarkEnd w:id="17"/>
+    </w:p>
+    <w:p>
+      <w:r>
+        <w:t xml:space="preserve">A parameter, denoted </w:t>
+      </w:r>
+      <m:oMath>
+        <m:r>
+          <w:rPr>
+            <w:rFonts w:ascii="Cambria Math" w:hAnsi="Cambria Math"/>
+          </w:rPr>
+          <m:t>(φ)</m:t>
+        </m:r>
+      </m:oMath>
+      <w:r>
+        <w:t xml:space="preserve">, that scales the variance of the response distribution independently of its mean. It reflects the degree of </w:t>
+      </w:r>
+      <w:r>
+        <w:t>variability in the data beyond what is explained by the mean-variance relationship of the chosen distribution.</w:t>
+      </w:r>
+      <w:r>
+        <w:t xml:space="preserve"> In the one-parameter exponential family form the dispersion parameter is fixed at 1.</w:t>
+      </w:r>
+    </w:p>
+    <w:p>
+      <w:bookmarkStart w:id="18" w:name="_Toc235179436"/>
+      <w:r>
+        <w:rPr>
+          <w:rStyle w:val="Heading3Char"/>
+        </w:rPr>
+        <w:t>Score function</w:t>
+      </w:r>
+      <w:bookmarkEnd w:id="18"/>
+    </w:p>
+    <w:p>
+      <w:r>
+        <w:t>The first derivate of the log-likelihood function with respect to the parameter(s) of interest. Setting the score function equal to zero and solving yields the maximum likelihood estimate.</w:t>
+      </w:r>
+    </w:p>
+    <w:p>
+      <w:bookmarkStart w:id="19" w:name="_Toc235179437"/>
+      <w:r>
+        <w:rPr>
+          <w:rStyle w:val="Heading3Char"/>
+        </w:rPr>
+        <w:t>Maximum Likelihood Estimates</w:t>
+      </w:r>
+      <w:bookmarkEnd w:id="19"/>
+    </w:p>
+    <w:p>
+      <w:r>
+        <w:t xml:space="preserve">The parameter values that </w:t>
+      </w:r>
+      <w:r>
+        <w:t>maximise</w:t>
+      </w:r>
+      <w:r>
+        <w:t xml:space="preserve"> the likelihood function, i.e., the values that make the observed data most probable under the assumed model. In GLMs, MLEs for </w:t>
+      </w:r>
+      <m:oMath>
+        <m:r>
+          <w:rPr>
+            <w:rFonts w:ascii="Cambria Math" w:hAnsi="Cambria Math"/>
+          </w:rPr>
+          <m:t>β</m:t>
+        </m:r>
+      </m:oMath>
+      <w:r>
+        <w:t xml:space="preserve"> are typically obtained via iterative methods such as Iteratively Reweighted Least </w:t>
+      </w:r>
+      <w:r>
+        <w:t>Squares (</w:t>
+      </w:r>
+      <w:r>
+        <w:t>IRLS), since closed-form solutions rarely exist outside the Gaussian case.</w:t>
+      </w:r>
+    </w:p>
+    <w:p>
+      <w:pPr>
+        <w:rPr>
+          <w:rStyle w:val="Heading3Char"/>
+        </w:rPr>
+      </w:pPr>
+      <w:bookmarkStart w:id="20" w:name="_Toc235179438"/>
+      <w:r>
+        <w:rPr>
+          <w:rStyle w:val="Heading3Char"/>
+        </w:rPr>
+        <w:t>Canonical Form</w:t>
+      </w:r>
+      <w:bookmarkEnd w:id="20"/>
+    </w:p>
+    <w:p>
+      <w:r>
+        <w:t xml:space="preserve">A distribution is said to be in canonical form when its sufficient statistic </w:t>
+      </w:r>
+      <m:oMath>
+        <m:r>
+          <w:rPr>
+            <w:rFonts w:ascii="Cambria Math" w:hAnsi="Cambria Math"/>
+          </w:rPr>
+          <m:t>a</m:t>
+        </m:r>
+        <m:d>
+          <m:dPr>
+            <m:ctrlPr>
+              <w:rPr>
+                <w:rFonts w:ascii="Cambria Math" w:hAnsi="Cambria Math"/>
+                <w:i/>
+              </w:rPr>
+            </m:ctrlPr>
+          </m:dPr>
+          <m:e>
+            <m:r>
+              <w:rPr>
+                <w:rFonts w:ascii="Cambria Math" w:hAnsi="Cambria Math"/>
+              </w:rPr>
+              <m:t>y</m:t>
+            </m:r>
+          </m:e>
+        </m:d>
+      </m:oMath>
+      <w:r>
+        <w:t xml:space="preserve"> is equal to </w:t>
+      </w:r>
+      <m:oMath>
+        <m:r>
+          <w:rPr>
+            <w:rFonts w:ascii="Cambria Math" w:hAnsi="Cambria Math"/>
+          </w:rPr>
+          <m:t>y</m:t>
+        </m:r>
+      </m:oMath>
+      <w:r>
+        <w:t xml:space="preserve"> itself, in which case the natural parameter is also called the canonical parameter.</w:t>
+      </w:r>
+      <w:r>
+        <w:t xml:space="preserve"> </w:t>
+      </w:r>
+    </w:p>
+    <w:p>
+      <w:bookmarkStart w:id="21" w:name="_Toc235179440"/>
+      <w:r>
+        <w:rPr>
+          <w:rStyle w:val="Heading3Char"/>
         </w:rPr>
         <w:t>Logit</w:t>
       </w:r>
-      <w:r>
-        <w:t>:</w:t>
-      </w:r>
+      <w:bookmarkEnd w:id="21"/>
+      <w:r>
+        <w:t xml:space="preserve">: </w:t>
+      </w:r>
+    </w:p>
+    <w:p>
+      <w:r>
+        <w:t xml:space="preserve">The canonical </w:t>
+      </w:r>
+      <w:r>
+        <w:t xml:space="preserve">link function for the binomial distribution, defined as the log-odds: </w:t>
+      </w:r>
+      <m:oMath>
+        <m:r>
+          <w:rPr>
+            <w:rFonts w:ascii="Cambria Math" w:hAnsi="Cambria Math"/>
+          </w:rPr>
+          <m:t>g</m:t>
+        </m:r>
+        <m:d>
+          <m:dPr>
+            <m:ctrlPr>
+              <w:rPr>
+                <w:rFonts w:ascii="Cambria Math" w:hAnsi="Cambria Math"/>
+                <w:i/>
+              </w:rPr>
+            </m:ctrlPr>
+          </m:dPr>
+          <m:e>
+            <m:r>
+              <w:rPr>
+                <w:rFonts w:ascii="Cambria Math" w:hAnsi="Cambria Math"/>
+              </w:rPr>
+              <m:t>μ</m:t>
+            </m:r>
+          </m:e>
+        </m:d>
+        <m:r>
+          <w:rPr>
+            <w:rFonts w:ascii="Cambria Math" w:hAnsi="Cambria Math"/>
+          </w:rPr>
+          <m:t>=</m:t>
+        </m:r>
+        <m:func>
+          <m:funcPr>
+            <m:ctrlPr>
+              <w:rPr>
+                <w:rFonts w:ascii="Cambria Math" w:hAnsi="Cambria Math"/>
+              </w:rPr>
+            </m:ctrlPr>
+          </m:funcPr>
+          <m:fName>
+            <m:r>
+              <m:rPr>
+                <m:sty m:val="p"/>
+              </m:rPr>
+              <w:rPr>
+                <w:rFonts w:ascii="Cambria Math" w:hAnsi="Cambria Math"/>
+              </w:rPr>
+              <m:t>log</m:t>
+            </m:r>
+            <m:ctrlPr>
+              <w:rPr>
+                <w:rFonts w:ascii="Cambria Math" w:hAnsi="Cambria Math"/>
+                <w:i/>
+              </w:rPr>
+            </m:ctrlPr>
+          </m:fName>
+          <m:e>
+            <m:d>
+              <m:dPr>
+                <m:begChr m:val="["/>
+                <m:endChr m:val="]"/>
+                <m:ctrlPr>
+                  <w:rPr>
+                    <w:rFonts w:ascii="Cambria Math" w:hAnsi="Cambria Math"/>
+                    <w:i/>
+                  </w:rPr>
+                </m:ctrlPr>
+              </m:dPr>
+              <m:e>
+                <m:f>
+                  <m:fPr>
+                    <m:ctrlPr>
+                      <w:rPr>
+                        <w:rFonts w:ascii="Cambria Math" w:hAnsi="Cambria Math"/>
+                        <w:i/>
+                      </w:rPr>
+                    </m:ctrlPr>
+                  </m:fPr>
+                  <m:num>
+                    <m:r>
+                      <w:rPr>
+                        <w:rFonts w:ascii="Cambria Math" w:hAnsi="Cambria Math"/>
+                      </w:rPr>
+                      <m:t>μ</m:t>
+                    </m:r>
+                  </m:num>
+                  <m:den>
+                    <m:d>
+                      <m:dPr>
+                        <m:ctrlPr>
+                          <w:rPr>
+                            <w:rFonts w:ascii="Cambria Math" w:hAnsi="Cambria Math"/>
+                            <w:i/>
+                          </w:rPr>
+                        </m:ctrlPr>
+                      </m:dPr>
+                      <m:e>
+                        <m:r>
+                          <w:rPr>
+                            <w:rFonts w:ascii="Cambria Math" w:hAnsi="Cambria Math"/>
+                          </w:rPr>
+                          <m:t>1-μ</m:t>
+                        </m:r>
+                      </m:e>
+                    </m:d>
+                  </m:den>
+                </m:f>
+              </m:e>
+            </m:d>
+          </m:e>
+        </m:func>
+        <m:r>
+          <w:rPr>
+            <w:rFonts w:ascii="Cambria Math" w:hAnsi="Cambria Math"/>
+          </w:rPr>
+          <m:t>.</m:t>
+        </m:r>
+      </m:oMath>
+    </w:p>
+    <w:p>
+      <w:r>
+        <w:t xml:space="preserve">It maps probabilities bound between 0 and 1 onto the entire real line, making it suitable for linear modelling </w:t>
+      </w:r>
+      <m:oMath>
+        <m:r>
+          <w:rPr>
+            <w:rFonts w:ascii="Cambria Math" w:hAnsi="Cambria Math"/>
+          </w:rPr>
+          <m:t xml:space="preserve"> </m:t>
+        </m:r>
+      </m:oMath>
       <w:r>
         <w:t xml:space="preserve"> </w:t>
       </w:r>
     </w:p>
     <w:p>
-      <w:r>
-        <w:t>Nuisance Parameter:</w:t>
-      </w:r>
+      <w:bookmarkStart w:id="22" w:name="_Toc235179439"/>
+      <w:r>
+        <w:rPr>
+          <w:rStyle w:val="Heading3Char"/>
+        </w:rPr>
+        <w:t>Probit</w:t>
+      </w:r>
+      <w:bookmarkEnd w:id="22"/>
+    </w:p>
+    <w:p>
+      <w:r>
+        <w:t xml:space="preserve">A link function defined as the inverse of the standard normal cumulative distribution function, </w:t>
+      </w:r>
+      <m:oMath>
+        <m:r>
+          <w:rPr>
+            <w:rFonts w:ascii="Cambria Math" w:hAnsi="Cambria Math"/>
+          </w:rPr>
+          <m:t>g</m:t>
+        </m:r>
+        <m:d>
+          <m:dPr>
+            <m:ctrlPr>
+              <w:rPr>
+                <w:rFonts w:ascii="Cambria Math" w:hAnsi="Cambria Math"/>
+                <w:i/>
+              </w:rPr>
+            </m:ctrlPr>
+          </m:dPr>
+          <m:e>
+            <m:r>
+              <w:rPr>
+                <w:rFonts w:ascii="Cambria Math" w:hAnsi="Cambria Math"/>
+              </w:rPr>
+              <m:t>μ</m:t>
+            </m:r>
+          </m:e>
+        </m:d>
+        <m:r>
+          <w:rPr>
+            <w:rFonts w:ascii="Cambria Math" w:hAnsi="Cambria Math"/>
+          </w:rPr>
+          <m:t>=</m:t>
+        </m:r>
+        <m:sSup>
+          <m:sSupPr>
+            <m:ctrlPr>
+              <w:rPr>
+                <w:rFonts w:ascii="Cambria Math" w:hAnsi="Cambria Math"/>
+                <w:i/>
+              </w:rPr>
+            </m:ctrlPr>
+          </m:sSupPr>
+          <m:e>
+            <m:r>
+              <m:rPr>
+                <m:sty m:val="p"/>
+              </m:rPr>
+              <w:rPr>
+                <w:rFonts w:ascii="Cambria Math" w:hAnsi="Cambria Math"/>
+              </w:rPr>
+              <m:t>Φ</m:t>
+            </m:r>
+          </m:e>
+          <m:sup>
+            <m:r>
+              <w:rPr>
+                <w:rFonts w:ascii="Cambria Math" w:hAnsi="Cambria Math"/>
+              </w:rPr>
+              <m:t xml:space="preserve">-1 </m:t>
+            </m:r>
+          </m:sup>
+        </m:sSup>
+        <m:r>
+          <w:rPr>
+            <w:rFonts w:ascii="Cambria Math" w:hAnsi="Cambria Math"/>
+          </w:rPr>
+          <m:t xml:space="preserve">. </m:t>
+        </m:r>
+      </m:oMath>
+      <w:r>
+        <w:t xml:space="preserve"> It is commonly used for binary response models as an alternative to the logit link.</w:t>
+      </w:r>
+    </w:p>
+    <w:p>
+      <w:bookmarkStart w:id="23" w:name="_Toc235179441"/>
+      <w:r>
+        <w:rPr>
+          <w:rStyle w:val="Heading3Char"/>
+        </w:rPr>
+        <w:t>Nuisance Parameter</w:t>
+      </w:r>
+      <w:bookmarkEnd w:id="23"/>
+    </w:p>
+    <w:p>
+      <w:r>
+        <w:t xml:space="preserve">A parameter in statistical model that is not of primary interest but must be accounted </w:t>
+      </w:r>
+      <w:r>
+        <w:t>for (</w:t>
+      </w:r>
+      <w:r>
+        <w:t>estimated or otherwise handled) in order to correctly estimate the parameters that are of interest. In many GLMs, the dispersion parameter is treated as a nuisance parameter.</w:t>
+      </w:r>
+    </w:p>
+    <w:p>
       <w:r>
         <w:t xml:space="preserve"> </w:t>
       </w:r>
@@ -2661,12 +6572,203 @@
         <w:t xml:space="preserve"> </w:t>
       </w:r>
     </w:p>
-    <w:p>
+    <w:p/>
+    <w:p/>
+    <w:p/>
+    <w:p/>
+    <w:p/>
+    <w:p/>
+    <w:p/>
+    <w:p/>
+    <w:p/>
+    <w:p/>
+    <w:p/>
+    <w:p/>
+    <w:p/>
+    <w:p>
+      <w:pPr>
+        <w:pStyle w:val="Heading1"/>
+      </w:pPr>
+      <w:bookmarkStart w:id="24" w:name="_Toc235179442"/>
+      <w:r>
+        <w:t>PART II</w:t>
+      </w:r>
+      <w:bookmarkEnd w:id="24"/>
+    </w:p>
+    <w:p>
+      <w:pPr>
+        <w:pStyle w:val="Heading2"/>
+      </w:pPr>
+      <w:bookmarkStart w:id="25" w:name="_Toc235179443"/>
+      <w:r>
+        <w:t>DEFINITION AND PROPERTIES</w:t>
+      </w:r>
+      <w:bookmarkEnd w:id="25"/>
+    </w:p>
+    <w:p/>
+    <w:p>
+      <w:pPr>
+        <w:pStyle w:val="Heading2"/>
+      </w:pPr>
+      <w:bookmarkStart w:id="26" w:name="_Toc235179444"/>
+      <w:r>
+        <w:t>WHY THE EXPONENTIAL FAMILY MATTERS</w:t>
+      </w:r>
+      <w:bookmarkEnd w:id="26"/>
+    </w:p>
+    <w:p/>
+    <w:p>
+      <w:pPr>
+        <w:pStyle w:val="Heading2"/>
+      </w:pPr>
+      <w:bookmarkStart w:id="27" w:name="_Toc235179445"/>
+      <w:r>
+        <w:t>MEMBERS OF THE EXPONENTIAL FAMILY</w:t>
+      </w:r>
+      <w:bookmarkEnd w:id="27"/>
+    </w:p>
+    <w:p/>
+    <w:p>
+      <w:pPr>
+        <w:pStyle w:val="Heading3"/>
+      </w:pPr>
+      <w:bookmarkStart w:id="28" w:name="_Toc235179446"/>
+      <w:r>
+        <w:t>NORMAL DISTRIBUTION</w:t>
+      </w:r>
+      <w:bookmarkEnd w:id="28"/>
+    </w:p>
+    <w:p>
+      <w:pPr>
+        <w:pStyle w:val="Heading3"/>
+      </w:pPr>
+      <w:bookmarkStart w:id="29" w:name="_Toc235179447"/>
+      <w:r>
+        <w:t>BINOMIAL DISTRIBUTION</w:t>
+      </w:r>
+      <w:bookmarkEnd w:id="29"/>
+    </w:p>
+    <w:p>
+      <w:pPr>
+        <w:pStyle w:val="Heading3"/>
+      </w:pPr>
+      <w:bookmarkStart w:id="30" w:name="_Toc235179448"/>
+      <w:r>
+        <w:t>POISSON DISTRIBUTION</w:t>
+      </w:r>
+      <w:bookmarkEnd w:id="30"/>
+      <w:r>
+        <w:br/>
+      </w:r>
+    </w:p>
+    <w:p>
+      <w:pPr>
+        <w:pStyle w:val="Heading3"/>
+      </w:pPr>
+      <w:bookmarkStart w:id="31" w:name="_Toc235179449"/>
+      <w:r>
+        <w:t>G</w:t>
+      </w:r>
+      <w:r>
+        <w:t>AMMA DISTRIBUTION</w:t>
+      </w:r>
+      <w:bookmarkEnd w:id="31"/>
+    </w:p>
+    <w:p/>
+    <w:p/>
+    <w:p/>
+    <w:p/>
+    <w:p/>
+    <w:p/>
+    <w:p/>
+    <w:p/>
+    <w:p/>
+    <w:p>
+      <w:pPr>
+        <w:pStyle w:val="Heading1"/>
+      </w:pPr>
+      <w:bookmarkStart w:id="32" w:name="_Toc235179450"/>
+      <w:r>
+        <w:t>PART III: Generalised Linear Models</w:t>
+      </w:r>
+      <w:bookmarkEnd w:id="32"/>
+    </w:p>
+    <w:p>
+      <w:pPr>
+        <w:pStyle w:val="Heading2"/>
+      </w:pPr>
+      <w:bookmarkStart w:id="33" w:name="_Toc235179451"/>
+      <w:r>
+        <w:t>The Simple Linear Model</w:t>
+      </w:r>
+      <w:bookmarkEnd w:id="33"/>
+    </w:p>
+    <w:p/>
+    <w:p>
+      <w:pPr>
+        <w:pStyle w:val="Heading2"/>
+      </w:pPr>
+      <w:bookmarkStart w:id="34" w:name="_Toc235179452"/>
+      <w:r>
+        <w:t>Extensions of the linear Model</w:t>
+      </w:r>
+      <w:bookmarkEnd w:id="34"/>
+    </w:p>
+    <w:p/>
+    <w:p>
+      <w:pPr>
+        <w:pStyle w:val="Heading3"/>
+      </w:pPr>
+      <w:bookmarkStart w:id="35" w:name="_Toc235179453"/>
+      <w:r>
+        <w:t>ANOVA</w:t>
+      </w:r>
+      <w:bookmarkEnd w:id="35"/>
+    </w:p>
+    <w:p>
+      <w:pPr>
+        <w:pStyle w:val="Heading3"/>
+      </w:pPr>
+      <w:bookmarkStart w:id="36" w:name="_Toc235179454"/>
+      <w:r>
+        <w:t>ANCOVA</w:t>
+      </w:r>
+      <w:bookmarkEnd w:id="36"/>
+    </w:p>
+    <w:p/>
+    <w:p>
+      <w:pPr>
+        <w:pStyle w:val="Heading2"/>
+      </w:pPr>
+      <w:bookmarkStart w:id="37" w:name="_Toc235179455"/>
+      <w:r>
+        <w:t>The GLM Framework</w:t>
+      </w:r>
+      <w:bookmarkEnd w:id="37"/>
+    </w:p>
+    <w:p>
+      <w:pPr>
+        <w:pStyle w:val="Heading3"/>
+      </w:pPr>
+      <w:bookmarkStart w:id="38" w:name="_Toc235179456"/>
+      <w:r>
+        <w:t>Link Functions</w:t>
+      </w:r>
+      <w:bookmarkEnd w:id="38"/>
+    </w:p>
+    <w:p>
+      <w:pPr>
+        <w:pStyle w:val="Heading3"/>
+      </w:pPr>
+      <w:bookmarkStart w:id="39" w:name="_Toc235179457"/>
+      <w:r>
+        <w:t>MODEL FITTING</w:t>
+      </w:r>
+      <w:bookmarkEnd w:id="39"/>
       <w:r>
         <w:t xml:space="preserve"> </w:t>
       </w:r>
     </w:p>
-    <w:p/>
     <w:p>
       <w:pPr>
         <w:rPr>
@@ -2674,26 +6776,16 @@
         </w:rPr>
       </w:pPr>
     </w:p>
-    <w:p>
-      <w:pPr>
-        <w:pStyle w:val="Heading3"/>
-      </w:pPr>
-    </w:p>
-    <w:p>
-      <w:pPr>
-        <w:rPr>
-          <w:rFonts w:ascii="Sans Serif Collection" w:hAnsi="Sans Serif Collection" w:cs="Sans Serif Collection"/>
-        </w:rPr>
-      </w:pPr>
-    </w:p>
     <w:p/>
     <w:p>
       <w:pPr>
         <w:pStyle w:val="Heading1"/>
       </w:pPr>
+      <w:bookmarkStart w:id="40" w:name="_Toc235179458"/>
       <w:r>
         <w:t>Bibliography</w:t>
       </w:r>
+      <w:bookmarkEnd w:id="40"/>
     </w:p>
     <w:p>
       <w:r>
@@ -2714,7 +6806,7 @@
         </w:rPr>
         <w:t xml:space="preserve">Generalised Linear Models. (Last edited 7 June 2026). In Wikipedia. </w:t>
       </w:r>
-      <w:hyperlink r:id="rId7" w:history="1">
+      <w:hyperlink r:id="rId8" w:history="1">
         <w:r>
           <w:rPr>
             <w:rStyle w:val="Hyperlink"/>
@@ -2732,7 +6824,112 @@
         <w:t xml:space="preserve"> </w:t>
       </w:r>
     </w:p>
-    <w:p/>
+    <w:p>
+      <w:pPr>
+        <w:rPr>
+          <w:i/>
+          <w:iCs/>
+        </w:rPr>
+      </w:pPr>
+      <w:r>
+        <w:rPr>
+          <w:i/>
+          <w:iCs/>
+        </w:rPr>
+        <w:t>Dobson, A. J., &amp; Barnett, A. G. (2018). An introduction to generalized linear models (4th ed.). CRC Press.</w:t>
+      </w:r>
+    </w:p>
+    <w:p>
+      <w:pPr>
+        <w:rPr>
+          <w:i/>
+          <w:iCs/>
+        </w:rPr>
+      </w:pPr>
+      <w:r>
+        <w:rPr>
+          <w:i/>
+          <w:iCs/>
+        </w:rPr>
+        <w:t>McCullagh, P., &amp; Nelder, J. A. (1989). Generalized linear models (2nd ed.). Chapman and Hall/CRC.</w:t>
+      </w:r>
+    </w:p>
+    <w:p>
+      <w:r>
+        <w:t xml:space="preserve">Agresti, A. (2015). </w:t>
+      </w:r>
+      <w:r>
+        <w:rPr>
+          <w:i/>
+          <w:iCs/>
+        </w:rPr>
+        <w:t>Foundations of linear and generalized linear models</w:t>
+      </w:r>
+      <w:r>
+        <w:t>. John Wiley &amp; Sons.</w:t>
+      </w:r>
+    </w:p>
+    <w:p>
+      <w:r>
+        <w:t xml:space="preserve">Casella, G., &amp; Berger, R. L. (2002). </w:t>
+      </w:r>
+      <w:r>
+        <w:rPr>
+          <w:i/>
+          <w:iCs/>
+        </w:rPr>
+        <w:t>Statistical inference</w:t>
+      </w:r>
+      <w:r>
+        <w:t xml:space="preserve"> (2nd ed.). Duxbury Press.</w:t>
+      </w:r>
+    </w:p>
+    <w:p>
+      <w:r>
+        <w:t xml:space="preserve">Nowak, R. (n.d.). </w:t>
+      </w:r>
+      <w:r>
+        <w:rPr>
+          <w:i/>
+          <w:iCs/>
+        </w:rPr>
+        <w:t>Note on generalized linear models</w:t>
+      </w:r>
+      <w:r>
+        <w:t xml:space="preserve"> [Lecture notes]. University of Wisconsin–Madison, Department of Electrical and Computer Engineering. </w:t>
+      </w:r>
+      <w:hyperlink r:id="rId9" w:history="1">
+        <w:r>
+          <w:rPr>
+            <w:rStyle w:val="Hyperlink"/>
+          </w:rPr>
+          <w:t>https://nowak.ece.wisc.edu/ece830/glm_notes.pdf</w:t>
+        </w:r>
+      </w:hyperlink>
+    </w:p>
+    <w:p>
+      <w:r>
+        <w:t xml:space="preserve">Taylor, J. (n.d.). </w:t>
+      </w:r>
+      <w:r>
+        <w:rPr>
+          <w:i/>
+          <w:iCs/>
+        </w:rPr>
+        <w:t>Generalized linear models</w:t>
+      </w:r>
+      <w:r>
+        <w:t xml:space="preserve"> [Lecture notes]. Stanford University, Department of Statistics. </w:t>
+      </w:r>
+      <w:hyperlink r:id="rId10" w:history="1">
+        <w:r>
+          <w:rPr>
+            <w:rStyle w:val="Hyperlink"/>
+          </w:rPr>
+          <w:t>https://web.stanford.edu/class/stats305b/notes/GLM_I.html</w:t>
+        </w:r>
+      </w:hyperlink>
+    </w:p>
     <w:sectPr>
       <w:pgSz w:w="11906" w:h="16838"/>
       <w:pgMar w:top="1440" w:right="1440" w:bottom="1440" w:left="1440" w:header="708" w:footer="708" w:gutter="0"/>
@@ -2800,17 +6997,13 @@
   <w:docDefaults>
     <w:rPrDefault>
       <w:rPr>
-        <w:rFonts w:asciiTheme="minorHAnsi" w:eastAsiaTheme="minorHAnsi" w:hAnsiTheme="minorHAnsi" w:cstheme="minorBidi"/>
-        <w:kern w:val="2"/>
-        <w:sz w:val="22"/>
-        <w:szCs w:val="22"/>
+        <w:rFonts w:asciiTheme="minorHAnsi" w:eastAsiaTheme="minorEastAsia" w:hAnsiTheme="minorHAnsi" w:cstheme="minorBidi"/>
         <w:lang w:val="en-ZA" w:eastAsia="en-US" w:bidi="ar-SA"/>
-        <w14:ligatures w14:val="standardContextual"/>
       </w:rPr>
     </w:rPrDefault>
     <w:pPrDefault>
       <w:pPr>
-        <w:spacing w:after="160" w:line="259" w:lineRule="auto"/>
+        <w:spacing w:before="100" w:after="200" w:line="276" w:lineRule="auto"/>
       </w:pPr>
     </w:pPrDefault>
   </w:docDefaults>
@@ -3195,6 +7388,7 @@
   <w:style w:type="paragraph" w:default="1" w:styleId="Normal">
     <w:name w:val="Normal"/>
     <w:qFormat/>
+    <w:rsid w:val="00157FD8"/>
   </w:style>
   <w:style w:type="paragraph" w:styleId="Heading1">
     <w:name w:val="heading 1"/>
@@ -3203,18 +7397,24 @@
     <w:link w:val="Heading1Char"/>
     <w:uiPriority w:val="9"/>
     <w:qFormat/>
-    <w:rsid w:val="00545314"/>
+    <w:rsid w:val="00157FD8"/>
     <w:pPr>
-      <w:keepNext/>
-      <w:keepLines/>
-      <w:spacing w:before="360" w:after="80"/>
+      <w:pBdr>
+        <w:top w:val="single" w:sz="24" w:space="0" w:color="156082" w:themeColor="accent1"/>
+        <w:left w:val="single" w:sz="24" w:space="0" w:color="156082" w:themeColor="accent1"/>
+        <w:bottom w:val="single" w:sz="24" w:space="0" w:color="156082" w:themeColor="accent1"/>
+        <w:right w:val="single" w:sz="24" w:space="0" w:color="156082" w:themeColor="accent1"/>
+      </w:pBdr>
+      <w:shd w:val="clear" w:color="auto" w:fill="156082" w:themeFill="accent1"/>
+      <w:spacing w:after="0"/>
       <w:outlineLvl w:val="0"/>
     </w:pPr>
     <w:rPr>
-      <w:rFonts w:asciiTheme="majorHAnsi" w:eastAsiaTheme="majorEastAsia" w:hAnsiTheme="majorHAnsi" w:cstheme="majorBidi"/>
-      <w:color w:val="0F4761" w:themeColor="accent1" w:themeShade="BF"/>
-      <w:sz w:val="40"/>
-      <w:szCs w:val="40"/>
+      <w:caps/>
+      <w:color w:val="FFFFFF" w:themeColor="background1"/>
+      <w:spacing w:val="15"/>
+      <w:sz w:val="22"/>
+      <w:szCs w:val="22"/>
     </w:rPr>
   </w:style>
   <w:style w:type="paragraph" w:styleId="Heading2">
@@ -3225,18 +7425,21 @@
     <w:uiPriority w:val="9"/>
     <w:unhideWhenUsed/>
     <w:qFormat/>
-    <w:rsid w:val="00545314"/>
+    <w:rsid w:val="00157FD8"/>
     <w:pPr>
-      <w:keepNext/>
-      <w:keepLines/>
-      <w:spacing w:before="160" w:after="80"/>
+      <w:pBdr>
+        <w:top w:val="single" w:sz="24" w:space="0" w:color="C1E4F5" w:themeColor="accent1" w:themeTint="33"/>
+        <w:left w:val="single" w:sz="24" w:space="0" w:color="C1E4F5" w:themeColor="accent1" w:themeTint="33"/>
+        <w:bottom w:val="single" w:sz="24" w:space="0" w:color="C1E4F5" w:themeColor="accent1" w:themeTint="33"/>
+        <w:right w:val="single" w:sz="24" w:space="0" w:color="C1E4F5" w:themeColor="accent1" w:themeTint="33"/>
+      </w:pBdr>
+      <w:shd w:val="clear" w:color="auto" w:fill="C1E4F5" w:themeFill="accent1" w:themeFillTint="33"/>
+      <w:spacing w:after="0"/>
       <w:outlineLvl w:val="1"/>
     </w:pPr>
     <w:rPr>
-      <w:rFonts w:asciiTheme="majorHAnsi" w:eastAsiaTheme="majorEastAsia" w:hAnsiTheme="majorHAnsi" w:cstheme="majorBidi"/>
-      <w:color w:val="0F4761" w:themeColor="accent1" w:themeShade="BF"/>
-      <w:sz w:val="32"/>
-      <w:szCs w:val="32"/>
+      <w:caps/>
+      <w:spacing w:val="15"/>
     </w:rPr>
   </w:style>
   <w:style w:type="paragraph" w:styleId="Heading3">
@@ -3247,18 +7450,16 @@
     <w:uiPriority w:val="9"/>
     <w:unhideWhenUsed/>
     <w:qFormat/>
-    <w:rsid w:val="00545314"/>
+    <w:rsid w:val="00373B03"/>
     <w:pPr>
-      <w:keepNext/>
-      <w:keepLines/>
-      <w:spacing w:before="160" w:after="80"/>
+      <w:spacing w:before="300" w:after="0"/>
       <w:outlineLvl w:val="2"/>
     </w:pPr>
     <w:rPr>
-      <w:rFonts w:eastAsiaTheme="majorEastAsia" w:cstheme="majorBidi"/>
-      <w:color w:val="0F4761" w:themeColor="accent1" w:themeShade="BF"/>
-      <w:sz w:val="28"/>
-      <w:szCs w:val="28"/>
+      <w:caps/>
+      <w:color w:val="0A2F40" w:themeColor="accent1" w:themeShade="7F"/>
+      <w:spacing w:val="15"/>
+      <w:u w:val="single"/>
     </w:rPr>
   </w:style>
   <w:style w:type="paragraph" w:styleId="Heading4">
@@ -3269,18 +7470,18 @@
     <w:uiPriority w:val="9"/>
     <w:unhideWhenUsed/>
     <w:qFormat/>
-    <w:rsid w:val="00545314"/>
+    <w:rsid w:val="00157FD8"/>
     <w:pPr>
-      <w:keepNext/>
-      <w:keepLines/>
-      <w:spacing w:before="80" w:after="40"/>
+      <w:pBdr>
+        <w:top w:val="dotted" w:sz="6" w:space="2" w:color="156082" w:themeColor="accent1"/>
+      </w:pBdr>
+      <w:spacing w:before="200" w:after="0"/>
       <w:outlineLvl w:val="3"/>
     </w:pPr>
     <w:rPr>
-      <w:rFonts w:eastAsiaTheme="majorEastAsia" w:cstheme="majorBidi"/>
-      <w:i/>
-      <w:iCs/>
+      <w:caps/>
       <w:color w:val="0F4761" w:themeColor="accent1" w:themeShade="BF"/>
+      <w:spacing w:val="10"/>
     </w:rPr>
   </w:style>
   <w:style w:type="paragraph" w:styleId="Heading5">
@@ -3292,16 +7493,18 @@
     <w:semiHidden/>
     <w:unhideWhenUsed/>
     <w:qFormat/>
-    <w:rsid w:val="00545314"/>
+    <w:rsid w:val="00157FD8"/>
     <w:pPr>
-      <w:keepNext/>
-      <w:keepLines/>
-      <w:spacing w:before="80" w:after="40"/>
+      <w:pBdr>
+        <w:bottom w:val="single" w:sz="6" w:space="1" w:color="156082" w:themeColor="accent1"/>
+      </w:pBdr>
+      <w:spacing w:before="200" w:after="0"/>
       <w:outlineLvl w:val="4"/>
     </w:pPr>
     <w:rPr>
-      <w:rFonts w:eastAsiaTheme="majorEastAsia" w:cstheme="majorBidi"/>
+      <w:caps/>
       <w:color w:val="0F4761" w:themeColor="accent1" w:themeShade="BF"/>
+      <w:spacing w:val="10"/>
     </w:rPr>
   </w:style>
   <w:style w:type="paragraph" w:styleId="Heading6">
@@ -3313,18 +7516,18 @@
     <w:semiHidden/>
     <w:unhideWhenUsed/>
     <w:qFormat/>
-    <w:rsid w:val="00545314"/>
+    <w:rsid w:val="00157FD8"/>
     <w:pPr>
-      <w:keepNext/>
-      <w:keepLines/>
-      <w:spacing w:before="40" w:after="0"/>
+      <w:pBdr>
+        <w:bottom w:val="dotted" w:sz="6" w:space="1" w:color="156082" w:themeColor="accent1"/>
+      </w:pBdr>
+      <w:spacing w:before="200" w:after="0"/>
       <w:outlineLvl w:val="5"/>
     </w:pPr>
     <w:rPr>
-      <w:rFonts w:eastAsiaTheme="majorEastAsia" w:cstheme="majorBidi"/>
-      <w:i/>
-      <w:iCs/>
-      <w:color w:val="595959" w:themeColor="text1" w:themeTint="A6"/>
+      <w:caps/>
+      <w:color w:val="0F4761" w:themeColor="accent1" w:themeShade="BF"/>
+      <w:spacing w:val="10"/>
     </w:rPr>
   </w:style>
   <w:style w:type="paragraph" w:styleId="Heading7">
@@ -3336,16 +7539,15 @@
     <w:semiHidden/>
     <w:unhideWhenUsed/>
     <w:qFormat/>
-    <w:rsid w:val="00545314"/>
+    <w:rsid w:val="00157FD8"/>
     <w:pPr>
-      <w:keepNext/>
-      <w:keepLines/>
-      <w:spacing w:before="40" w:after="0"/>
+      <w:spacing w:before="200" w:after="0"/>
       <w:outlineLvl w:val="6"/>
     </w:pPr>
     <w:rPr>
-      <w:rFonts w:eastAsiaTheme="majorEastAsia" w:cstheme="majorBidi"/>
-      <w:color w:val="595959" w:themeColor="text1" w:themeTint="A6"/>
+      <w:caps/>
+      <w:color w:val="0F4761" w:themeColor="accent1" w:themeShade="BF"/>
+      <w:spacing w:val="10"/>
     </w:rPr>
   </w:style>
   <w:style w:type="paragraph" w:styleId="Heading8">
@@ -3357,18 +7559,16 @@
     <w:semiHidden/>
     <w:unhideWhenUsed/>
     <w:qFormat/>
-    <w:rsid w:val="00545314"/>
+    <w:rsid w:val="00157FD8"/>
     <w:pPr>
-      <w:keepNext/>
-      <w:keepLines/>
-      <w:spacing w:after="0"/>
+      <w:spacing w:before="200" w:after="0"/>
       <w:outlineLvl w:val="7"/>
     </w:pPr>
     <w:rPr>
-      <w:rFonts w:eastAsiaTheme="majorEastAsia" w:cstheme="majorBidi"/>
-      <w:i/>
-      <w:iCs/>
-      <w:color w:val="272727" w:themeColor="text1" w:themeTint="D8"/>
+      <w:caps/>
+      <w:spacing w:val="10"/>
+      <w:sz w:val="18"/>
+      <w:szCs w:val="18"/>
     </w:rPr>
   </w:style>
   <w:style w:type="paragraph" w:styleId="Heading9">
@@ -3380,16 +7580,18 @@
     <w:semiHidden/>
     <w:unhideWhenUsed/>
     <w:qFormat/>
-    <w:rsid w:val="00545314"/>
+    <w:rsid w:val="00157FD8"/>
     <w:pPr>
-      <w:keepNext/>
-      <w:keepLines/>
-      <w:spacing w:after="0"/>
+      <w:spacing w:before="200" w:after="0"/>
       <w:outlineLvl w:val="8"/>
     </w:pPr>
     <w:rPr>
-      <w:rFonts w:eastAsiaTheme="majorEastAsia" w:cstheme="majorBidi"/>
-      <w:color w:val="272727" w:themeColor="text1" w:themeTint="D8"/>
+      <w:i/>
+      <w:iCs/>
+      <w:caps/>
+      <w:spacing w:val="10"/>
+      <w:sz w:val="18"/>
+      <w:szCs w:val="18"/>
     </w:rPr>
   </w:style>
   <w:style w:type="character" w:default="1" w:styleId="DefaultParagraphFont">
@@ -3423,12 +7625,14 @@
     <w:basedOn w:val="DefaultParagraphFont"/>
     <w:link w:val="Heading1"/>
     <w:uiPriority w:val="9"/>
-    <w:rsid w:val="00545314"/>
+    <w:rsid w:val="00157FD8"/>
     <w:rPr>
-      <w:rFonts w:asciiTheme="majorHAnsi" w:eastAsiaTheme="majorEastAsia" w:hAnsiTheme="majorHAnsi" w:cstheme="majorBidi"/>
-      <w:color w:val="0F4761" w:themeColor="accent1" w:themeShade="BF"/>
-      <w:sz w:val="40"/>
-      <w:szCs w:val="40"/>
+      <w:caps/>
+      <w:color w:val="FFFFFF" w:themeColor="background1"/>
+      <w:spacing w:val="15"/>
+      <w:sz w:val="22"/>
+      <w:szCs w:val="22"/>
+      <w:shd w:val="clear" w:color="auto" w:fill="156082" w:themeFill="accent1"/>
     </w:rPr>
   </w:style>
   <w:style w:type="character" w:customStyle="1" w:styleId="Heading2Char">
@@ -3436,12 +7640,11 @@
     <w:basedOn w:val="DefaultParagraphFont"/>
     <w:link w:val="Heading2"/>
     <w:uiPriority w:val="9"/>
-    <w:rsid w:val="00545314"/>
+    <w:rsid w:val="00157FD8"/>
     <w:rPr>
-      <w:rFonts w:asciiTheme="majorHAnsi" w:eastAsiaTheme="majorEastAsia" w:hAnsiTheme="majorHAnsi" w:cstheme="majorBidi"/>
-      <w:color w:val="0F4761" w:themeColor="accent1" w:themeShade="BF"/>
-      <w:sz w:val="32"/>
-      <w:szCs w:val="32"/>
+      <w:caps/>
+      <w:spacing w:val="15"/>
+      <w:shd w:val="clear" w:color="auto" w:fill="C1E4F5" w:themeFill="accent1" w:themeFillTint="33"/>
     </w:rPr>
   </w:style>
   <w:style w:type="character" w:customStyle="1" w:styleId="Heading3Char">
@@ -3449,12 +7652,12 @@
     <w:basedOn w:val="DefaultParagraphFont"/>
     <w:link w:val="Heading3"/>
     <w:uiPriority w:val="9"/>
-    <w:rsid w:val="00545314"/>
+    <w:rsid w:val="00373B03"/>
     <w:rPr>
-      <w:rFonts w:eastAsiaTheme="majorEastAsia" w:cstheme="majorBidi"/>
-      <w:color w:val="0F4761" w:themeColor="accent1" w:themeShade="BF"/>
-      <w:sz w:val="28"/>
-      <w:szCs w:val="28"/>
+      <w:caps/>
+      <w:color w:val="0A2F40" w:themeColor="accent1" w:themeShade="7F"/>
+      <w:spacing w:val="15"/>
+      <w:u w:val="single"/>
     </w:rPr>
   </w:style>
   <w:style w:type="character" w:customStyle="1" w:styleId="Heading4Char">
@@ -3462,12 +7665,11 @@
     <w:basedOn w:val="DefaultParagraphFont"/>
     <w:link w:val="Heading4"/>
     <w:uiPriority w:val="9"/>
-    <w:rsid w:val="00545314"/>
+    <w:rsid w:val="00157FD8"/>
     <w:rPr>
-      <w:rFonts w:eastAsiaTheme="majorEastAsia" w:cstheme="majorBidi"/>
-      <w:i/>
-      <w:iCs/>
+      <w:caps/>
       <w:color w:val="0F4761" w:themeColor="accent1" w:themeShade="BF"/>
+      <w:spacing w:val="10"/>
     </w:rPr>
   </w:style>
   <w:style w:type="character" w:customStyle="1" w:styleId="Heading5Char">
@@ -3476,10 +7678,11 @@
     <w:link w:val="Heading5"/>
     <w:uiPriority w:val="9"/>
     <w:semiHidden/>
-    <w:rsid w:val="00545314"/>
+    <w:rsid w:val="00157FD8"/>
     <w:rPr>
-      <w:rFonts w:eastAsiaTheme="majorEastAsia" w:cstheme="majorBidi"/>
+      <w:caps/>
       <w:color w:val="0F4761" w:themeColor="accent1" w:themeShade="BF"/>
+      <w:spacing w:val="10"/>
     </w:rPr>
   </w:style>
   <w:style w:type="character" w:customStyle="1" w:styleId="Heading6Char">
@@ -3488,12 +7691,11 @@
     <w:link w:val="Heading6"/>
     <w:uiPriority w:val="9"/>
     <w:semiHidden/>
-    <w:rsid w:val="00545314"/>
+    <w:rsid w:val="00157FD8"/>
     <w:rPr>
-      <w:rFonts w:eastAsiaTheme="majorEastAsia" w:cstheme="majorBidi"/>
-      <w:i/>
-      <w:iCs/>
-      <w:color w:val="595959" w:themeColor="text1" w:themeTint="A6"/>
+      <w:caps/>
+      <w:color w:val="0F4761" w:themeColor="accent1" w:themeShade="BF"/>
+      <w:spacing w:val="10"/>
     </w:rPr>
   </w:style>
   <w:style w:type="character" w:customStyle="1" w:styleId="Heading7Char">
@@ -3502,10 +7704,11 @@
     <w:link w:val="Heading7"/>
     <w:uiPriority w:val="9"/>
     <w:semiHidden/>
-    <w:rsid w:val="00545314"/>
+    <w:rsid w:val="00157FD8"/>
     <w:rPr>
-      <w:rFonts w:eastAsiaTheme="majorEastAsia" w:cstheme="majorBidi"/>
-      <w:color w:val="595959" w:themeColor="text1" w:themeTint="A6"/>
+      <w:caps/>
+      <w:color w:val="0F4761" w:themeColor="accent1" w:themeShade="BF"/>
+      <w:spacing w:val="10"/>
     </w:rPr>
   </w:style>
   <w:style w:type="character" w:customStyle="1" w:styleId="Heading8Char">
@@ -3514,12 +7717,12 @@
     <w:link w:val="Heading8"/>
     <w:uiPriority w:val="9"/>
     <w:semiHidden/>
-    <w:rsid w:val="00545314"/>
+    <w:rsid w:val="00157FD8"/>
     <w:rPr>
-      <w:rFonts w:eastAsiaTheme="majorEastAsia" w:cstheme="majorBidi"/>
-      <w:i/>
-      <w:iCs/>
-      <w:color w:val="272727" w:themeColor="text1" w:themeTint="D8"/>
+      <w:caps/>
+      <w:spacing w:val="10"/>
+      <w:sz w:val="18"/>
+      <w:szCs w:val="18"/>
     </w:rPr>
   </w:style>
   <w:style w:type="character" w:customStyle="1" w:styleId="Heading9Char">
@@ -3528,10 +7731,14 @@
     <w:link w:val="Heading9"/>
     <w:uiPriority w:val="9"/>
     <w:semiHidden/>
-    <w:rsid w:val="00545314"/>
+    <w:rsid w:val="00157FD8"/>
     <w:rPr>
-      <w:rFonts w:eastAsiaTheme="majorEastAsia" w:cstheme="majorBidi"/>
-      <w:color w:val="272727" w:themeColor="text1" w:themeTint="D8"/>
+      <w:i/>
+      <w:iCs/>
+      <w:caps/>
+      <w:spacing w:val="10"/>
+      <w:sz w:val="18"/>
+      <w:szCs w:val="18"/>
     </w:rPr>
   </w:style>
   <w:style w:type="paragraph" w:styleId="Title">
@@ -3541,17 +7748,17 @@
     <w:link w:val="TitleChar"/>
     <w:uiPriority w:val="10"/>
     <w:qFormat/>
-    <w:rsid w:val="00545314"/>
+    <w:rsid w:val="00157FD8"/>
     <w:pPr>
-      <w:spacing w:after="80" w:line="240" w:lineRule="auto"/>
-      <w:contextualSpacing/>
+      <w:spacing w:before="0" w:after="0"/>
     </w:pPr>
     <w:rPr>
       <w:rFonts w:asciiTheme="majorHAnsi" w:eastAsiaTheme="majorEastAsia" w:hAnsiTheme="majorHAnsi" w:cstheme="majorBidi"/>
-      <w:spacing w:val="-10"/>
-      <w:kern w:val="28"/>
-      <w:sz w:val="56"/>
-      <w:szCs w:val="56"/>
+      <w:caps/>
+      <w:color w:val="156082" w:themeColor="accent1"/>
+      <w:spacing w:val="10"/>
+      <w:sz w:val="52"/>
+      <w:szCs w:val="52"/>
     </w:rPr>
   </w:style>
   <w:style w:type="character" w:customStyle="1" w:styleId="TitleChar">
@@ -3559,13 +7766,14 @@
     <w:basedOn w:val="DefaultParagraphFont"/>
     <w:link w:val="Title"/>
     <w:uiPriority w:val="10"/>
-    <w:rsid w:val="00545314"/>
+    <w:rsid w:val="00157FD8"/>
     <w:rPr>
       <w:rFonts w:asciiTheme="majorHAnsi" w:eastAsiaTheme="majorEastAsia" w:hAnsiTheme="majorHAnsi" w:cstheme="majorBidi"/>
-      <w:spacing w:val="-10"/>
-      <w:kern w:val="28"/>
-      <w:sz w:val="56"/>
-      <w:szCs w:val="56"/>
+      <w:caps/>
+      <w:color w:val="156082" w:themeColor="accent1"/>
+      <w:spacing w:val="10"/>
+      <w:sz w:val="52"/>
+      <w:szCs w:val="52"/>
     </w:rPr>
   </w:style>
   <w:style w:type="paragraph" w:styleId="Subtitle">
@@ -3575,18 +7783,16 @@
     <w:link w:val="SubtitleChar"/>
     <w:uiPriority w:val="11"/>
     <w:qFormat/>
-    <w:rsid w:val="00545314"/>
+    <w:rsid w:val="00157FD8"/>
     <w:pPr>
-      <w:numPr>
-        <w:ilvl w:val="1"/>
-      </w:numPr>
+      <w:spacing w:before="0" w:after="500" w:line="240" w:lineRule="auto"/>
     </w:pPr>
     <w:rPr>
-      <w:rFonts w:eastAsiaTheme="majorEastAsia" w:cstheme="majorBidi"/>
+      <w:caps/>
       <w:color w:val="595959" w:themeColor="text1" w:themeTint="A6"/>
-      <w:spacing w:val="15"/>
-      <w:sz w:val="28"/>
-      <w:szCs w:val="28"/>
+      <w:spacing w:val="10"/>
+      <w:sz w:val="21"/>
+      <w:szCs w:val="21"/>
     </w:rPr>
   </w:style>
   <w:style w:type="character" w:customStyle="1" w:styleId="SubtitleChar">
@@ -3594,13 +7800,13 @@
     <w:basedOn w:val="DefaultParagraphFont"/>
     <w:link w:val="Subtitle"/>
     <w:uiPriority w:val="11"/>
-    <w:rsid w:val="00545314"/>
+    <w:rsid w:val="00157FD8"/>
     <w:rPr>
-      <w:rFonts w:eastAsiaTheme="majorEastAsia" w:cstheme="majorBidi"/>
+      <w:caps/>
       <w:color w:val="595959" w:themeColor="text1" w:themeTint="A6"/>
-      <w:spacing w:val="15"/>
-      <w:sz w:val="28"/>
-      <w:szCs w:val="28"/>
+      <w:spacing w:val="10"/>
+      <w:sz w:val="21"/>
+      <w:szCs w:val="21"/>
     </w:rPr>
   </w:style>
   <w:style w:type="paragraph" w:styleId="Quote">
@@ -3610,15 +7816,12 @@
     <w:link w:val="QuoteChar"/>
     <w:uiPriority w:val="29"/>
     <w:qFormat/>
-    <w:rsid w:val="00545314"/>
-    <w:pPr>
-      <w:spacing w:before="160"/>
-      <w:jc w:val="center"/>
-    </w:pPr>
+    <w:rsid w:val="00157FD8"/>
     <w:rPr>
       <w:i/>
       <w:iCs/>
-      <w:color w:val="404040" w:themeColor="text1" w:themeTint="BF"/>
+      <w:sz w:val="24"/>
+      <w:szCs w:val="24"/>
     </w:rPr>
   </w:style>
   <w:style w:type="character" w:customStyle="1" w:styleId="QuoteChar">
@@ -3626,11 +7829,12 @@
     <w:basedOn w:val="DefaultParagraphFont"/>
     <w:link w:val="Quote"/>
     <w:uiPriority w:val="29"/>
-    <w:rsid w:val="00545314"/>
+    <w:rsid w:val="00157FD8"/>
     <w:rPr>
       <w:i/>
       <w:iCs/>
-      <w:color w:val="404040" w:themeColor="text1" w:themeTint="BF"/>
+      <w:sz w:val="24"/>
+      <w:szCs w:val="24"/>
     </w:rPr>
   </w:style>
   <w:style w:type="paragraph" w:styleId="ListParagraph">
@@ -3646,14 +7850,15 @@
   </w:style>
   <w:style w:type="character" w:styleId="IntenseEmphasis">
     <w:name w:val="Intense Emphasis"/>
-    <w:basedOn w:val="DefaultParagraphFont"/>
     <w:uiPriority w:val="21"/>
     <w:qFormat/>
-    <w:rsid w:val="00545314"/>
+    <w:rsid w:val="00157FD8"/>
     <w:rPr>
-      <w:i/>
-      <w:iCs/>
-      <w:color w:val="0F4761" w:themeColor="accent1" w:themeShade="BF"/>
+      <w:b/>
+      <w:bCs/>
+      <w:caps/>
+      <w:color w:val="0A2F40" w:themeColor="accent1" w:themeShade="7F"/>
+      <w:spacing w:val="10"/>
     </w:rPr>
   </w:style>
   <w:style w:type="paragraph" w:styleId="IntenseQuote">
@@ -3663,20 +7868,16 @@
     <w:link w:val="IntenseQuoteChar"/>
     <w:uiPriority w:val="30"/>
     <w:qFormat/>
-    <w:rsid w:val="00545314"/>
+    <w:rsid w:val="00157FD8"/>
     <w:pPr>
-      <w:pBdr>
-        <w:top w:val="single" w:sz="4" w:space="10" w:color="0F4761" w:themeColor="accent1" w:themeShade="BF"/>
-        <w:bottom w:val="single" w:sz="4" w:space="10" w:color="0F4761" w:themeColor="accent1" w:themeShade="BF"/>
-      </w:pBdr>
-      <w:spacing w:before="360" w:after="360"/>
-      <w:ind w:left="864" w:right="864"/>
+      <w:spacing w:before="240" w:after="240" w:line="240" w:lineRule="auto"/>
+      <w:ind w:left="1080" w:right="1080"/>
       <w:jc w:val="center"/>
     </w:pPr>
     <w:rPr>
-      <w:i/>
-      <w:iCs/>
-      <w:color w:val="0F4761" w:themeColor="accent1" w:themeShade="BF"/>
+      <w:color w:val="156082" w:themeColor="accent1"/>
+      <w:sz w:val="24"/>
+      <w:szCs w:val="24"/>
     </w:rPr>
   </w:style>
   <w:style w:type="character" w:customStyle="1" w:styleId="IntenseQuoteChar">
@@ -3684,25 +7885,25 @@
     <w:basedOn w:val="DefaultParagraphFont"/>
     <w:link w:val="IntenseQuote"/>
     <w:uiPriority w:val="30"/>
-    <w:rsid w:val="00545314"/>
+    <w:rsid w:val="00157FD8"/>
     <w:rPr>
-      <w:i/>
-      <w:iCs/>
-      <w:color w:val="0F4761" w:themeColor="accent1" w:themeShade="BF"/>
+      <w:color w:val="156082" w:themeColor="accent1"/>
+      <w:sz w:val="24"/>
+      <w:szCs w:val="24"/>
     </w:rPr>
   </w:style>
   <w:style w:type="character" w:styleId="IntenseReference">
     <w:name w:val="Intense Reference"/>
-    <w:basedOn w:val="DefaultParagraphFont"/>
     <w:uiPriority w:val="32"/>
     <w:qFormat/>
-    <w:rsid w:val="00545314"/>
+    <w:rsid w:val="00157FD8"/>
     <w:rPr>
       <w:b/>
       <w:bCs/>
-      <w:smallCaps/>
-      <w:color w:val="0F4761" w:themeColor="accent1" w:themeShade="BF"/>
-      <w:spacing w:val="5"/>
+      <w:i/>
+      <w:iCs/>
+      <w:caps/>
+      <w:color w:val="156082" w:themeColor="accent1"/>
     </w:rPr>
   </w:style>
   <w:style w:type="paragraph" w:styleId="NoSpacing">
@@ -3710,16 +7911,10 @@
     <w:link w:val="NoSpacingChar"/>
     <w:uiPriority w:val="1"/>
     <w:qFormat/>
-    <w:rsid w:val="00545314"/>
+    <w:rsid w:val="00157FD8"/>
     <w:pPr>
       <w:spacing w:after="0" w:line="240" w:lineRule="auto"/>
     </w:pPr>
-    <w:rPr>
-      <w:rFonts w:eastAsiaTheme="minorEastAsia"/>
-      <w:kern w:val="0"/>
-      <w:lang w:eastAsia="en-ZA"/>
-      <w14:ligatures w14:val="none"/>
-    </w:rPr>
   </w:style>
   <w:style w:type="character" w:customStyle="1" w:styleId="NoSpacingChar">
     <w:name w:val="No Spacing Char"/>
@@ -3727,12 +7922,6 @@
     <w:link w:val="NoSpacing"/>
     <w:uiPriority w:val="1"/>
     <w:rsid w:val="00545314"/>
-    <w:rPr>
-      <w:rFonts w:eastAsiaTheme="minorEastAsia"/>
-      <w:kern w:val="0"/>
-      <w:lang w:eastAsia="en-ZA"/>
-      <w14:ligatures w14:val="none"/>
-    </w:rPr>
   </w:style>
   <w:style w:type="paragraph" w:styleId="Header">
     <w:name w:val="header"/>
@@ -3810,6 +7999,129 @@
     <w:rPr>
       <w:color w:val="666666"/>
     </w:rPr>
+  </w:style>
+  <w:style w:type="paragraph" w:styleId="Caption">
+    <w:name w:val="caption"/>
+    <w:basedOn w:val="Normal"/>
+    <w:next w:val="Normal"/>
+    <w:uiPriority w:val="35"/>
+    <w:semiHidden/>
+    <w:unhideWhenUsed/>
+    <w:qFormat/>
+    <w:rsid w:val="00157FD8"/>
+    <w:rPr>
+      <w:b/>
+      <w:bCs/>
+      <w:color w:val="0F4761" w:themeColor="accent1" w:themeShade="BF"/>
+      <w:sz w:val="16"/>
+      <w:szCs w:val="16"/>
+    </w:rPr>
+  </w:style>
+  <w:style w:type="character" w:styleId="Strong">
+    <w:name w:val="Strong"/>
+    <w:uiPriority w:val="22"/>
+    <w:qFormat/>
+    <w:rsid w:val="00157FD8"/>
+    <w:rPr>
+      <w:b/>
+      <w:bCs/>
+    </w:rPr>
+  </w:style>
+  <w:style w:type="character" w:styleId="Emphasis">
+    <w:name w:val="Emphasis"/>
+    <w:uiPriority w:val="20"/>
+    <w:qFormat/>
+    <w:rsid w:val="00157FD8"/>
+    <w:rPr>
+      <w:caps/>
+      <w:color w:val="0A2F40" w:themeColor="accent1" w:themeShade="7F"/>
+      <w:spacing w:val="5"/>
+    </w:rPr>
+  </w:style>
+  <w:style w:type="character" w:styleId="SubtleEmphasis">
+    <w:name w:val="Subtle Emphasis"/>
+    <w:uiPriority w:val="19"/>
+    <w:qFormat/>
+    <w:rsid w:val="00157FD8"/>
+    <w:rPr>
+      <w:i/>
+      <w:iCs/>
+      <w:color w:val="0A2F40" w:themeColor="accent1" w:themeShade="7F"/>
+    </w:rPr>
+  </w:style>
+  <w:style w:type="character" w:styleId="SubtleReference">
+    <w:name w:val="Subtle Reference"/>
+    <w:uiPriority w:val="31"/>
+    <w:qFormat/>
+    <w:rsid w:val="00157FD8"/>
+    <w:rPr>
+      <w:b/>
+      <w:bCs/>
+      <w:color w:val="156082" w:themeColor="accent1"/>
+    </w:rPr>
+  </w:style>
+  <w:style w:type="character" w:styleId="BookTitle">
+    <w:name w:val="Book Title"/>
+    <w:uiPriority w:val="33"/>
+    <w:qFormat/>
+    <w:rsid w:val="00157FD8"/>
+    <w:rPr>
+      <w:b/>
+      <w:bCs/>
+      <w:i/>
+      <w:iCs/>
+      <w:spacing w:val="0"/>
+    </w:rPr>
+  </w:style>
+  <w:style w:type="paragraph" w:styleId="TOCHeading">
+    <w:name w:val="TOC Heading"/>
+    <w:basedOn w:val="Heading1"/>
+    <w:next w:val="Normal"/>
+    <w:uiPriority w:val="39"/>
+    <w:unhideWhenUsed/>
+    <w:qFormat/>
+    <w:rsid w:val="00157FD8"/>
+    <w:pPr>
+      <w:outlineLvl w:val="9"/>
+    </w:pPr>
+  </w:style>
+  <w:style w:type="paragraph" w:styleId="TOC1">
+    <w:name w:val="toc 1"/>
+    <w:basedOn w:val="Normal"/>
+    <w:next w:val="Normal"/>
+    <w:autoRedefine/>
+    <w:uiPriority w:val="39"/>
+    <w:unhideWhenUsed/>
+    <w:rsid w:val="006B01E1"/>
+    <w:pPr>
+      <w:spacing w:after="100"/>
+    </w:pPr>
+  </w:style>
+  <w:style w:type="paragraph" w:styleId="TOC2">
+    <w:name w:val="toc 2"/>
+    <w:basedOn w:val="Normal"/>
+    <w:next w:val="Normal"/>
+    <w:autoRedefine/>
+    <w:uiPriority w:val="39"/>
+    <w:unhideWhenUsed/>
+    <w:rsid w:val="006B01E1"/>
+    <w:pPr>
+      <w:spacing w:after="100"/>
+      <w:ind w:left="200"/>
+    </w:pPr>
+  </w:style>
+  <w:style w:type="paragraph" w:styleId="TOC3">
+    <w:name w:val="toc 3"/>
+    <w:basedOn w:val="Normal"/>
+    <w:next w:val="Normal"/>
+    <w:autoRedefine/>
+    <w:uiPriority w:val="39"/>
+    <w:unhideWhenUsed/>
+    <w:rsid w:val="006B01E1"/>
+    <w:pPr>
+      <w:spacing w:after="100"/>
+      <w:ind w:left="400"/>
+    </w:pPr>
   </w:style>
 </w:styles>
 </file>
@@ -4120,10 +8432,22 @@
 </CoverPageProperties>
 </file>
 
+<file path=customXml/item2.xml><?xml version="1.0" encoding="utf-8"?>
+<b:Sources xmlns:b="http://schemas.openxmlformats.org/officeDocument/2006/bibliography" xmlns="http://schemas.openxmlformats.org/officeDocument/2006/bibliography" SelectedStyle="\APASixthEditionOfficeOnline.xsl" StyleName="APA" Version="6"/>
+</file>
+
 <file path=customXml/itemProps1.xml><?xml version="1.0" encoding="utf-8"?>
 <ds:datastoreItem xmlns:ds="http://schemas.openxmlformats.org/officeDocument/2006/customXml" ds:itemID="{55AF091B-3C7A-41E3-B477-F2FDAA23CFDA}">
   <ds:schemaRefs>
     <ds:schemaRef ds:uri="http://schemas.microsoft.com/office/2006/coverPageProps"/>
   </ds:schemaRefs>
 </ds:datastoreItem>
+</file>
+
+<file path=customXml/itemProps2.xml><?xml version="1.0" encoding="utf-8"?>
+<ds:datastoreItem xmlns:ds="http://schemas.openxmlformats.org/officeDocument/2006/customXml" ds:itemID="{3889CE9B-A6D1-4E86-861F-9D7C4C85A329}">
+  <ds:schemaRefs>
+    <ds:schemaRef ds:uri="http://schemas.openxmlformats.org/officeDocument/2006/bibliography"/>
+  </ds:schemaRefs>
+</ds:datastoreItem>
 </file>